--- a/downloads/workbook/ai-2-week-25.docx
+++ b/downloads/workbook/ai-2-week-25.docx
@@ -1292,6 +1292,178 @@
         <w:t>Project connection: Document the recommender’s text representation and unknown-token behavior rather than assuming every model counts words identically.</w:t>
       </w:r>
     </w:p>
+    <w:p>
+      <w:pPr>
+        <w:pStyle w:val="Heading1"/>
+      </w:pPr>
+      <w:r>
+        <w:t>19. Project portfolio milestone</w:t>
+      </w:r>
+    </w:p>
+    <w:p>
+      <w:r>
+        <w:t>Project: Transparent Book Recommender</w:t>
+      </w:r>
+    </w:p>
+    <w:p>
+      <w:r>
+        <w:t>Current milestone: Prepare the demonstration. Gather reproducible instructions, evidence, access checks and remaining limitations.</w:t>
+      </w:r>
+    </w:p>
+    <w:p>
+      <w:r>
+        <w:t>Document the recommender’s text representation and unknown-token behavior rather than assuming every model counts words identically.</w:t>
+      </w:r>
+    </w:p>
+    <w:tbl>
+      <w:tblPr>
+        <w:tblStyle w:val="LightShading-Accent1"/>
+        <w:tblW w:type="auto" w:w="0"/>
+        <w:tblLook w:firstColumn="1" w:firstRow="1" w:lastColumn="0" w:lastRow="0" w:noHBand="0" w:noVBand="1" w:val="04A0"/>
+      </w:tblPr>
+      <w:tblGrid>
+        <w:gridCol w:w="5112"/>
+        <w:gridCol w:w="5112"/>
+      </w:tblGrid>
+      <w:tr>
+        <w:trPr>
+          <w:tblHeader/>
+        </w:trPr>
+        <w:tc>
+          <w:tcPr>
+            <w:tcW w:type="dxa" w:w="5112"/>
+          </w:tcPr>
+          <w:p>
+            <w:r>
+              <w:t>Evidence to keep</w:t>
+            </w:r>
+          </w:p>
+        </w:tc>
+        <w:tc>
+          <w:tcPr>
+            <w:tcW w:type="dxa" w:w="5112"/>
+          </w:tcPr>
+          <w:p>
+            <w:r>
+              <w:t>My record</w:t>
+            </w:r>
+          </w:p>
+        </w:tc>
+      </w:tr>
+      <w:tr>
+        <w:tc>
+          <w:tcPr>
+            <w:tcW w:type="dxa" w:w="5112"/>
+          </w:tcPr>
+          <w:p>
+            <w:r>
+              <w:t>This week’s input and deciding step</w:t>
+            </w:r>
+          </w:p>
+        </w:tc>
+        <w:tc>
+          <w:tcPr>
+            <w:tcW w:type="dxa" w:w="5112"/>
+          </w:tcPr>
+          <w:p>
+            <w:r/>
+          </w:p>
+        </w:tc>
+      </w:tr>
+      <w:tr>
+        <w:tc>
+          <w:tcPr>
+            <w:tcW w:type="dxa" w:w="5112"/>
+          </w:tcPr>
+          <w:p>
+            <w:r>
+              <w:t>Prediction and actual result (or labelled paper trace)</w:t>
+            </w:r>
+          </w:p>
+        </w:tc>
+        <w:tc>
+          <w:tcPr>
+            <w:tcW w:type="dxa" w:w="5112"/>
+          </w:tcPr>
+          <w:p>
+            <w:r/>
+          </w:p>
+        </w:tc>
+      </w:tr>
+      <w:tr>
+        <w:tc>
+          <w:tcPr>
+            <w:tcW w:type="dxa" w:w="5112"/>
+          </w:tcPr>
+          <w:p>
+            <w:r>
+              <w:t>One change since the previous checkpoint and why</w:t>
+            </w:r>
+          </w:p>
+        </w:tc>
+        <w:tc>
+          <w:tcPr>
+            <w:tcW w:type="dxa" w:w="5112"/>
+          </w:tcPr>
+          <w:p>
+            <w:r/>
+          </w:p>
+        </w:tc>
+      </w:tr>
+      <w:tr>
+        <w:tc>
+          <w:tcPr>
+            <w:tcW w:type="dxa" w:w="5112"/>
+          </w:tcPr>
+          <w:p>
+            <w:r>
+              <w:t>One error or limit and the next test</w:t>
+            </w:r>
+          </w:p>
+        </w:tc>
+        <w:tc>
+          <w:tcPr>
+            <w:tcW w:type="dxa" w:w="5112"/>
+          </w:tcPr>
+          <w:p>
+            <w:r/>
+          </w:p>
+        </w:tc>
+      </w:tr>
+    </w:tbl>
+    <w:p>
+      <w:pPr>
+        <w:pStyle w:val="Heading3"/>
+      </w:pPr>
+      <w:r>
+        <w:t>Explain what this week adds to your project. Reuse last week’s record rather than starting again.</w:t>
+      </w:r>
+    </w:p>
+    <w:p>
+      <w:r>
+        <w:t>________________________________________________________________</w:t>
+      </w:r>
+    </w:p>
+    <w:p>
+      <w:r>
+        <w:t>________________________________________________________________</w:t>
+      </w:r>
+    </w:p>
+    <w:p>
+      <w:r>
+        <w:t>________________________________________________________________</w:t>
+      </w:r>
+    </w:p>
+    <w:p>
+      <w:r>
+        <w:t>________________________________________________________________</w:t>
+      </w:r>
+    </w:p>
+    <w:p>
+      <w:r>
+        <w:t>________________________________________________________________</w:t>
+      </w:r>
+    </w:p>
     <w:sectPr>
       <w:pgSz w:w="12240" w:h="15840"/>
       <w:pgMar w:top="936" w:right="1008" w:bottom="936" w:left="1008" w:header="720" w:footer="720" w:gutter="0"/>

--- a/downloads/workbook/ai-2-week-25.docx
+++ b/downloads/workbook/ai-2-week-25.docx
@@ -1464,6 +1464,240 @@
         <w:t>________________________________________________________________</w:t>
       </w:r>
     </w:p>
+    <w:p>
+      <w:pPr>
+        <w:pStyle w:val="Heading1"/>
+      </w:pPr>
+      <w:r>
+        <w:t>20. Supported practice and learning evidence</w:t>
+      </w:r>
+    </w:p>
+    <w:p>
+      <w:r>
+        <w:t>Use this supported practice once, in the browser or on paper. Keep the reserved independent assessment for a separate first attempt before teacher feedback.</w:t>
+      </w:r>
+    </w:p>
+    <w:p>
+      <w:r>
+        <w:t>A fictional tokenizer converts a short catalogue phrase into tokens.</w:t>
+      </w:r>
+    </w:p>
+    <w:p>
+      <w:pPr>
+        <w:pStyle w:val="Heading3"/>
+      </w:pPr>
+      <w:r>
+        <w:t>Practice 1: explain the deciding evidence</w:t>
+      </w:r>
+    </w:p>
+    <w:p>
+      <w:r>
+        <w:t>Which labelled step matches this detail? For books book!, the ! at position 10 has no token: stop with error.</w:t>
+      </w:r>
+    </w:p>
+    <w:p>
+      <w:r>
+        <w:t>1. Unknown character</w:t>
+      </w:r>
+    </w:p>
+    <w:p>
+      <w:r>
+        <w:t>2. Decode</w:t>
+      </w:r>
+    </w:p>
+    <w:p>
+      <w:r>
+        <w:t>3. Encode phrase</w:t>
+      </w:r>
+    </w:p>
+    <w:p>
+      <w:r>
+        <w:t>4. Read prefix</w:t>
+      </w:r>
+    </w:p>
+    <w:p>
+      <w:pPr>
+        <w:pStyle w:val="Heading3"/>
+      </w:pPr>
+      <w:r>
+        <w:t>My selected conclusion, deciding fact and explanation</w:t>
+      </w:r>
+    </w:p>
+    <w:p>
+      <w:r>
+        <w:t>________________________________________________________________</w:t>
+      </w:r>
+    </w:p>
+    <w:p>
+      <w:r>
+        <w:t>________________________________________________________________</w:t>
+      </w:r>
+    </w:p>
+    <w:p>
+      <w:r>
+        <w:t>________________________________________________________________</w:t>
+      </w:r>
+    </w:p>
+    <w:p>
+      <w:r>
+        <w:t>________________________________________________________________</w:t>
+      </w:r>
+    </w:p>
+    <w:p>
+      <w:r>
+        <w:t>________________________________________________________________</w:t>
+      </w:r>
+    </w:p>
+    <w:p>
+      <w:r>
+        <w:t>Hint if needed: Read the steps in the pictorial case. Match the supplied detail to the stage that performs or records it.</w:t>
+      </w:r>
+    </w:p>
+    <w:p>
+      <w:r>
+        <w:t>After your attempt, compare with the supported explanation: Unknown character For books book!, the ! at position 10 has no token: stop with error. A token is defined by the vocabulary and encoding rule; it need not be one word or one character. Longest matching matters where vocabulary entries overlap. Counting text tokens here does not count letters. Preserve spaces during decoding so the reconstructed text matches the original exactly.</w:t>
+      </w:r>
+    </w:p>
+    <w:p>
+      <w:pPr>
+        <w:pStyle w:val="Heading3"/>
+      </w:pPr>
+      <w:r>
+        <w:t>Practice 2: explain the deciding evidence</w:t>
+      </w:r>
+    </w:p>
+    <w:p>
+      <w:r>
+        <w:t>Changed-case practice: Use a character vocabulary covering b,o,k,s and space instead. Which conclusion is supported by the supplied facts?</w:t>
+      </w:r>
+    </w:p>
+    <w:p>
+      <w:r>
+        <w:t>1. This one example guarantees correct results for every future input.</w:t>
+      </w:r>
+    </w:p>
+    <w:p>
+      <w:r>
+        <w:t>2. We can decide the result without examining the changed input or the procedure.</w:t>
+      </w:r>
+    </w:p>
+    <w:p>
+      <w:r>
+        <w:t>3. The same phrase uses ten character tokens.</w:t>
+      </w:r>
+    </w:p>
+    <w:p>
+      <w:pPr>
+        <w:pStyle w:val="Heading3"/>
+      </w:pPr>
+      <w:r>
+        <w:t>My selected conclusion, deciding fact and explanation</w:t>
+      </w:r>
+    </w:p>
+    <w:p>
+      <w:r>
+        <w:t>________________________________________________________________</w:t>
+      </w:r>
+    </w:p>
+    <w:p>
+      <w:r>
+        <w:t>________________________________________________________________</w:t>
+      </w:r>
+    </w:p>
+    <w:p>
+      <w:r>
+        <w:t>________________________________________________________________</w:t>
+      </w:r>
+    </w:p>
+    <w:p>
+      <w:r>
+        <w:t>________________________________________________________________</w:t>
+      </w:r>
+    </w:p>
+    <w:p>
+      <w:r>
+        <w:t>________________________________________________________________</w:t>
+      </w:r>
+    </w:p>
+    <w:p>
+      <w:r>
+        <w:t>Hint if needed: Use the changed condition and the deciding step in the pictorial trace. The answer must say what follows from those facts.</w:t>
+      </w:r>
+    </w:p>
+    <w:p>
+      <w:r>
+        <w:t>After your attempt, compare with the supported explanation: The same phrase uses ten character tokens. There are five letters, one space and four letters; its decoded text remains unchanged.</w:t>
+      </w:r>
+    </w:p>
+    <w:p>
+      <w:pPr>
+        <w:pStyle w:val="Heading3"/>
+      </w:pPr>
+      <w:r>
+        <w:t>Repair a missing building block</w:t>
+      </w:r>
+    </w:p>
+    <w:p>
+      <w:r>
+        <w:t>Review Feedback Loops (ai-2/24). Goal: Implement a deterministic recommender. Short practice: What extra field would reveal why comparing raw clicks is misleading?. Return to this week and explain what you changed.</w:t>
+      </w:r>
+    </w:p>
+    <w:p>
+      <w:r>
+        <w:t>Review Nearest Neighbor Reasoning (ai-2/22). Goal: Compute absolute distances and rank training neighbours. Short practice: Why do k=1 and k=3 disagree for the original query?. Return to this week and explain what you changed.</w:t>
+      </w:r>
+    </w:p>
+    <w:p>
+      <w:r>
+        <w:t>Review Sampling and Representation (ai-2/19). Goal: Define a question and target population. Short practice: Can 80% response be reported as 80% of the whole grade responding?. Return to this week and explain what you changed.</w:t>
+      </w:r>
+    </w:p>
+    <w:p>
+      <w:pPr>
+        <w:pStyle w:val="Heading3"/>
+      </w:pPr>
+      <w:r>
+        <w:t>Keep your completed work</w:t>
+      </w:r>
+    </w:p>
+    <w:p>
+      <w:r>
+        <w:t>Use Download completed work in the hosted lesson to export your answers, reflections, practice feedback and code-run evidence. Open the HTML copy to read or print it. Drafts stay in this browser when storage is available; clear drafts on a shared device.</w:t>
+      </w:r>
+    </w:p>
+    <w:p>
+      <w:pPr>
+        <w:pStyle w:val="Heading3"/>
+      </w:pPr>
+      <w:r>
+        <w:t>What I repaired, the evidence I kept and the next test</w:t>
+      </w:r>
+    </w:p>
+    <w:p>
+      <w:r>
+        <w:t>________________________________________________________________</w:t>
+      </w:r>
+    </w:p>
+    <w:p>
+      <w:r>
+        <w:t>________________________________________________________________</w:t>
+      </w:r>
+    </w:p>
+    <w:p>
+      <w:r>
+        <w:t>________________________________________________________________</w:t>
+      </w:r>
+    </w:p>
+    <w:p>
+      <w:r>
+        <w:t>________________________________________________________________</w:t>
+      </w:r>
+    </w:p>
+    <w:p>
+      <w:r>
+        <w:t>________________________________________________________________</w:t>
+      </w:r>
+    </w:p>
     <w:sectPr>
       <w:pgSz w:w="12240" w:h="15840"/>
       <w:pgMar w:top="936" w:right="1008" w:bottom="936" w:left="1008" w:header="720" w:footer="720" w:gutter="0"/>

--- a/downloads/workbook/ai-2-week-25.docx
+++ b/downloads/workbook/ai-2-week-25.docx
@@ -30,6 +30,17 @@
     </w:p>
     <w:p>
       <w:r>
+        <w:t>Record your starting explanation for Text as Pieces before opening notes. Show any later correction separately.</w:t>
+      </w:r>
+    </w:p>
+    <w:p>
+      <w:pPr>
+        <w:spacing w:line="336" w:lineRule="auto" w:after="180"/>
+      </w:pPr>
+      <w:r>
+        <w:rPr>
+          <w:b w:val="0"/>
+        </w:rPr>
         <w:t>Try the recall before opening notes. Then use a different colour or a labelled second line to correct your explanation.</w:t>
       </w:r>
     </w:p>
@@ -42,7 +53,13 @@
       </w:r>
     </w:p>
     <w:p>
-      <w:r>
+      <w:pPr>
+        <w:spacing w:line="336" w:lineRule="auto" w:after="180"/>
+      </w:pPr>
+      <w:r>
+        <w:rPr>
+          <w:b w:val="0"/>
+        </w:rPr>
         <w:t>Without opening the old lesson, explain one key idea from Feedback Loops. Give an example and a mistake that the idea helps you avoid.</w:t>
       </w:r>
     </w:p>
@@ -78,7 +95,13 @@
       </w:r>
     </w:p>
     <w:p>
-      <w:r>
+      <w:pPr>
+        <w:spacing w:line="336" w:lineRule="auto" w:after="180"/>
+      </w:pPr>
+      <w:r>
+        <w:rPr>
+          <w:b w:val="0"/>
+        </w:rPr>
         <w:t>Without opening the old lesson, explain one key idea from Nearest Neighbor Reasoning. Give an example and a mistake that the idea helps you avoid.</w:t>
       </w:r>
     </w:p>
@@ -114,7 +137,13 @@
       </w:r>
     </w:p>
     <w:p>
-      <w:r>
+      <w:pPr>
+        <w:spacing w:line="336" w:lineRule="auto" w:after="180"/>
+      </w:pPr>
+      <w:r>
+        <w:rPr>
+          <w:b w:val="0"/>
+        </w:rPr>
         <w:t>Without opening the old lesson, explain one key idea from Sampling and Representation. Give an example and a mistake that the idea helps you avoid.</w:t>
       </w:r>
     </w:p>
@@ -151,7 +180,42 @@
     </w:p>
     <w:p>
       <w:r>
-        <w:t>Use W2: Encode and decode for Tokenisation and vocabulary. Record the answer once; the lesson and workbook refer to the same attempt.</w:t>
+        <w:t>Complete the supported Text as Pieces trace and record the first step you can explain without help.</w:t>
+      </w:r>
+    </w:p>
+    <w:p>
+      <w:pPr>
+        <w:spacing w:line="336" w:lineRule="auto" w:after="180"/>
+      </w:pPr>
+      <w:r>
+        <w:rPr>
+          <w:b w:val="0"/>
+        </w:rPr>
+        <w:t xml:space="preserve">Use W2: Encode and decode for </w:t>
+      </w:r>
+      <w:r>
+        <w:rPr>
+          <w:b/>
+        </w:rPr>
+        <w:t>Token</w:t>
+      </w:r>
+      <w:r>
+        <w:rPr>
+          <w:b w:val="0"/>
+        </w:rPr>
+        <w:t xml:space="preserve">isation and </w:t>
+      </w:r>
+      <w:r>
+        <w:rPr>
+          <w:b/>
+        </w:rPr>
+        <w:t>vocabulary</w:t>
+      </w:r>
+      <w:r>
+        <w:rPr>
+          <w:b w:val="0"/>
+        </w:rPr>
+        <w:t>. Record the answer once; the lesson and workbook refer to the same attempt.</w:t>
       </w:r>
     </w:p>
     <w:tbl>
@@ -279,7 +343,65 @@
     </w:p>
     <w:p>
       <w:r>
-        <w:t>Use the worked case for Tokenisation and vocabulary. Proposed explanation: “A token always equals a word”. Decide whether this explanation is supported. Point to the step or supplied fact that decides; explain your repair if needed.</w:t>
+        <w:t>Check the proposed Text as Pieces explanation against the supplied facts before discussing it.</w:t>
+      </w:r>
+    </w:p>
+    <w:p>
+      <w:pPr>
+        <w:spacing w:line="336" w:lineRule="auto" w:after="180"/>
+      </w:pPr>
+      <w:r>
+        <w:rPr>
+          <w:b w:val="0"/>
+        </w:rPr>
+        <w:t xml:space="preserve">Use the worked case for </w:t>
+      </w:r>
+      <w:r>
+        <w:rPr>
+          <w:b/>
+        </w:rPr>
+        <w:t>Token</w:t>
+      </w:r>
+      <w:r>
+        <w:rPr>
+          <w:b w:val="0"/>
+        </w:rPr>
+        <w:t xml:space="preserve">isation and </w:t>
+      </w:r>
+      <w:r>
+        <w:rPr>
+          <w:b/>
+        </w:rPr>
+        <w:t>vocabulary</w:t>
+      </w:r>
+      <w:r>
+        <w:rPr>
+          <w:b w:val="0"/>
+        </w:rPr>
+        <w:t xml:space="preserve">. Proposed explanation: “A </w:t>
+      </w:r>
+      <w:r>
+        <w:rPr>
+          <w:b/>
+        </w:rPr>
+        <w:t>token</w:t>
+      </w:r>
+      <w:r>
+        <w:rPr>
+          <w:b w:val="0"/>
+        </w:rPr>
+        <w:t xml:space="preserve"> always equals a word”. Decide whether this explanation is supported.</w:t>
+      </w:r>
+    </w:p>
+    <w:p>
+      <w:pPr>
+        <w:spacing w:line="336" w:lineRule="auto" w:after="180"/>
+      </w:pPr>
+      <w:r>
+        <w:rPr>
+          <w:b w:val="0"/>
+        </w:rPr>
+        <w:t>Point to the step or supplied fact that decides; explain your repair if needed.</w:t>
       </w:r>
     </w:p>
     <w:p>
@@ -319,6 +441,11 @@
       </w:r>
     </w:p>
     <w:p>
+      <w:r>
+        <w:t>Write one first attempt at the reserved independent case before feedback. Repeated copies of that case refer to the same recorded attempt.</w:t>
+      </w:r>
+    </w:p>
+    <w:p>
       <w:pPr>
         <w:pStyle w:val="Heading3"/>
       </w:pPr>
@@ -327,8 +454,38 @@
       </w:r>
     </w:p>
     <w:p>
-      <w:r>
-        <w:t>Under the original vocabulary encode sat cats, decode it and count text tokens. Then trace sat cat! and state the exact failure position using zero-based character positions.</w:t>
+      <w:pPr>
+        <w:spacing w:line="336" w:lineRule="auto" w:after="180"/>
+      </w:pPr>
+      <w:r>
+        <w:rPr>
+          <w:b w:val="0"/>
+        </w:rPr>
+        <w:t xml:space="preserve">Under the original </w:t>
+      </w:r>
+      <w:r>
+        <w:rPr>
+          <w:b/>
+        </w:rPr>
+        <w:t>vocabulary</w:t>
+      </w:r>
+      <w:r>
+        <w:rPr>
+          <w:b w:val="0"/>
+        </w:rPr>
+        <w:t xml:space="preserve"> encode sat cats, decode it and count text </w:t>
+      </w:r>
+      <w:r>
+        <w:rPr>
+          <w:b/>
+        </w:rPr>
+        <w:t>token</w:t>
+      </w:r>
+      <w:r>
+        <w:rPr>
+          <w:b w:val="0"/>
+        </w:rPr>
+        <w:t>s. Then trace sat cat! and state the exact failure position using zero-based character positions.</w:t>
       </w:r>
     </w:p>
     <w:p>
@@ -375,7 +532,13 @@
       </w:r>
     </w:p>
     <w:p>
-      <w:r>
+      <w:pPr>
+        <w:spacing w:line="336" w:lineRule="auto" w:after="180"/>
+      </w:pPr>
+      <w:r>
+        <w:rPr>
+          <w:b w:val="0"/>
+        </w:rPr>
         <w:t>Attempt this case before feedback. Record any help. Earlier examples below are further practice; a case already practised with feedback cannot establish fresh transfer.</w:t>
       </w:r>
     </w:p>
@@ -389,7 +552,54 @@
     </w:p>
     <w:p>
       <w:r>
-        <w:t>Toy tokenizer A splits 'unhelpful' into un/help/ful; B keeps it whole. Count tokens for each and explain why a three-word sentence need not use three tokens.</w:t>
+        <w:t>Connect the Text as Pieces target to a trace and a justified conclusion.</w:t>
+      </w:r>
+    </w:p>
+    <w:p>
+      <w:pPr>
+        <w:spacing w:line="336" w:lineRule="auto" w:after="180"/>
+      </w:pPr>
+      <w:r>
+        <w:rPr>
+          <w:b w:val="0"/>
+        </w:rPr>
+        <w:t xml:space="preserve">Toy </w:t>
+      </w:r>
+      <w:r>
+        <w:rPr>
+          <w:b/>
+        </w:rPr>
+        <w:t>token</w:t>
+      </w:r>
+      <w:r>
+        <w:rPr>
+          <w:b w:val="0"/>
+        </w:rPr>
+        <w:t xml:space="preserve">izer A splits 'unhelpful' into un/help/ful; B keeps it whole. Count </w:t>
+      </w:r>
+      <w:r>
+        <w:rPr>
+          <w:b/>
+        </w:rPr>
+        <w:t>token</w:t>
+      </w:r>
+      <w:r>
+        <w:rPr>
+          <w:b w:val="0"/>
+        </w:rPr>
+        <w:t xml:space="preserve">s for each and explain why a three-word sentence need not use three </w:t>
+      </w:r>
+      <w:r>
+        <w:rPr>
+          <w:b/>
+        </w:rPr>
+        <w:t>token</w:t>
+      </w:r>
+      <w:r>
+        <w:rPr>
+          <w:b w:val="0"/>
+        </w:rPr>
+        <w:t>s.</w:t>
       </w:r>
     </w:p>
     <w:p>
@@ -402,17 +612,70 @@
     </w:p>
     <w:p>
       <w:r>
-        <w:t>Toy tokenizer A splits rainbows as [rain][bow][s]; B uses [rainbows].</w:t>
-      </w:r>
-    </w:p>
-    <w:p>
-      <w:r>
-        <w:t>Count tokens and state the limit of the example.</w:t>
-      </w:r>
-    </w:p>
-    <w:p>
-      <w:r>
-        <w:t>Show your trace, calculation or evidence</w:t>
+        <w:t>Solve the supplied Text as Pieces case and show the deciding evidence.</w:t>
+      </w:r>
+    </w:p>
+    <w:p>
+      <w:pPr>
+        <w:spacing w:line="336" w:lineRule="auto" w:after="180"/>
+      </w:pPr>
+      <w:r>
+        <w:rPr>
+          <w:b w:val="0"/>
+        </w:rPr>
+        <w:t xml:space="preserve">Toy </w:t>
+      </w:r>
+      <w:r>
+        <w:rPr>
+          <w:b/>
+        </w:rPr>
+        <w:t>token</w:t>
+      </w:r>
+      <w:r>
+        <w:rPr>
+          <w:b w:val="0"/>
+        </w:rPr>
+        <w:t>izer A splits rainbows as [rain][bow][s]; B uses [rainbows].</w:t>
+      </w:r>
+    </w:p>
+    <w:p>
+      <w:pPr>
+        <w:spacing w:line="336" w:lineRule="auto" w:after="180"/>
+      </w:pPr>
+      <w:r>
+        <w:rPr>
+          <w:b w:val="0"/>
+        </w:rPr>
+        <w:t xml:space="preserve">Count </w:t>
+      </w:r>
+      <w:r>
+        <w:rPr>
+          <w:b/>
+        </w:rPr>
+        <w:t>token</w:t>
+      </w:r>
+      <w:r>
+        <w:rPr>
+          <w:b w:val="0"/>
+        </w:rPr>
+        <w:t>s and state the limit of the example.</w:t>
+      </w:r>
+    </w:p>
+    <w:p>
+      <w:pPr>
+        <w:spacing w:line="336" w:lineRule="auto" w:after="180"/>
+      </w:pPr>
+      <w:r>
+        <w:rPr>
+          <w:b w:val="0"/>
+        </w:rPr>
+        <w:t xml:space="preserve">Show your trace, calculation or </w:t>
+      </w:r>
+      <w:r>
+        <w:rPr>
+          <w:b/>
+        </w:rPr>
+        <w:t>evidence</w:t>
       </w:r>
     </w:p>
     <w:p>
@@ -458,11 +721,53 @@
     </w:p>
     <w:p>
       <w:r>
-        <w:t>A classroom tokenizer splits sunflower into sun and flower. How many pieces result? Must every real tokenizer split it the same way?</w:t>
-      </w:r>
-    </w:p>
-    <w:p>
-      <w:r>
+        <w:t>Apply the procedure to the changed case and record why the conclusion follows.</w:t>
+      </w:r>
+    </w:p>
+    <w:p>
+      <w:pPr>
+        <w:spacing w:line="336" w:lineRule="auto" w:after="180"/>
+        <w:shd w:fill="F5F1FB"/>
+      </w:pPr>
+      <w:r>
+        <w:rPr>
+          <w:b w:val="0"/>
+        </w:rPr>
+        <w:t xml:space="preserve">A classroom </w:t>
+      </w:r>
+      <w:r>
+        <w:rPr>
+          <w:b/>
+        </w:rPr>
+        <w:t>token</w:t>
+      </w:r>
+      <w:r>
+        <w:rPr>
+          <w:b w:val="0"/>
+        </w:rPr>
+        <w:t xml:space="preserve">izer splits sunflower into sun and flower. How many pieces result? Must every real </w:t>
+      </w:r>
+      <w:r>
+        <w:rPr>
+          <w:b/>
+        </w:rPr>
+        <w:t>token</w:t>
+      </w:r>
+      <w:r>
+        <w:rPr>
+          <w:b w:val="0"/>
+        </w:rPr>
+        <w:t>izer split it the same way?</w:t>
+      </w:r>
+    </w:p>
+    <w:p>
+      <w:pPr>
+        <w:spacing w:line="336" w:lineRule="auto" w:after="180"/>
+      </w:pPr>
+      <w:r>
+        <w:rPr>
+          <w:b w:val="0"/>
+        </w:rPr>
         <w:t>My independent answer and reason</w:t>
       </w:r>
     </w:p>
@@ -517,7 +822,30 @@
     </w:p>
     <w:p>
       <w:r>
-        <w:t>Create a changed input, boundary case or missing-information case. Write the expected answer or safe response before testing.</w:t>
+        <w:t>Specify a changed input, expected result and observation separately.</w:t>
+      </w:r>
+    </w:p>
+    <w:p>
+      <w:pPr>
+        <w:spacing w:line="336" w:lineRule="auto" w:after="180"/>
+      </w:pPr>
+      <w:r>
+        <w:rPr>
+          <w:b w:val="0"/>
+        </w:rPr>
+        <w:t xml:space="preserve">Create a changed </w:t>
+      </w:r>
+      <w:r>
+        <w:rPr>
+          <w:b/>
+        </w:rPr>
+        <w:t>input</w:t>
+      </w:r>
+      <w:r>
+        <w:rPr>
+          <w:b w:val="0"/>
+        </w:rPr>
+        <w:t>, boundary case or missing-information case. Write the expected answer or safe response before testing.</w:t>
       </w:r>
     </w:p>
     <w:tbl>
@@ -646,12 +974,47 @@
     </w:p>
     <w:p>
       <w:r>
-        <w:t>Tokenize book descriptions before any text-based matching, while preserving the original source text.</w:t>
-      </w:r>
-    </w:p>
-    <w:p>
-      <w:r>
-        <w:t>The project change and evidence I will keep</w:t>
+        <w:t>Justify what Text as Pieces adds to Transparent Book Recommender and keep the evidence.</w:t>
+      </w:r>
+    </w:p>
+    <w:p>
+      <w:pPr>
+        <w:spacing w:line="336" w:lineRule="auto" w:after="180"/>
+      </w:pPr>
+      <w:r>
+        <w:rPr>
+          <w:b/>
+        </w:rPr>
+        <w:t>Token</w:t>
+      </w:r>
+      <w:r>
+        <w:rPr>
+          <w:b w:val="0"/>
+        </w:rPr>
+        <w:t>ize book descriptions before any text-based matching, while preserving the original source text.</w:t>
+      </w:r>
+    </w:p>
+    <w:p>
+      <w:pPr>
+        <w:spacing w:line="336" w:lineRule="auto" w:after="180"/>
+      </w:pPr>
+      <w:r>
+        <w:rPr>
+          <w:b w:val="0"/>
+        </w:rPr>
+        <w:t xml:space="preserve">The project change and </w:t>
+      </w:r>
+      <w:r>
+        <w:rPr>
+          <w:b/>
+        </w:rPr>
+        <w:t>evidence</w:t>
+      </w:r>
+      <w:r>
+        <w:rPr>
+          <w:b w:val="0"/>
+        </w:rPr>
+        <w:t xml:space="preserve"> I will keep</w:t>
       </w:r>
     </w:p>
     <w:p>
@@ -697,11 +1060,54 @@
     </w:p>
     <w:p>
       <w:r>
-        <w:t>I can explain the mechanism. I can show evidence. I can handle a changed case. I can name a limit. Mark each as not yet, with help or independently, and attach supporting work.</w:t>
-      </w:r>
-    </w:p>
-    <w:p>
-      <w:r>
+        <w:t>Judge explanation, evidence, transfer and limits separately; attach the work behind your judgement.</w:t>
+      </w:r>
+    </w:p>
+    <w:p>
+      <w:pPr>
+        <w:pStyle w:val="ListBullet"/>
+      </w:pPr>
+      <w:r>
+        <w:t>I can explain the mechanism.</w:t>
+      </w:r>
+    </w:p>
+    <w:p>
+      <w:pPr>
+        <w:pStyle w:val="ListBullet"/>
+      </w:pPr>
+      <w:r>
+        <w:t>I can show evidence.</w:t>
+      </w:r>
+    </w:p>
+    <w:p>
+      <w:pPr>
+        <w:pStyle w:val="ListBullet"/>
+      </w:pPr>
+      <w:r>
+        <w:t>I can handle a changed case.</w:t>
+      </w:r>
+    </w:p>
+    <w:p>
+      <w:pPr>
+        <w:pStyle w:val="ListBullet"/>
+      </w:pPr>
+      <w:r>
+        <w:t>I can name a limit.</w:t>
+      </w:r>
+    </w:p>
+    <w:p>
+      <w:r>
+        <w:t>Mark each as not yet, with help or independently, and attach supporting work.</w:t>
+      </w:r>
+    </w:p>
+    <w:p>
+      <w:pPr>
+        <w:spacing w:line="336" w:lineRule="auto" w:after="180"/>
+      </w:pPr>
+      <w:r>
+        <w:rPr>
+          <w:b w:val="0"/>
+        </w:rPr>
         <w:t>Teacher review ____________________  Next step ____________________</w:t>
       </w:r>
     </w:p>
@@ -715,7 +1121,54 @@
     </w:p>
     <w:p>
       <w:r>
-        <w:t>Toy tokenizer A splits 'unhelpful' into un/help/ful; B keeps it whole. Count tokens for each and explain why a three-word sentence need not use three tokens.</w:t>
+        <w:t>Use this earlier case as transfer practice. A case already discussed with feedback is not fresh assessment evidence.</w:t>
+      </w:r>
+    </w:p>
+    <w:p>
+      <w:pPr>
+        <w:spacing w:line="336" w:lineRule="auto" w:after="180"/>
+      </w:pPr>
+      <w:r>
+        <w:rPr>
+          <w:b w:val="0"/>
+        </w:rPr>
+        <w:t xml:space="preserve">Toy </w:t>
+      </w:r>
+      <w:r>
+        <w:rPr>
+          <w:b/>
+        </w:rPr>
+        <w:t>token</w:t>
+      </w:r>
+      <w:r>
+        <w:rPr>
+          <w:b w:val="0"/>
+        </w:rPr>
+        <w:t xml:space="preserve">izer A splits 'unhelpful' into un/help/ful; B keeps it whole. Count </w:t>
+      </w:r>
+      <w:r>
+        <w:rPr>
+          <w:b/>
+        </w:rPr>
+        <w:t>token</w:t>
+      </w:r>
+      <w:r>
+        <w:rPr>
+          <w:b w:val="0"/>
+        </w:rPr>
+        <w:t xml:space="preserve">s for each and explain why a three-word sentence need not use three </w:t>
+      </w:r>
+      <w:r>
+        <w:rPr>
+          <w:b/>
+        </w:rPr>
+        <w:t>token</w:t>
+      </w:r>
+      <w:r>
+        <w:rPr>
+          <w:b w:val="0"/>
+        </w:rPr>
+        <w:t>s.</w:t>
       </w:r>
     </w:p>
     <w:p>
@@ -762,7 +1215,13 @@
       </w:r>
     </w:p>
     <w:p>
-      <w:r>
+      <w:pPr>
+        <w:spacing w:line="336" w:lineRule="auto" w:after="180"/>
+      </w:pPr>
+      <w:r>
+        <w:rPr>
+          <w:b w:val="0"/>
+        </w:rPr>
         <w:t>Record support used: none, hint or teacher explanation.</w:t>
       </w:r>
     </w:p>
@@ -776,6 +1235,17 @@
     </w:p>
     <w:p>
       <w:r>
+        <w:t>Read the contract. Apply the supplied Text as Pieces facts and keep your reasoning.</w:t>
+      </w:r>
+    </w:p>
+    <w:p>
+      <w:pPr>
+        <w:spacing w:line="336" w:lineRule="auto" w:after="180"/>
+      </w:pPr>
+      <w:r>
+        <w:rPr>
+          <w:b w:val="0"/>
+        </w:rPr>
         <w:t>Explain why sat wins over s at the start of sat and why uppercase C is unsupported.</w:t>
       </w:r>
     </w:p>
@@ -827,7 +1297,30 @@
     </w:p>
     <w:p>
       <w:r>
-        <w:t>Encode cats sat using the given vocabulary, decode it, and count with and without an appended end marker.</w:t>
+        <w:t>Encode and decode. Apply the supplied Text as Pieces facts and keep your reasoning.</w:t>
+      </w:r>
+    </w:p>
+    <w:p>
+      <w:pPr>
+        <w:spacing w:line="336" w:lineRule="auto" w:after="180"/>
+      </w:pPr>
+      <w:r>
+        <w:rPr>
+          <w:b w:val="0"/>
+        </w:rPr>
+        <w:t xml:space="preserve">Encode cats sat using the given </w:t>
+      </w:r>
+      <w:r>
+        <w:rPr>
+          <w:b/>
+        </w:rPr>
+        <w:t>vocabulary</w:t>
+      </w:r>
+      <w:r>
+        <w:rPr>
+          <w:b w:val="0"/>
+        </w:rPr>
+        <w:t>, decode it, and count with and without an appended end marker.</w:t>
       </w:r>
     </w:p>
     <w:p>
@@ -878,7 +1371,54 @@
     </w:p>
     <w:p>
       <w:r>
-        <w:t>Encode cats sat with character tokens only. Explain the difference from four text tokens in the original vocabulary.</w:t>
+        <w:t>Compare sequence lengths. Apply the supplied Text as Pieces facts and keep your reasoning.</w:t>
+      </w:r>
+    </w:p>
+    <w:p>
+      <w:pPr>
+        <w:spacing w:line="336" w:lineRule="auto" w:after="180"/>
+      </w:pPr>
+      <w:r>
+        <w:rPr>
+          <w:b w:val="0"/>
+        </w:rPr>
+        <w:t xml:space="preserve">Encode cats sat with character </w:t>
+      </w:r>
+      <w:r>
+        <w:rPr>
+          <w:b/>
+        </w:rPr>
+        <w:t>token</w:t>
+      </w:r>
+      <w:r>
+        <w:rPr>
+          <w:b w:val="0"/>
+        </w:rPr>
+        <w:t xml:space="preserve">s only. Explain the difference from four text </w:t>
+      </w:r>
+      <w:r>
+        <w:rPr>
+          <w:b/>
+        </w:rPr>
+        <w:t>token</w:t>
+      </w:r>
+      <w:r>
+        <w:rPr>
+          <w:b w:val="0"/>
+        </w:rPr>
+        <w:t xml:space="preserve">s in the original </w:t>
+      </w:r>
+      <w:r>
+        <w:rPr>
+          <w:b/>
+        </w:rPr>
+        <w:t>vocabulary</w:t>
+      </w:r>
+      <w:r>
+        <w:rPr>
+          <w:b w:val="0"/>
+        </w:rPr>
+        <w:t>.</w:t>
       </w:r>
     </w:p>
     <w:p>
@@ -929,7 +1469,42 @@
     </w:p>
     <w:p>
       <w:r>
-        <w:t>Under the original vocabulary encode sat cats, decode it and count text tokens. Then trace sat cat! and state the exact failure position using zero-based character positions.</w:t>
+        <w:t>Attempt before feedback. If this repeats the selected independent case, reuse that first attempt; otherwise keep a separate record. Trace a new input independently. Apply the supplied Text as Pieces facts and keep your reasoning.</w:t>
+      </w:r>
+    </w:p>
+    <w:p>
+      <w:pPr>
+        <w:spacing w:line="336" w:lineRule="auto" w:after="180"/>
+      </w:pPr>
+      <w:r>
+        <w:rPr>
+          <w:b w:val="0"/>
+        </w:rPr>
+        <w:t xml:space="preserve">Under the original </w:t>
+      </w:r>
+      <w:r>
+        <w:rPr>
+          <w:b/>
+        </w:rPr>
+        <w:t>vocabulary</w:t>
+      </w:r>
+      <w:r>
+        <w:rPr>
+          <w:b w:val="0"/>
+        </w:rPr>
+        <w:t xml:space="preserve"> encode sat cats, decode it and count text </w:t>
+      </w:r>
+      <w:r>
+        <w:rPr>
+          <w:b/>
+        </w:rPr>
+        <w:t>token</w:t>
+      </w:r>
+      <w:r>
+        <w:rPr>
+          <w:b w:val="0"/>
+        </w:rPr>
+        <w:t>s. Then trace sat cat! and state the exact failure position using zero-based character positions.</w:t>
       </w:r>
     </w:p>
     <w:p>
@@ -990,7 +1565,54 @@
     </w:p>
     <w:p>
       <w:r>
-        <w:t>An encoder lowercases Cat and removes punctuation before encoding, but labels its output an exact encoding of the original. Explain what must be recorded or changed.</w:t>
+        <w:t>Audit silent repair. Apply the supplied Text as Pieces facts and keep your reasoning.</w:t>
+      </w:r>
+    </w:p>
+    <w:p>
+      <w:pPr>
+        <w:spacing w:line="336" w:lineRule="auto" w:after="180"/>
+      </w:pPr>
+      <w:r>
+        <w:rPr>
+          <w:b w:val="0"/>
+        </w:rPr>
+        <w:t xml:space="preserve">An encoder lowercases Cat and removes punctuation before </w:t>
+      </w:r>
+      <w:r>
+        <w:rPr>
+          <w:b/>
+        </w:rPr>
+        <w:t>encoding</w:t>
+      </w:r>
+      <w:r>
+        <w:rPr>
+          <w:b w:val="0"/>
+        </w:rPr>
+        <w:t xml:space="preserve">, but labels its </w:t>
+      </w:r>
+      <w:r>
+        <w:rPr>
+          <w:b/>
+        </w:rPr>
+        <w:t>output</w:t>
+      </w:r>
+      <w:r>
+        <w:rPr>
+          <w:b w:val="0"/>
+        </w:rPr>
+        <w:t xml:space="preserve"> an exact </w:t>
+      </w:r>
+      <w:r>
+        <w:rPr>
+          <w:b/>
+        </w:rPr>
+        <w:t>encoding</w:t>
+      </w:r>
+      <w:r>
+        <w:rPr>
+          <w:b w:val="0"/>
+        </w:rPr>
+        <w:t xml:space="preserve"> of the original. Explain what must be recorded or changed.</w:t>
       </w:r>
     </w:p>
     <w:p>
@@ -1037,6 +1659,11 @@
       </w:pPr>
       <w:r>
         <w:t>17. Feedback, return check and learning record</w:t>
+      </w:r>
+    </w:p>
+    <w:p>
+      <w:r>
+        <w:t>Record the first repaired step and a different case to revisit after a delay.</w:t>
       </w:r>
     </w:p>
     <w:tbl>
@@ -1176,7 +1803,13 @@
       </w:tr>
     </w:tbl>
     <w:p>
-      <w:r>
+      <w:pPr>
+        <w:spacing w:line="336" w:lineRule="auto" w:after="180"/>
+      </w:pPr>
+      <w:r>
+        <w:rPr>
+          <w:b w:val="0"/>
+        </w:rPr>
         <w:t>Revisit this idea with your teacher after a delay. Familiarity is different from explaining and using it on a changed case.</w:t>
       </w:r>
     </w:p>
@@ -1190,17 +1823,82 @@
     </w:p>
     <w:p>
       <w:r>
-        <w:t>A fictional tokenizer converts a short catalogue phrase into tokens.</w:t>
-      </w:r>
-    </w:p>
-    <w:p>
-      <w:r>
-        <w:t>Vocabulary entries: book, books and the space character. At each position choose the longest matching entry; preserve the actual space.</w:t>
-      </w:r>
-    </w:p>
-    <w:p>
-      <w:r>
-        <w:t>Text is “books book”. Exclamation marks have no token; zero-based character positions are used.</w:t>
+        <w:t>A fictional tokenizer converts a short catalogue phrase into tokens. Explain the labelled step before checking the changed condition.</w:t>
+      </w:r>
+    </w:p>
+    <w:p>
+      <w:pPr>
+        <w:spacing w:line="336" w:lineRule="auto" w:after="180"/>
+      </w:pPr>
+      <w:r>
+        <w:rPr>
+          <w:b w:val="0"/>
+        </w:rPr>
+        <w:t xml:space="preserve">A fictional </w:t>
+      </w:r>
+      <w:r>
+        <w:rPr>
+          <w:b/>
+        </w:rPr>
+        <w:t>token</w:t>
+      </w:r>
+      <w:r>
+        <w:rPr>
+          <w:b w:val="0"/>
+        </w:rPr>
+        <w:t xml:space="preserve">izer converts a short catalogue phrase into </w:t>
+      </w:r>
+      <w:r>
+        <w:rPr>
+          <w:b/>
+        </w:rPr>
+        <w:t>token</w:t>
+      </w:r>
+      <w:r>
+        <w:rPr>
+          <w:b w:val="0"/>
+        </w:rPr>
+        <w:t>s.</w:t>
+      </w:r>
+    </w:p>
+    <w:p>
+      <w:pPr>
+        <w:spacing w:line="336" w:lineRule="auto" w:after="180"/>
+      </w:pPr>
+      <w:r>
+        <w:rPr>
+          <w:b/>
+        </w:rPr>
+        <w:t>Vocabulary</w:t>
+      </w:r>
+      <w:r>
+        <w:rPr>
+          <w:b w:val="0"/>
+        </w:rPr>
+        <w:t xml:space="preserve"> entries: book, books and the space character. At each position choose the longest matching entry; preserve the actual space.</w:t>
+      </w:r>
+    </w:p>
+    <w:p>
+      <w:pPr>
+        <w:spacing w:line="336" w:lineRule="auto" w:after="180"/>
+      </w:pPr>
+      <w:r>
+        <w:rPr>
+          <w:b w:val="0"/>
+        </w:rPr>
+        <w:t xml:space="preserve">Text is “books book”. Exclamation marks have no </w:t>
+      </w:r>
+      <w:r>
+        <w:rPr>
+          <w:b/>
+        </w:rPr>
+        <w:t>token</w:t>
+      </w:r>
+      <w:r>
+        <w:rPr>
+          <w:b w:val="0"/>
+        </w:rPr>
+        <w:t>; zero-based character positions are used.</w:t>
       </w:r>
     </w:p>
     <w:p>
@@ -1240,7 +1938,14 @@
       </w:r>
     </w:p>
     <w:p>
-      <w:r>
+      <w:pPr>
+        <w:spacing w:line="336" w:lineRule="auto" w:after="180"/>
+        <w:shd w:fill="F5F1FB"/>
+      </w:pPr>
+      <w:r>
+        <w:rPr>
+          <w:b w:val="0"/>
+        </w:rPr>
         <w:t>Why is the unknown ! at position 10 rather than position 9?</w:t>
       </w:r>
     </w:p>
@@ -1283,13 +1988,58 @@
       </w:r>
     </w:p>
     <w:p>
-      <w:r>
-        <w:t>Support used: alone / hint / worked example. This record is practice evidence.</w:t>
-      </w:r>
-    </w:p>
-    <w:p>
-      <w:r>
-        <w:t>Project connection: Document the recommender’s text representation and unknown-token behavior rather than assuming every model counts words identically.</w:t>
+      <w:pPr>
+        <w:pStyle w:val="Heading3"/>
+      </w:pPr>
+      <w:r>
+        <w:t>Record the help used</w:t>
+      </w:r>
+    </w:p>
+    <w:p>
+      <w:pPr>
+        <w:spacing w:line="336" w:lineRule="auto" w:after="180"/>
+        <w:shd w:fill="F1F6F8"/>
+      </w:pPr>
+      <w:r>
+        <w:rPr>
+          <w:b w:val="0"/>
+        </w:rPr>
+        <w:t xml:space="preserve">Support used: alone / hint / worked example. This record is practice </w:t>
+      </w:r>
+      <w:r>
+        <w:rPr>
+          <w:b/>
+        </w:rPr>
+        <w:t>evidence</w:t>
+      </w:r>
+      <w:r>
+        <w:rPr>
+          <w:b w:val="0"/>
+        </w:rPr>
+        <w:t>.</w:t>
+      </w:r>
+    </w:p>
+    <w:p>
+      <w:pPr>
+        <w:spacing w:line="336" w:lineRule="auto" w:after="180"/>
+      </w:pPr>
+      <w:r>
+        <w:rPr>
+          <w:b w:val="0"/>
+        </w:rPr>
+        <w:t>Project connection: Document the recommender’s text representation and unknown-</w:t>
+      </w:r>
+      <w:r>
+        <w:rPr>
+          <w:b/>
+        </w:rPr>
+        <w:t>token</w:t>
+      </w:r>
+      <w:r>
+        <w:rPr>
+          <w:b w:val="0"/>
+        </w:rPr>
+        <w:t xml:space="preserve"> behavior rather than assuming every model counts words identically.</w:t>
       </w:r>
     </w:p>
     <w:p>
@@ -1302,17 +2052,64 @@
     </w:p>
     <w:p>
       <w:r>
+        <w:t>Keep this week’s input, deciding step, result and limit together in the Transparent Book Recommender record.</w:t>
+      </w:r>
+    </w:p>
+    <w:p>
+      <w:pPr>
+        <w:spacing w:line="336" w:lineRule="auto" w:after="180"/>
+      </w:pPr>
+      <w:r>
+        <w:rPr>
+          <w:b w:val="0"/>
+        </w:rPr>
         <w:t>Project: Transparent Book Recommender</w:t>
       </w:r>
     </w:p>
     <w:p>
-      <w:r>
-        <w:t>Current milestone: Prepare the demonstration. Gather reproducible instructions, evidence, access checks and remaining limitations.</w:t>
-      </w:r>
-    </w:p>
-    <w:p>
-      <w:r>
-        <w:t>Document the recommender’s text representation and unknown-token behavior rather than assuming every model counts words identically.</w:t>
+      <w:pPr>
+        <w:spacing w:line="336" w:lineRule="auto" w:after="180"/>
+      </w:pPr>
+      <w:r>
+        <w:rPr>
+          <w:b w:val="0"/>
+        </w:rPr>
+        <w:t xml:space="preserve">Current milestone: Prepare the demonstration. Gather reproducible instructions, </w:t>
+      </w:r>
+      <w:r>
+        <w:rPr>
+          <w:b/>
+        </w:rPr>
+        <w:t>evidence</w:t>
+      </w:r>
+      <w:r>
+        <w:rPr>
+          <w:b w:val="0"/>
+        </w:rPr>
+        <w:t>, access checks and remaining limitations.</w:t>
+      </w:r>
+    </w:p>
+    <w:p>
+      <w:pPr>
+        <w:spacing w:line="336" w:lineRule="auto" w:after="180"/>
+      </w:pPr>
+      <w:r>
+        <w:rPr>
+          <w:b w:val="0"/>
+        </w:rPr>
+        <w:t>Document the recommender’s text representation and unknown-</w:t>
+      </w:r>
+      <w:r>
+        <w:rPr>
+          <w:b/>
+        </w:rPr>
+        <w:t>token</w:t>
+      </w:r>
+      <w:r>
+        <w:rPr>
+          <w:b w:val="0"/>
+        </w:rPr>
+        <w:t xml:space="preserve"> behavior rather than assuming every model counts words identically.</w:t>
       </w:r>
     </w:p>
     <w:tbl>
@@ -1474,12 +2271,53 @@
     </w:p>
     <w:p>
       <w:r>
+        <w:t>Try the supported questions before comparing with hints and feedback. Record what you repaired and the evidence you retained.</w:t>
+      </w:r>
+    </w:p>
+    <w:p>
+      <w:pPr>
+        <w:spacing w:line="336" w:lineRule="auto" w:after="180"/>
+      </w:pPr>
+      <w:r>
+        <w:rPr>
+          <w:b w:val="0"/>
+        </w:rPr>
         <w:t>Use this supported practice once, in the browser or on paper. Keep the reserved independent assessment for a separate first attempt before teacher feedback.</w:t>
       </w:r>
     </w:p>
     <w:p>
-      <w:r>
-        <w:t>A fictional tokenizer converts a short catalogue phrase into tokens.</w:t>
+      <w:pPr>
+        <w:spacing w:line="336" w:lineRule="auto" w:after="180"/>
+      </w:pPr>
+      <w:r>
+        <w:rPr>
+          <w:b w:val="0"/>
+        </w:rPr>
+        <w:t xml:space="preserve">A fictional </w:t>
+      </w:r>
+      <w:r>
+        <w:rPr>
+          <w:b/>
+        </w:rPr>
+        <w:t>token</w:t>
+      </w:r>
+      <w:r>
+        <w:rPr>
+          <w:b w:val="0"/>
+        </w:rPr>
+        <w:t xml:space="preserve">izer converts a short catalogue phrase into </w:t>
+      </w:r>
+      <w:r>
+        <w:rPr>
+          <w:b/>
+        </w:rPr>
+        <w:t>token</w:t>
+      </w:r>
+      <w:r>
+        <w:rPr>
+          <w:b w:val="0"/>
+        </w:rPr>
+        <w:t>s.</w:t>
       </w:r>
     </w:p>
     <w:p>
@@ -1491,27 +2329,73 @@
       </w:r>
     </w:p>
     <w:p>
-      <w:r>
-        <w:t>Which labelled step matches this detail? For books book!, the ! at position 10 has no token: stop with error.</w:t>
-      </w:r>
-    </w:p>
-    <w:p>
-      <w:r>
+      <w:pPr>
+        <w:spacing w:line="336" w:lineRule="auto" w:after="180"/>
+      </w:pPr>
+      <w:r>
+        <w:rPr>
+          <w:b w:val="0"/>
+        </w:rPr>
+        <w:t xml:space="preserve">Which labelled step matches this detail? For books book!, the ! at position 10 has no </w:t>
+      </w:r>
+      <w:r>
+        <w:rPr>
+          <w:b/>
+        </w:rPr>
+        <w:t>token</w:t>
+      </w:r>
+      <w:r>
+        <w:rPr>
+          <w:b w:val="0"/>
+        </w:rPr>
+        <w:t>: stop with error.</w:t>
+      </w:r>
+    </w:p>
+    <w:p>
+      <w:pPr>
+        <w:spacing w:line="336" w:lineRule="auto" w:after="180"/>
+        <w:shd w:fill="F4F9FC"/>
+      </w:pPr>
+      <w:r>
+        <w:rPr>
+          <w:b w:val="0"/>
+        </w:rPr>
         <w:t>1. Unknown character</w:t>
       </w:r>
     </w:p>
     <w:p>
-      <w:r>
+      <w:pPr>
+        <w:spacing w:line="336" w:lineRule="auto" w:after="180"/>
+        <w:shd w:fill="F4F9FC"/>
+      </w:pPr>
+      <w:r>
+        <w:rPr>
+          <w:b w:val="0"/>
+        </w:rPr>
         <w:t>2. Decode</w:t>
       </w:r>
     </w:p>
     <w:p>
-      <w:r>
+      <w:pPr>
+        <w:spacing w:line="336" w:lineRule="auto" w:after="180"/>
+        <w:shd w:fill="F4F9FC"/>
+      </w:pPr>
+      <w:r>
+        <w:rPr>
+          <w:b w:val="0"/>
+        </w:rPr>
         <w:t>3. Encode phrase</w:t>
       </w:r>
     </w:p>
     <w:p>
-      <w:r>
+      <w:pPr>
+        <w:spacing w:line="336" w:lineRule="auto" w:after="180"/>
+        <w:shd w:fill="F4F9FC"/>
+      </w:pPr>
+      <w:r>
+        <w:rPr>
+          <w:b w:val="0"/>
+        </w:rPr>
         <w:t>4. Read prefix</w:t>
       </w:r>
     </w:p>
@@ -1549,48 +2433,270 @@
       </w:r>
     </w:p>
     <w:p>
-      <w:r>
+      <w:pPr>
+        <w:pStyle w:val="Heading3"/>
+      </w:pPr>
+      <w:r>
+        <w:t>Hint · try first</w:t>
+      </w:r>
+    </w:p>
+    <w:p>
+      <w:pPr>
+        <w:spacing w:line="336" w:lineRule="auto" w:after="180"/>
+        <w:shd w:fill="F1F6F8"/>
+      </w:pPr>
+      <w:r>
+        <w:rPr>
+          <w:b w:val="0"/>
+        </w:rPr>
         <w:t>Hint if needed: Read the steps in the pictorial case. Match the supplied detail to the stage that performs or records it.</w:t>
       </w:r>
     </w:p>
     <w:p>
-      <w:r>
-        <w:t>After your attempt, compare with the supported explanation: Unknown character For books book!, the ! at position 10 has no token: stop with error. A token is defined by the vocabulary and encoding rule; it need not be one word or one character. Longest matching matters where vocabulary entries overlap. Counting text tokens here does not count letters. Preserve spaces during decoding so the reconstructed text matches the original exactly.</w:t>
-      </w:r>
-    </w:p>
-    <w:p>
       <w:pPr>
         <w:pStyle w:val="Heading3"/>
       </w:pPr>
       <w:r>
+        <w:t>Feedback · compare after trying</w:t>
+      </w:r>
+    </w:p>
+    <w:p>
+      <w:pPr>
+        <w:spacing w:line="336" w:lineRule="auto" w:after="180"/>
+        <w:shd w:fill="F1F6FC"/>
+      </w:pPr>
+      <w:r>
+        <w:rPr>
+          <w:b w:val="0"/>
+        </w:rPr>
+        <w:t xml:space="preserve">After your attempt, compare with the supported explanation: Unknown character For books book!, the ! at position 10 has no </w:t>
+      </w:r>
+      <w:r>
+        <w:rPr>
+          <w:b/>
+        </w:rPr>
+        <w:t>token</w:t>
+      </w:r>
+      <w:r>
+        <w:rPr>
+          <w:b w:val="0"/>
+        </w:rPr>
+        <w:t>: stop with error.</w:t>
+      </w:r>
+    </w:p>
+    <w:p>
+      <w:pPr>
+        <w:spacing w:line="336" w:lineRule="auto" w:after="180"/>
+        <w:shd w:fill="F1F6FC"/>
+      </w:pPr>
+      <w:r>
+        <w:rPr>
+          <w:b w:val="0"/>
+        </w:rPr>
+        <w:t xml:space="preserve">A </w:t>
+      </w:r>
+      <w:r>
+        <w:rPr>
+          <w:b/>
+        </w:rPr>
+        <w:t>token</w:t>
+      </w:r>
+      <w:r>
+        <w:rPr>
+          <w:b w:val="0"/>
+        </w:rPr>
+        <w:t xml:space="preserve"> is defined by the </w:t>
+      </w:r>
+      <w:r>
+        <w:rPr>
+          <w:b/>
+        </w:rPr>
+        <w:t>vocabulary</w:t>
+      </w:r>
+      <w:r>
+        <w:rPr>
+          <w:b w:val="0"/>
+        </w:rPr>
+        <w:t xml:space="preserve"> and </w:t>
+      </w:r>
+      <w:r>
+        <w:rPr>
+          <w:b/>
+        </w:rPr>
+        <w:t>encoding</w:t>
+      </w:r>
+      <w:r>
+        <w:rPr>
+          <w:b w:val="0"/>
+        </w:rPr>
+        <w:t xml:space="preserve"> rule; it need not be one word or one character. Longest matching matters where </w:t>
+      </w:r>
+      <w:r>
+        <w:rPr>
+          <w:b/>
+        </w:rPr>
+        <w:t>vocabulary</w:t>
+      </w:r>
+      <w:r>
+        <w:rPr>
+          <w:b w:val="0"/>
+        </w:rPr>
+        <w:t xml:space="preserve"> entries overlap. Counting text </w:t>
+      </w:r>
+      <w:r>
+        <w:rPr>
+          <w:b/>
+        </w:rPr>
+        <w:t>token</w:t>
+      </w:r>
+      <w:r>
+        <w:rPr>
+          <w:b w:val="0"/>
+        </w:rPr>
+        <w:t>s here does not count letters.</w:t>
+      </w:r>
+    </w:p>
+    <w:p>
+      <w:pPr>
+        <w:spacing w:line="336" w:lineRule="auto" w:after="180"/>
+        <w:shd w:fill="F1F6FC"/>
+      </w:pPr>
+      <w:r>
+        <w:rPr>
+          <w:b w:val="0"/>
+        </w:rPr>
+        <w:t xml:space="preserve">Preserve spaces during </w:t>
+      </w:r>
+      <w:r>
+        <w:rPr>
+          <w:b/>
+        </w:rPr>
+        <w:t>decoding</w:t>
+      </w:r>
+      <w:r>
+        <w:rPr>
+          <w:b w:val="0"/>
+        </w:rPr>
+        <w:t xml:space="preserve"> so the reconstructed text matches the original exactly.</w:t>
+      </w:r>
+    </w:p>
+    <w:p>
+      <w:pPr>
+        <w:pStyle w:val="Heading3"/>
+      </w:pPr>
+      <w:r>
         <w:t>Practice 2: explain the deciding evidence</w:t>
       </w:r>
     </w:p>
     <w:p>
-      <w:r>
-        <w:t>Changed-case practice: Use a character vocabulary covering b,o,k,s and space instead. Which conclusion is supported by the supplied facts?</w:t>
-      </w:r>
-    </w:p>
-    <w:p>
-      <w:r>
-        <w:t>1. This one example guarantees correct results for every future input.</w:t>
-      </w:r>
-    </w:p>
-    <w:p>
-      <w:r>
-        <w:t>2. We can decide the result without examining the changed input or the procedure.</w:t>
-      </w:r>
-    </w:p>
-    <w:p>
-      <w:r>
-        <w:t>3. The same phrase uses ten character tokens.</w:t>
-      </w:r>
-    </w:p>
-    <w:p>
       <w:pPr>
         <w:pStyle w:val="Heading3"/>
       </w:pPr>
       <w:r>
+        <w:t>Changed case · predict first</w:t>
+      </w:r>
+    </w:p>
+    <w:p>
+      <w:pPr>
+        <w:spacing w:line="336" w:lineRule="auto" w:after="180"/>
+        <w:shd w:fill="F5F1FB"/>
+      </w:pPr>
+      <w:r>
+        <w:rPr>
+          <w:b w:val="0"/>
+        </w:rPr>
+        <w:t xml:space="preserve">Changed-case practice: Use a character </w:t>
+      </w:r>
+      <w:r>
+        <w:rPr>
+          <w:b/>
+        </w:rPr>
+        <w:t>vocabulary</w:t>
+      </w:r>
+      <w:r>
+        <w:rPr>
+          <w:b w:val="0"/>
+        </w:rPr>
+        <w:t xml:space="preserve"> covering b,o,k,s and space instead. Which conclusion is supported by the supplied facts?</w:t>
+      </w:r>
+    </w:p>
+    <w:p>
+      <w:pPr>
+        <w:spacing w:line="336" w:lineRule="auto" w:after="180"/>
+        <w:shd w:fill="F4F9FC"/>
+      </w:pPr>
+      <w:r>
+        <w:rPr>
+          <w:b w:val="0"/>
+        </w:rPr>
+        <w:t xml:space="preserve">1. This one example guarantees correct results for every future </w:t>
+      </w:r>
+      <w:r>
+        <w:rPr>
+          <w:b/>
+        </w:rPr>
+        <w:t>input</w:t>
+      </w:r>
+      <w:r>
+        <w:rPr>
+          <w:b w:val="0"/>
+        </w:rPr>
+        <w:t>.</w:t>
+      </w:r>
+    </w:p>
+    <w:p>
+      <w:pPr>
+        <w:spacing w:line="336" w:lineRule="auto" w:after="180"/>
+        <w:shd w:fill="F4F9FC"/>
+      </w:pPr>
+      <w:r>
+        <w:rPr>
+          <w:b w:val="0"/>
+        </w:rPr>
+        <w:t xml:space="preserve">2. We can decide the result without examining the changed </w:t>
+      </w:r>
+      <w:r>
+        <w:rPr>
+          <w:b/>
+        </w:rPr>
+        <w:t>input</w:t>
+      </w:r>
+      <w:r>
+        <w:rPr>
+          <w:b w:val="0"/>
+        </w:rPr>
+        <w:t xml:space="preserve"> or the procedure.</w:t>
+      </w:r>
+    </w:p>
+    <w:p>
+      <w:pPr>
+        <w:spacing w:line="336" w:lineRule="auto" w:after="180"/>
+        <w:shd w:fill="F4F9FC"/>
+      </w:pPr>
+      <w:r>
+        <w:rPr>
+          <w:b w:val="0"/>
+        </w:rPr>
+        <w:t xml:space="preserve">3. The same phrase uses ten character </w:t>
+      </w:r>
+      <w:r>
+        <w:rPr>
+          <w:b/>
+        </w:rPr>
+        <w:t>token</w:t>
+      </w:r>
+      <w:r>
+        <w:rPr>
+          <w:b w:val="0"/>
+        </w:rPr>
+        <w:t>s.</w:t>
+      </w:r>
+    </w:p>
+    <w:p>
+      <w:pPr>
+        <w:pStyle w:val="Heading3"/>
+      </w:pPr>
+      <w:r>
         <w:t>My selected conclusion, deciding fact and explanation</w:t>
       </w:r>
     </w:p>
@@ -1620,36 +2726,132 @@
       </w:r>
     </w:p>
     <w:p>
-      <w:r>
+      <w:pPr>
+        <w:pStyle w:val="Heading3"/>
+      </w:pPr>
+      <w:r>
+        <w:t>Hint · try first</w:t>
+      </w:r>
+    </w:p>
+    <w:p>
+      <w:pPr>
+        <w:spacing w:line="336" w:lineRule="auto" w:after="180"/>
+        <w:shd w:fill="F1F6F8"/>
+      </w:pPr>
+      <w:r>
+        <w:rPr>
+          <w:b w:val="0"/>
+        </w:rPr>
         <w:t>Hint if needed: Use the changed condition and the deciding step in the pictorial trace. The answer must say what follows from those facts.</w:t>
       </w:r>
     </w:p>
     <w:p>
-      <w:r>
-        <w:t>After your attempt, compare with the supported explanation: The same phrase uses ten character tokens. There are five letters, one space and four letters; its decoded text remains unchanged.</w:t>
-      </w:r>
-    </w:p>
-    <w:p>
       <w:pPr>
         <w:pStyle w:val="Heading3"/>
       </w:pPr>
       <w:r>
+        <w:t>Feedback · compare after trying</w:t>
+      </w:r>
+    </w:p>
+    <w:p>
+      <w:pPr>
+        <w:spacing w:line="336" w:lineRule="auto" w:after="180"/>
+        <w:shd w:fill="F1F6FC"/>
+      </w:pPr>
+      <w:r>
+        <w:rPr>
+          <w:b w:val="0"/>
+        </w:rPr>
+        <w:t xml:space="preserve">After your attempt, compare with the supported explanation: The same phrase uses ten character </w:t>
+      </w:r>
+      <w:r>
+        <w:rPr>
+          <w:b/>
+        </w:rPr>
+        <w:t>token</w:t>
+      </w:r>
+      <w:r>
+        <w:rPr>
+          <w:b w:val="0"/>
+        </w:rPr>
+        <w:t>s. There are five letters, one space and four letters; its decoded text remains unchanged.</w:t>
+      </w:r>
+    </w:p>
+    <w:p>
+      <w:pPr>
+        <w:pStyle w:val="Heading3"/>
+      </w:pPr>
+      <w:r>
         <w:t>Repair a missing building block</w:t>
       </w:r>
     </w:p>
     <w:p>
-      <w:r>
+      <w:pPr>
+        <w:spacing w:line="336" w:lineRule="auto" w:after="180"/>
+      </w:pPr>
+      <w:r>
+        <w:rPr>
+          <w:b w:val="0"/>
+        </w:rPr>
         <w:t>Review Feedback Loops (ai-2/24). Goal: Implement a deterministic recommender. Short practice: What extra field would reveal why comparing raw clicks is misleading?. Return to this week and explain what you changed.</w:t>
       </w:r>
     </w:p>
     <w:p>
-      <w:r>
-        <w:t>Review Nearest Neighbor Reasoning (ai-2/22). Goal: Compute absolute distances and rank training neighbours. Short practice: Why do k=1 and k=3 disagree for the original query?. Return to this week and explain what you changed.</w:t>
-      </w:r>
-    </w:p>
-    <w:p>
-      <w:r>
-        <w:t>Review Sampling and Representation (ai-2/19). Goal: Define a question and target population. Short practice: Can 80% response be reported as 80% of the whole grade responding?. Return to this week and explain what you changed.</w:t>
+      <w:pPr>
+        <w:spacing w:line="336" w:lineRule="auto" w:after="180"/>
+      </w:pPr>
+      <w:r>
+        <w:rPr>
+          <w:b w:val="0"/>
+        </w:rPr>
+        <w:t xml:space="preserve">Review Nearest Neighbor Reasoning (ai-2/22). Goal: Compute absolute distances and rank </w:t>
+      </w:r>
+      <w:r>
+        <w:rPr>
+          <w:b/>
+        </w:rPr>
+        <w:t>training</w:t>
+      </w:r>
+      <w:r>
+        <w:rPr>
+          <w:b w:val="0"/>
+        </w:rPr>
+        <w:t xml:space="preserve"> neighbours. Short practice: Why do k=1 and k=3 disagree for the original query?. Return to this week and explain what you changed.</w:t>
+      </w:r>
+    </w:p>
+    <w:p>
+      <w:pPr>
+        <w:spacing w:line="336" w:lineRule="auto" w:after="180"/>
+      </w:pPr>
+      <w:r>
+        <w:rPr>
+          <w:b w:val="0"/>
+        </w:rPr>
+        <w:t xml:space="preserve">Review Sampling and Representation (ai-2/19). Goal: Define a question and target population. Short practice: Can </w:t>
+      </w:r>
+      <w:r>
+        <w:rPr>
+          <w:b/>
+        </w:rPr>
+        <w:t>80%</w:t>
+      </w:r>
+      <w:r>
+        <w:rPr>
+          <w:b w:val="0"/>
+        </w:rPr>
+        <w:t xml:space="preserve"> response be reported as </w:t>
+      </w:r>
+      <w:r>
+        <w:rPr>
+          <w:b/>
+        </w:rPr>
+        <w:t>80%</w:t>
+      </w:r>
+      <w:r>
+        <w:rPr>
+          <w:b w:val="0"/>
+        </w:rPr>
+        <w:t xml:space="preserve"> of the whole grade responding?. Return to this week and explain what you changed.</w:t>
       </w:r>
     </w:p>
     <w:p>
@@ -1661,8 +2863,37 @@
       </w:r>
     </w:p>
     <w:p>
-      <w:r>
-        <w:t>Use Download completed work in the hosted lesson to export your answers, reflections, practice feedback and code-run evidence. Open the HTML copy to read or print it. Drafts stay in this browser when storage is available; clear drafts on a shared device.</w:t>
+      <w:pPr>
+        <w:spacing w:line="336" w:lineRule="auto" w:after="180"/>
+      </w:pPr>
+      <w:r>
+        <w:rPr>
+          <w:b w:val="0"/>
+        </w:rPr>
+        <w:t xml:space="preserve">Use Download completed work in the hosted lesson to export your answers, reflections, practice feedback and code-run </w:t>
+      </w:r>
+      <w:r>
+        <w:rPr>
+          <w:b/>
+        </w:rPr>
+        <w:t>evidence</w:t>
+      </w:r>
+      <w:r>
+        <w:rPr>
+          <w:b w:val="0"/>
+        </w:rPr>
+        <w:t>. Open the HTML copy to read or print it.</w:t>
+      </w:r>
+    </w:p>
+    <w:p>
+      <w:pPr>
+        <w:spacing w:line="336" w:lineRule="auto" w:after="180"/>
+      </w:pPr>
+      <w:r>
+        <w:rPr>
+          <w:b w:val="0"/>
+        </w:rPr>
+        <w:t>Drafts stay in this browser when storage is available; clear drafts on a shared device.</w:t>
       </w:r>
     </w:p>
     <w:p>
@@ -1676,6 +2907,974 @@
     <w:p>
       <w:r>
         <w:t>________________________________________________________________</w:t>
+      </w:r>
+    </w:p>
+    <w:p>
+      <w:r>
+        <w:t>________________________________________________________________</w:t>
+      </w:r>
+    </w:p>
+    <w:p>
+      <w:r>
+        <w:t>________________________________________________________________</w:t>
+      </w:r>
+    </w:p>
+    <w:p>
+      <w:r>
+        <w:t>________________________________________________________________</w:t>
+      </w:r>
+    </w:p>
+    <w:p>
+      <w:r>
+        <w:t>________________________________________________________________</w:t>
+      </w:r>
+    </w:p>
+    <w:p>
+      <w:pPr>
+        <w:pStyle w:val="Heading1"/>
+      </w:pPr>
+      <w:r>
+        <w:t>21. Visual concept journey</w:t>
+      </w:r>
+    </w:p>
+    <w:p>
+      <w:r>
+        <w:t>Explain each Text as Pieces picture from its labels, then record a relevant limit.</w:t>
+      </w:r>
+    </w:p>
+    <w:p>
+      <w:pPr>
+        <w:pStyle w:val="Heading3"/>
+      </w:pPr>
+      <w:r>
+        <w:t>01. Text as Pieces: the case</w:t>
+      </w:r>
+    </w:p>
+    <w:p>
+      <w:r>
+        <w:drawing>
+          <wp:inline xmlns:a="http://schemas.openxmlformats.org/drawingml/2006/main" xmlns:pic="http://schemas.openxmlformats.org/drawingml/2006/picture">
+            <wp:extent cx="5486400" cy="3142488"/>
+            <wp:docPr id="2" name="Picture 2" descr="A fictional tokenizer converts a short catalogue phrase into tokens. Supplied facts: Vocabulary entries: book, books and the space character. At each position choose the longest matching entry; preserve the actual space. Text is “books book”. Exclamation marks have no token; zero-based character positions are used."/>
+            <wp:cNvGraphicFramePr>
+              <a:graphicFrameLocks noChangeAspect="1"/>
+            </wp:cNvGraphicFramePr>
+            <a:graphic>
+              <a:graphicData uri="http://schemas.openxmlformats.org/drawingml/2006/picture">
+                <pic:pic>
+                  <pic:nvPicPr>
+                    <pic:cNvPr id="0" name="academy-story-ai-2-25-01.png"/>
+                    <pic:cNvPicPr/>
+                  </pic:nvPicPr>
+                  <pic:blipFill>
+                    <a:blip r:embed="rId10"/>
+                    <a:stretch>
+                      <a:fillRect/>
+                    </a:stretch>
+                  </pic:blipFill>
+                  <pic:spPr>
+                    <a:xfrm>
+                      <a:off x="0" y="0"/>
+                      <a:ext cx="5486400" cy="3142488"/>
+                    </a:xfrm>
+                    <a:prstGeom prst="rect"/>
+                  </pic:spPr>
+                </pic:pic>
+              </a:graphicData>
+            </a:graphic>
+          </wp:inline>
+        </w:drawing>
+      </w:r>
+    </w:p>
+    <w:p>
+      <w:pPr>
+        <w:spacing w:line="336" w:lineRule="auto" w:after="180"/>
+      </w:pPr>
+      <w:r>
+        <w:rPr>
+          <w:b w:val="0"/>
+        </w:rPr>
+        <w:t xml:space="preserve">A fictional </w:t>
+      </w:r>
+      <w:r>
+        <w:rPr>
+          <w:b/>
+        </w:rPr>
+        <w:t>token</w:t>
+      </w:r>
+      <w:r>
+        <w:rPr>
+          <w:b w:val="0"/>
+        </w:rPr>
+        <w:t xml:space="preserve">izer converts a short catalogue phrase into </w:t>
+      </w:r>
+      <w:r>
+        <w:rPr>
+          <w:b/>
+        </w:rPr>
+        <w:t>token</w:t>
+      </w:r>
+      <w:r>
+        <w:rPr>
+          <w:b w:val="0"/>
+        </w:rPr>
+        <w:t xml:space="preserve">s. Supplied facts: </w:t>
+      </w:r>
+      <w:r>
+        <w:rPr>
+          <w:b/>
+        </w:rPr>
+        <w:t>Vocabulary</w:t>
+      </w:r>
+      <w:r>
+        <w:rPr>
+          <w:b w:val="0"/>
+        </w:rPr>
+        <w:t xml:space="preserve"> entries: book, books and the space character. At each position choose the longest matching entry; preserve the actual space.</w:t>
+      </w:r>
+    </w:p>
+    <w:p>
+      <w:pPr>
+        <w:spacing w:line="336" w:lineRule="auto" w:after="180"/>
+      </w:pPr>
+      <w:r>
+        <w:rPr>
+          <w:b w:val="0"/>
+        </w:rPr>
+        <w:t xml:space="preserve">Text is “books book”. Exclamation marks have no </w:t>
+      </w:r>
+      <w:r>
+        <w:rPr>
+          <w:b/>
+        </w:rPr>
+        <w:t>token</w:t>
+      </w:r>
+      <w:r>
+        <w:rPr>
+          <w:b w:val="0"/>
+        </w:rPr>
+        <w:t>; zero-based character positions are used.</w:t>
+      </w:r>
+    </w:p>
+    <w:p>
+      <w:pPr>
+        <w:spacing w:line="336" w:lineRule="auto" w:after="180"/>
+        <w:shd w:fill="F5F1FB"/>
+      </w:pPr>
+      <w:r>
+        <w:rPr>
+          <w:b w:val="0"/>
+        </w:rPr>
+        <w:t>Point to the given fact that matters most. Explain why it matters.</w:t>
+      </w:r>
+    </w:p>
+    <w:p>
+      <w:pPr>
+        <w:pStyle w:val="Heading3"/>
+      </w:pPr>
+      <w:r>
+        <w:t>My picture explanation, deciding evidence and one limit</w:t>
+      </w:r>
+    </w:p>
+    <w:p>
+      <w:r>
+        <w:t>________________________________________________________________</w:t>
+      </w:r>
+    </w:p>
+    <w:p>
+      <w:r>
+        <w:t>________________________________________________________________</w:t>
+      </w:r>
+    </w:p>
+    <w:p>
+      <w:r>
+        <w:t>________________________________________________________________</w:t>
+      </w:r>
+    </w:p>
+    <w:p>
+      <w:r>
+        <w:t>________________________________________________________________</w:t>
+      </w:r>
+    </w:p>
+    <w:p>
+      <w:pPr>
+        <w:pStyle w:val="Heading3"/>
+      </w:pPr>
+      <w:r>
+        <w:t>02. Follow the deciding steps</w:t>
+      </w:r>
+    </w:p>
+    <w:p>
+      <w:r>
+        <w:drawing>
+          <wp:inline xmlns:a="http://schemas.openxmlformats.org/drawingml/2006/main" xmlns:pic="http://schemas.openxmlformats.org/drawingml/2006/picture">
+            <wp:extent cx="5486400" cy="4005072"/>
+            <wp:docPr id="3" name="Picture 3" descr="Read prefix: At position 0, longest matching entry is books, not book. → Encode phrase: Tokens: books, space-character, book; three tokens. → Decode: Joining token text returns exactly books book. → Unknown character: For books book!, the ! at position 10 has no token: stop with error."/>
+            <wp:cNvGraphicFramePr>
+              <a:graphicFrameLocks noChangeAspect="1"/>
+            </wp:cNvGraphicFramePr>
+            <a:graphic>
+              <a:graphicData uri="http://schemas.openxmlformats.org/drawingml/2006/picture">
+                <pic:pic>
+                  <pic:nvPicPr>
+                    <pic:cNvPr id="0" name="academy-story-ai-2-25-02.png"/>
+                    <pic:cNvPicPr/>
+                  </pic:nvPicPr>
+                  <pic:blipFill>
+                    <a:blip r:embed="rId11"/>
+                    <a:stretch>
+                      <a:fillRect/>
+                    </a:stretch>
+                  </pic:blipFill>
+                  <pic:spPr>
+                    <a:xfrm>
+                      <a:off x="0" y="0"/>
+                      <a:ext cx="5486400" cy="4005072"/>
+                    </a:xfrm>
+                    <a:prstGeom prst="rect"/>
+                  </pic:spPr>
+                </pic:pic>
+              </a:graphicData>
+            </a:graphic>
+          </wp:inline>
+        </w:drawing>
+      </w:r>
+    </w:p>
+    <w:p>
+      <w:pPr>
+        <w:spacing w:line="336" w:lineRule="auto" w:after="180"/>
+      </w:pPr>
+      <w:r>
+        <w:rPr>
+          <w:b w:val="0"/>
+        </w:rPr>
+        <w:t xml:space="preserve">Read prefix: At position 0, longest matching entry is books, not book. → Encode phrase: </w:t>
+      </w:r>
+      <w:r>
+        <w:rPr>
+          <w:b/>
+        </w:rPr>
+        <w:t>Token</w:t>
+      </w:r>
+      <w:r>
+        <w:rPr>
+          <w:b w:val="0"/>
+        </w:rPr>
+        <w:t xml:space="preserve">s: books, space-character, book; three </w:t>
+      </w:r>
+      <w:r>
+        <w:rPr>
+          <w:b/>
+        </w:rPr>
+        <w:t>token</w:t>
+      </w:r>
+      <w:r>
+        <w:rPr>
+          <w:b w:val="0"/>
+        </w:rPr>
+        <w:t xml:space="preserve">s. → Decode: Joining </w:t>
+      </w:r>
+      <w:r>
+        <w:rPr>
+          <w:b/>
+        </w:rPr>
+        <w:t>token</w:t>
+      </w:r>
+      <w:r>
+        <w:rPr>
+          <w:b w:val="0"/>
+        </w:rPr>
+        <w:t xml:space="preserve"> text returns exactly books book. → Unknown character: For books book!, the ! at position 10 has no </w:t>
+      </w:r>
+      <w:r>
+        <w:rPr>
+          <w:b/>
+        </w:rPr>
+        <w:t>token</w:t>
+      </w:r>
+      <w:r>
+        <w:rPr>
+          <w:b w:val="0"/>
+        </w:rPr>
+        <w:t>: stop with error.</w:t>
+      </w:r>
+    </w:p>
+    <w:p>
+      <w:pPr>
+        <w:spacing w:line="336" w:lineRule="auto" w:after="180"/>
+        <w:shd w:fill="F5F1FB"/>
+      </w:pPr>
+      <w:r>
+        <w:rPr>
+          <w:b w:val="0"/>
+        </w:rPr>
+        <w:t xml:space="preserve">Point to each numbered stage and explain which recorded </w:t>
+      </w:r>
+      <w:r>
+        <w:rPr>
+          <w:b/>
+        </w:rPr>
+        <w:t>input</w:t>
+      </w:r>
+      <w:r>
+        <w:rPr>
+          <w:b w:val="0"/>
+        </w:rPr>
+        <w:t xml:space="preserve"> it uses.</w:t>
+      </w:r>
+    </w:p>
+    <w:p>
+      <w:pPr>
+        <w:pStyle w:val="Heading3"/>
+      </w:pPr>
+      <w:r>
+        <w:t>My picture explanation, deciding evidence and one limit</w:t>
+      </w:r>
+    </w:p>
+    <w:p>
+      <w:r>
+        <w:t>________________________________________________________________</w:t>
+      </w:r>
+    </w:p>
+    <w:p>
+      <w:r>
+        <w:t>________________________________________________________________</w:t>
+      </w:r>
+    </w:p>
+    <w:p>
+      <w:r>
+        <w:t>________________________________________________________________</w:t>
+      </w:r>
+    </w:p>
+    <w:p>
+      <w:r>
+        <w:t>________________________________________________________________</w:t>
+      </w:r>
+    </w:p>
+    <w:p>
+      <w:pPr>
+        <w:pStyle w:val="Heading3"/>
+      </w:pPr>
+      <w:r>
+        <w:t>03. Keep the evidence roles separate</w:t>
+      </w:r>
+    </w:p>
+    <w:p>
+      <w:r>
+        <w:drawing>
+          <wp:inline xmlns:a="http://schemas.openxmlformats.org/drawingml/2006/main" xmlns:pic="http://schemas.openxmlformats.org/drawingml/2006/picture">
+            <wp:extent cx="5486400" cy="2834640"/>
+            <wp:docPr id="4" name="Picture 4" descr="Keep the evidence roles separate. Exact text: cats sat | Longest-match encoding | IDs 1, 5, 6, 7. IDs 1, 5, 6, 7 | Concatenate token strings | Exact text: cats sat. Exact text: Cat | No match for uppercase C | Report unsupported input"/>
+            <wp:cNvGraphicFramePr>
+              <a:graphicFrameLocks noChangeAspect="1"/>
+            </wp:cNvGraphicFramePr>
+            <a:graphic>
+              <a:graphicData uri="http://schemas.openxmlformats.org/drawingml/2006/picture">
+                <pic:pic>
+                  <pic:nvPicPr>
+                    <pic:cNvPr id="0" name="academy-story-ai-2-25-03.png"/>
+                    <pic:cNvPicPr/>
+                  </pic:nvPicPr>
+                  <pic:blipFill>
+                    <a:blip r:embed="rId12"/>
+                    <a:stretch>
+                      <a:fillRect/>
+                    </a:stretch>
+                  </pic:blipFill>
+                  <pic:spPr>
+                    <a:xfrm>
+                      <a:off x="0" y="0"/>
+                      <a:ext cx="5486400" cy="2834640"/>
+                    </a:xfrm>
+                    <a:prstGeom prst="rect"/>
+                  </pic:spPr>
+                </pic:pic>
+              </a:graphicData>
+            </a:graphic>
+          </wp:inline>
+        </w:drawing>
+      </w:r>
+    </w:p>
+    <w:p>
+      <w:pPr>
+        <w:spacing w:line="336" w:lineRule="auto" w:after="180"/>
+      </w:pPr>
+      <w:r>
+        <w:rPr>
+          <w:b w:val="0"/>
+        </w:rPr>
+        <w:t xml:space="preserve">Keep the </w:t>
+      </w:r>
+      <w:r>
+        <w:rPr>
+          <w:b/>
+        </w:rPr>
+        <w:t>evidence</w:t>
+      </w:r>
+      <w:r>
+        <w:rPr>
+          <w:b w:val="0"/>
+        </w:rPr>
+        <w:t xml:space="preserve"> roles separate. Exact text: cats sat | Longest-match </w:t>
+      </w:r>
+      <w:r>
+        <w:rPr>
+          <w:b/>
+        </w:rPr>
+        <w:t>encoding</w:t>
+      </w:r>
+      <w:r>
+        <w:rPr>
+          <w:b w:val="0"/>
+        </w:rPr>
+        <w:t xml:space="preserve"> | IDs 1, 5, 6, 7. IDs 1, 5, 6, 7 | Concatenate </w:t>
+      </w:r>
+      <w:r>
+        <w:rPr>
+          <w:b/>
+        </w:rPr>
+        <w:t>token</w:t>
+      </w:r>
+      <w:r>
+        <w:rPr>
+          <w:b w:val="0"/>
+        </w:rPr>
+        <w:t xml:space="preserve"> strings | Exact text: cats sat.</w:t>
+      </w:r>
+    </w:p>
+    <w:p>
+      <w:pPr>
+        <w:spacing w:line="336" w:lineRule="auto" w:after="180"/>
+      </w:pPr>
+      <w:r>
+        <w:rPr>
+          <w:b w:val="0"/>
+        </w:rPr>
+        <w:t xml:space="preserve">Exact text: Cat | No match for uppercase C | Report unsupported </w:t>
+      </w:r>
+      <w:r>
+        <w:rPr>
+          <w:b/>
+        </w:rPr>
+        <w:t>input</w:t>
+      </w:r>
+    </w:p>
+    <w:p>
+      <w:pPr>
+        <w:spacing w:line="336" w:lineRule="auto" w:after="180"/>
+        <w:shd w:fill="F5F1FB"/>
+      </w:pPr>
+      <w:r>
+        <w:rPr>
+          <w:b w:val="0"/>
+        </w:rPr>
+        <w:t>Read the labels and values. Explain the relationship the model shows.</w:t>
+      </w:r>
+    </w:p>
+    <w:p>
+      <w:pPr>
+        <w:pStyle w:val="Heading3"/>
+      </w:pPr>
+      <w:r>
+        <w:t>My picture explanation, deciding evidence and one limit</w:t>
+      </w:r>
+    </w:p>
+    <w:p>
+      <w:r>
+        <w:t>________________________________________________________________</w:t>
+      </w:r>
+    </w:p>
+    <w:p>
+      <w:r>
+        <w:t>________________________________________________________________</w:t>
+      </w:r>
+    </w:p>
+    <w:p>
+      <w:r>
+        <w:t>________________________________________________________________</w:t>
+      </w:r>
+    </w:p>
+    <w:p>
+      <w:r>
+        <w:t>________________________________________________________________</w:t>
+      </w:r>
+    </w:p>
+    <w:p>
+      <w:pPr>
+        <w:pStyle w:val="Heading3"/>
+      </w:pPr>
+      <w:r>
+        <w:t>04. Change one thing. Trace what follows.</w:t>
+      </w:r>
+    </w:p>
+    <w:p>
+      <w:r>
+        <w:drawing>
+          <wp:inline xmlns:a="http://schemas.openxmlformats.org/drawingml/2006/main" xmlns:pic="http://schemas.openxmlformats.org/drawingml/2006/picture">
+            <wp:extent cx="5486400" cy="3026664"/>
+            <wp:docPr id="5" name="Picture 5" descr="Original case: For books book!, the ! at position 10 has no token: stop with error. Changed condition: Use a character vocabulary covering b,o,k,s and space instead. Expected result: The same phrase uses ten character tokens. Reason: There are five letters, one space and four letters; its decoded text remains unchanged."/>
+            <wp:cNvGraphicFramePr>
+              <a:graphicFrameLocks noChangeAspect="1"/>
+            </wp:cNvGraphicFramePr>
+            <a:graphic>
+              <a:graphicData uri="http://schemas.openxmlformats.org/drawingml/2006/picture">
+                <pic:pic>
+                  <pic:nvPicPr>
+                    <pic:cNvPr id="0" name="academy-story-ai-2-25-04.png"/>
+                    <pic:cNvPicPr/>
+                  </pic:nvPicPr>
+                  <pic:blipFill>
+                    <a:blip r:embed="rId13"/>
+                    <a:stretch>
+                      <a:fillRect/>
+                    </a:stretch>
+                  </pic:blipFill>
+                  <pic:spPr>
+                    <a:xfrm>
+                      <a:off x="0" y="0"/>
+                      <a:ext cx="5486400" cy="3026664"/>
+                    </a:xfrm>
+                    <a:prstGeom prst="rect"/>
+                  </pic:spPr>
+                </pic:pic>
+              </a:graphicData>
+            </a:graphic>
+          </wp:inline>
+        </w:drawing>
+      </w:r>
+    </w:p>
+    <w:p>
+      <w:pPr>
+        <w:spacing w:line="336" w:lineRule="auto" w:after="180"/>
+      </w:pPr>
+      <w:r>
+        <w:rPr>
+          <w:b w:val="0"/>
+        </w:rPr>
+        <w:t xml:space="preserve">Original case: For books book!, the ! at position 10 has no </w:t>
+      </w:r>
+      <w:r>
+        <w:rPr>
+          <w:b/>
+        </w:rPr>
+        <w:t>token</w:t>
+      </w:r>
+      <w:r>
+        <w:rPr>
+          <w:b w:val="0"/>
+        </w:rPr>
+        <w:t xml:space="preserve">: stop with error. Changed condition: Use a character </w:t>
+      </w:r>
+      <w:r>
+        <w:rPr>
+          <w:b/>
+        </w:rPr>
+        <w:t>vocabulary</w:t>
+      </w:r>
+      <w:r>
+        <w:rPr>
+          <w:b w:val="0"/>
+        </w:rPr>
+        <w:t xml:space="preserve"> covering b,o,k,s and space instead. Expected result: The same phrase uses ten character </w:t>
+      </w:r>
+      <w:r>
+        <w:rPr>
+          <w:b/>
+        </w:rPr>
+        <w:t>token</w:t>
+      </w:r>
+      <w:r>
+        <w:rPr>
+          <w:b w:val="0"/>
+        </w:rPr>
+        <w:t>s.</w:t>
+      </w:r>
+    </w:p>
+    <w:p>
+      <w:pPr>
+        <w:spacing w:line="336" w:lineRule="auto" w:after="180"/>
+      </w:pPr>
+      <w:r>
+        <w:rPr>
+          <w:b w:val="0"/>
+        </w:rPr>
+        <w:t>Reason: There are five letters, one space and four letters; its decoded text remains unchanged.</w:t>
+      </w:r>
+    </w:p>
+    <w:p>
+      <w:pPr>
+        <w:spacing w:line="336" w:lineRule="auto" w:after="180"/>
+        <w:shd w:fill="F5F1FB"/>
+      </w:pPr>
+      <w:r>
+        <w:rPr>
+          <w:b w:val="0"/>
+        </w:rPr>
+        <w:t>Predict before checking the worked changed-case result. Name what changed and what the supplied facts allow you to conclude.</w:t>
+      </w:r>
+    </w:p>
+    <w:p>
+      <w:pPr>
+        <w:pStyle w:val="Heading3"/>
+      </w:pPr>
+      <w:r>
+        <w:t>My picture explanation, deciding evidence and one limit</w:t>
+      </w:r>
+    </w:p>
+    <w:p>
+      <w:r>
+        <w:t>________________________________________________________________</w:t>
+      </w:r>
+    </w:p>
+    <w:p>
+      <w:r>
+        <w:t>________________________________________________________________</w:t>
+      </w:r>
+    </w:p>
+    <w:p>
+      <w:r>
+        <w:t>________________________________________________________________</w:t>
+      </w:r>
+    </w:p>
+    <w:p>
+      <w:r>
+        <w:t>________________________________________________________________</w:t>
+      </w:r>
+    </w:p>
+    <w:p>
+      <w:pPr>
+        <w:pStyle w:val="Heading3"/>
+      </w:pPr>
+      <w:r>
+        <w:t>05. Connect the explanation to its limit</w:t>
+      </w:r>
+    </w:p>
+    <w:p>
+      <w:r>
+        <w:drawing>
+          <wp:inline xmlns:a="http://schemas.openxmlformats.org/drawingml/2006/main" xmlns:pic="http://schemas.openxmlformats.org/drawingml/2006/picture">
+            <wp:extent cx="5486400" cy="2834640"/>
+            <wp:docPr id="6" name="Picture 6" descr="A token is defined by the vocabulary and encoding rule; it need not be one word or one character. Longest matching matters where vocabulary entries overlap. Counting text tokens here does not count letters. Preserve spaces during decoding so the reconstructed text matches the original exactly. Limit: This deterministic toy tokenizer omits real subword training, Unicode handling and model-specific special tokens."/>
+            <wp:cNvGraphicFramePr>
+              <a:graphicFrameLocks noChangeAspect="1"/>
+            </wp:cNvGraphicFramePr>
+            <a:graphic>
+              <a:graphicData uri="http://schemas.openxmlformats.org/drawingml/2006/picture">
+                <pic:pic>
+                  <pic:nvPicPr>
+                    <pic:cNvPr id="0" name="academy-story-ai-2-25-05.png"/>
+                    <pic:cNvPicPr/>
+                  </pic:nvPicPr>
+                  <pic:blipFill>
+                    <a:blip r:embed="rId14"/>
+                    <a:stretch>
+                      <a:fillRect/>
+                    </a:stretch>
+                  </pic:blipFill>
+                  <pic:spPr>
+                    <a:xfrm>
+                      <a:off x="0" y="0"/>
+                      <a:ext cx="5486400" cy="2834640"/>
+                    </a:xfrm>
+                    <a:prstGeom prst="rect"/>
+                  </pic:spPr>
+                </pic:pic>
+              </a:graphicData>
+            </a:graphic>
+          </wp:inline>
+        </w:drawing>
+      </w:r>
+    </w:p>
+    <w:p>
+      <w:pPr>
+        <w:spacing w:line="336" w:lineRule="auto" w:after="180"/>
+      </w:pPr>
+      <w:r>
+        <w:rPr>
+          <w:b w:val="0"/>
+        </w:rPr>
+        <w:t xml:space="preserve">A </w:t>
+      </w:r>
+      <w:r>
+        <w:rPr>
+          <w:b/>
+        </w:rPr>
+        <w:t>token</w:t>
+      </w:r>
+      <w:r>
+        <w:rPr>
+          <w:b w:val="0"/>
+        </w:rPr>
+        <w:t xml:space="preserve"> is defined by the </w:t>
+      </w:r>
+      <w:r>
+        <w:rPr>
+          <w:b/>
+        </w:rPr>
+        <w:t>vocabulary</w:t>
+      </w:r>
+      <w:r>
+        <w:rPr>
+          <w:b w:val="0"/>
+        </w:rPr>
+        <w:t xml:space="preserve"> and </w:t>
+      </w:r>
+      <w:r>
+        <w:rPr>
+          <w:b/>
+        </w:rPr>
+        <w:t>encoding</w:t>
+      </w:r>
+      <w:r>
+        <w:rPr>
+          <w:b w:val="0"/>
+        </w:rPr>
+        <w:t xml:space="preserve"> rule; it need not be one word or one character. Longest matching matters where </w:t>
+      </w:r>
+      <w:r>
+        <w:rPr>
+          <w:b/>
+        </w:rPr>
+        <w:t>vocabulary</w:t>
+      </w:r>
+      <w:r>
+        <w:rPr>
+          <w:b w:val="0"/>
+        </w:rPr>
+        <w:t xml:space="preserve"> entries overlap. Counting text </w:t>
+      </w:r>
+      <w:r>
+        <w:rPr>
+          <w:b/>
+        </w:rPr>
+        <w:t>token</w:t>
+      </w:r>
+      <w:r>
+        <w:rPr>
+          <w:b w:val="0"/>
+        </w:rPr>
+        <w:t>s here does not count letters.</w:t>
+      </w:r>
+    </w:p>
+    <w:p>
+      <w:pPr>
+        <w:spacing w:line="336" w:lineRule="auto" w:after="180"/>
+      </w:pPr>
+      <w:r>
+        <w:rPr>
+          <w:b w:val="0"/>
+        </w:rPr>
+        <w:t xml:space="preserve">Preserve spaces during </w:t>
+      </w:r>
+      <w:r>
+        <w:rPr>
+          <w:b/>
+        </w:rPr>
+        <w:t>decoding</w:t>
+      </w:r>
+      <w:r>
+        <w:rPr>
+          <w:b w:val="0"/>
+        </w:rPr>
+        <w:t xml:space="preserve"> so the reconstructed text matches the original exactly. Limit: This deterministic toy </w:t>
+      </w:r>
+      <w:r>
+        <w:rPr>
+          <w:b/>
+        </w:rPr>
+        <w:t>token</w:t>
+      </w:r>
+      <w:r>
+        <w:rPr>
+          <w:b w:val="0"/>
+        </w:rPr>
+        <w:t xml:space="preserve">izer omits real subword </w:t>
+      </w:r>
+      <w:r>
+        <w:rPr>
+          <w:b/>
+        </w:rPr>
+        <w:t>training</w:t>
+      </w:r>
+      <w:r>
+        <w:rPr>
+          <w:b w:val="0"/>
+        </w:rPr>
+        <w:t xml:space="preserve">, Unicode handling and model-specific special </w:t>
+      </w:r>
+      <w:r>
+        <w:rPr>
+          <w:b/>
+        </w:rPr>
+        <w:t>token</w:t>
+      </w:r>
+      <w:r>
+        <w:rPr>
+          <w:b w:val="0"/>
+        </w:rPr>
+        <w:t>s.</w:t>
+      </w:r>
+    </w:p>
+    <w:p>
+      <w:pPr>
+        <w:spacing w:line="336" w:lineRule="auto" w:after="180"/>
+        <w:shd w:fill="F5F1FB"/>
+      </w:pPr>
+      <w:r>
+        <w:rPr>
+          <w:b w:val="0"/>
+        </w:rPr>
+        <w:t>Explain the case, then point to a limit on the claim.</w:t>
+      </w:r>
+    </w:p>
+    <w:p>
+      <w:pPr>
+        <w:pStyle w:val="Heading3"/>
+      </w:pPr>
+      <w:r>
+        <w:t>My picture explanation, deciding evidence and one limit</w:t>
+      </w:r>
+    </w:p>
+    <w:p>
+      <w:r>
+        <w:t>________________________________________________________________</w:t>
+      </w:r>
+    </w:p>
+    <w:p>
+      <w:r>
+        <w:t>________________________________________________________________</w:t>
+      </w:r>
+    </w:p>
+    <w:p>
+      <w:r>
+        <w:t>________________________________________________________________</w:t>
+      </w:r>
+    </w:p>
+    <w:p>
+      <w:r>
+        <w:t>________________________________________________________________</w:t>
+      </w:r>
+    </w:p>
+    <w:p>
+      <w:pPr>
+        <w:pStyle w:val="Heading3"/>
+      </w:pPr>
+      <w:r>
+        <w:t>06. Make the idea visible in your project</w:t>
+      </w:r>
+    </w:p>
+    <w:p>
+      <w:r>
+        <w:drawing>
+          <wp:inline xmlns:a="http://schemas.openxmlformats.org/drawingml/2006/main" xmlns:pic="http://schemas.openxmlformats.org/drawingml/2006/picture">
+            <wp:extent cx="5486400" cy="3380232"/>
+            <wp:docPr id="7" name="Picture 7" descr="Document the recommender’s text representation and unknown-token behavior rather than assuming every model counts words identically. Draw your input, deciding step, result and limit. Supported question: Why is the unknown ! at position 10 rather than position 9?"/>
+            <wp:cNvGraphicFramePr>
+              <a:graphicFrameLocks noChangeAspect="1"/>
+            </wp:cNvGraphicFramePr>
+            <a:graphic>
+              <a:graphicData uri="http://schemas.openxmlformats.org/drawingml/2006/picture">
+                <pic:pic>
+                  <pic:nvPicPr>
+                    <pic:cNvPr id="0" name="academy-story-ai-2-25-06.png"/>
+                    <pic:cNvPicPr/>
+                  </pic:nvPicPr>
+                  <pic:blipFill>
+                    <a:blip r:embed="rId15"/>
+                    <a:stretch>
+                      <a:fillRect/>
+                    </a:stretch>
+                  </pic:blipFill>
+                  <pic:spPr>
+                    <a:xfrm>
+                      <a:off x="0" y="0"/>
+                      <a:ext cx="5486400" cy="3380232"/>
+                    </a:xfrm>
+                    <a:prstGeom prst="rect"/>
+                  </pic:spPr>
+                </pic:pic>
+              </a:graphicData>
+            </a:graphic>
+          </wp:inline>
+        </w:drawing>
+      </w:r>
+    </w:p>
+    <w:p>
+      <w:pPr>
+        <w:spacing w:line="336" w:lineRule="auto" w:after="180"/>
+      </w:pPr>
+      <w:r>
+        <w:rPr>
+          <w:b w:val="0"/>
+        </w:rPr>
+        <w:t>Document the recommender’s text representation and unknown-</w:t>
+      </w:r>
+      <w:r>
+        <w:rPr>
+          <w:b/>
+        </w:rPr>
+        <w:t>token</w:t>
+      </w:r>
+      <w:r>
+        <w:rPr>
+          <w:b w:val="0"/>
+        </w:rPr>
+        <w:t xml:space="preserve"> behavior rather than assuming every model counts words identically. Draw your </w:t>
+      </w:r>
+      <w:r>
+        <w:rPr>
+          <w:b/>
+        </w:rPr>
+        <w:t>input</w:t>
+      </w:r>
+      <w:r>
+        <w:rPr>
+          <w:b w:val="0"/>
+        </w:rPr>
+        <w:t>, deciding step, result and limit.</w:t>
+      </w:r>
+    </w:p>
+    <w:p>
+      <w:pPr>
+        <w:spacing w:line="336" w:lineRule="auto" w:after="180"/>
+      </w:pPr>
+      <w:r>
+        <w:rPr>
+          <w:b w:val="0"/>
+        </w:rPr>
+        <w:t>Supported question: Why is the unknown ! at position 10 rather than position 9?</w:t>
+      </w:r>
+    </w:p>
+    <w:p>
+      <w:pPr>
+        <w:spacing w:line="336" w:lineRule="auto" w:after="180"/>
+        <w:shd w:fill="F5F1FB"/>
+      </w:pPr>
+      <w:r>
+        <w:rPr>
+          <w:b w:val="0"/>
+        </w:rPr>
+        <w:t xml:space="preserve">Draw your project trace and justify the deciding step using </w:t>
+      </w:r>
+      <w:r>
+        <w:rPr>
+          <w:b/>
+        </w:rPr>
+        <w:t>evidence</w:t>
+      </w:r>
+      <w:r>
+        <w:rPr>
+          <w:b w:val="0"/>
+        </w:rPr>
+        <w:t>.</w:t>
+      </w:r>
+    </w:p>
+    <w:p>
+      <w:pPr>
+        <w:pStyle w:val="Heading3"/>
+      </w:pPr>
+      <w:r>
+        <w:t>My picture explanation, deciding evidence and one limit</w:t>
       </w:r>
     </w:p>
     <w:p>

--- a/downloads/workbook/ai-2-week-25.docx
+++ b/downloads/workbook/ai-2-week-25.docx
@@ -25,12 +25,492 @@
         <w:pStyle w:val="Heading1"/>
       </w:pPr>
       <w:r>
-        <w:t>01. Recall and choose your starting point</w:t>
-      </w:r>
-    </w:p>
-    <w:p>
-      <w:r>
-        <w:t>Record your starting explanation for Text as Pieces before opening notes. Show any later correction separately.</w:t>
+        <w:t>One connected exact-tokenization record.</w:t>
+      </w:r>
+    </w:p>
+    <w:p>
+      <w:r>
+        <w:t>Apply the contract, encode/decode, compare sequence lengths and audit preprocessing claims.</w:t>
+      </w:r>
+    </w:p>
+    <w:p>
+      <w:r>
+        <w:t>Keep source text, vocabulary/rule version, ordinary/special counts and partial failures visible.</w:t>
+      </w:r>
+    </w:p>
+    <w:p>
+      <w:pPr>
+        <w:pStyle w:val="Heading1"/>
+      </w:pPr>
+      <w:r>
+        <w:t>01. Recall: reconnect earlier ideas</w:t>
+      </w:r>
+    </w:p>
+    <w:p>
+      <w:r>
+        <w:t>Retrieve before opening notes.</w:t>
+      </w:r>
+    </w:p>
+    <w:p>
+      <w:pPr>
+        <w:pStyle w:val="Heading2"/>
+      </w:pPr>
+      <w:r>
+        <w:t>Retrieve and explain</w:t>
+      </w:r>
+    </w:p>
+    <w:p>
+      <w:pPr>
+        <w:pStyle w:val="ListBullet"/>
+      </w:pPr>
+      <w:r>
+        <w:t>Try the recall before opening notes. Then use a different colour or a labelled second line to correct your explanation.</w:t>
+      </w:r>
+    </w:p>
+    <w:p>
+      <w:pPr>
+        <w:pStyle w:val="ListBullet"/>
+      </w:pPr>
+      <w:r>
+        <w:t>Without opening the old lesson, explain one key idea from Feedback Loops. Give an example and a mistake that the idea helps you avoid.</w:t>
+      </w:r>
+    </w:p>
+    <w:p>
+      <w:pPr>
+        <w:pStyle w:val="Heading3"/>
+      </w:pPr>
+      <w:r>
+        <w:t>My remembered idea, example and correction</w:t>
+      </w:r>
+    </w:p>
+    <w:p>
+      <w:r>
+        <w:t>________________________________________________________________</w:t>
+      </w:r>
+    </w:p>
+    <w:p>
+      <w:r>
+        <w:t>________________________________________________________________</w:t>
+      </w:r>
+    </w:p>
+    <w:p>
+      <w:r>
+        <w:t>________________________________________________________________</w:t>
+      </w:r>
+    </w:p>
+    <w:p>
+      <w:pPr>
+        <w:pStyle w:val="ListBullet"/>
+      </w:pPr>
+      <w:r>
+        <w:t>Without opening the old lesson, explain one key idea from Nearest Neighbor Reasoning. Give an example and a mistake that the idea helps you avoid.</w:t>
+      </w:r>
+    </w:p>
+    <w:p>
+      <w:pPr>
+        <w:pStyle w:val="Heading3"/>
+      </w:pPr>
+      <w:r>
+        <w:t>My remembered idea, example and correction</w:t>
+      </w:r>
+    </w:p>
+    <w:p>
+      <w:r>
+        <w:t>________________________________________________________________</w:t>
+      </w:r>
+    </w:p>
+    <w:p>
+      <w:r>
+        <w:t>________________________________________________________________</w:t>
+      </w:r>
+    </w:p>
+    <w:p>
+      <w:r>
+        <w:t>________________________________________________________________</w:t>
+      </w:r>
+    </w:p>
+    <w:p>
+      <w:pPr>
+        <w:pStyle w:val="ListBullet"/>
+      </w:pPr>
+      <w:r>
+        <w:t>Without opening the old lesson, explain one key idea from Sampling and Representation. Give an example and a mistake that the idea helps you avoid.</w:t>
+      </w:r>
+    </w:p>
+    <w:p>
+      <w:pPr>
+        <w:pStyle w:val="Heading3"/>
+      </w:pPr>
+      <w:r>
+        <w:t>My remembered idea, example and correction</w:t>
+      </w:r>
+    </w:p>
+    <w:p>
+      <w:r>
+        <w:t>________________________________________________________________</w:t>
+      </w:r>
+    </w:p>
+    <w:p>
+      <w:r>
+        <w:t>________________________________________________________________</w:t>
+      </w:r>
+    </w:p>
+    <w:p>
+      <w:r>
+        <w:t>________________________________________________________________</w:t>
+      </w:r>
+    </w:p>
+    <w:p>
+      <w:pPr>
+        <w:pStyle w:val="Heading2"/>
+      </w:pPr>
+      <w:r>
+        <w:t>Earlier wording, alternatives and picture transcripts · reference / check after trying</w:t>
+      </w:r>
+    </w:p>
+    <w:p>
+      <w:pPr>
+        <w:pStyle w:val="Heading3"/>
+      </w:pPr>
+      <w:r>
+        <w:t>Feedback Loops</w:t>
+      </w:r>
+    </w:p>
+    <w:p>
+      <w:pPr>
+        <w:pStyle w:val="Heading3"/>
+      </w:pPr>
+      <w:r>
+        <w:t>Nearest Neighbor Reasoning</w:t>
+      </w:r>
+    </w:p>
+    <w:p>
+      <w:pPr>
+        <w:pStyle w:val="Heading3"/>
+      </w:pPr>
+      <w:r>
+        <w:t>Sampling and Representation</w:t>
+      </w:r>
+    </w:p>
+    <w:p>
+      <w:pPr>
+        <w:pStyle w:val="Heading1"/>
+      </w:pPr>
+      <w:r>
+        <w:t>12. W1 · Apply longest matching and case sensitivity</w:t>
+      </w:r>
+    </w:p>
+    <w:p>
+      <w:r>
+        <w:t>IDs identify vocabulary entries, not meaning.</w:t>
+      </w:r>
+    </w:p>
+    <w:p>
+      <w:pPr>
+        <w:pStyle w:val="Heading2"/>
+      </w:pPr>
+      <w:r>
+        <w:t>Your evidence record</w:t>
+      </w:r>
+    </w:p>
+    <w:p>
+      <w:pPr>
+        <w:pStyle w:val="ListBullet"/>
+      </w:pPr>
+      <w:r>
+        <w:t>Original case-sensitive vocabulary:0=end(special),1=cat,2=c,3=a,4=t,5=s,6=one literal space,7=sat. Longest ordinary prefix wins; preserve case/punctuation/space. Unsupported characters stop encoding with a partial trace and zero-based character position. Decode ordinary text IDs by concatenating their strings; state separately if an end marker is appended. Do not reuse the separate book/books vocabulary.</w:t>
+      </w:r>
+    </w:p>
+    <w:p>
+      <w:pPr>
+        <w:pStyle w:val="ListBullet"/>
+      </w:pPr>
+      <w:r>
+        <w:t>Explain why sat wins over s at the start of sat and why uppercase C is unsupported.</w:t>
+      </w:r>
+    </w:p>
+    <w:p>
+      <w:pPr>
+        <w:pStyle w:val="Heading3"/>
+      </w:pPr>
+      <w:r>
+        <w:t>My reasoning and evidence</w:t>
+      </w:r>
+    </w:p>
+    <w:p>
+      <w:r>
+        <w:t>________________________________________________________________</w:t>
+      </w:r>
+    </w:p>
+    <w:p>
+      <w:r>
+        <w:t>________________________________________________________________</w:t>
+      </w:r>
+    </w:p>
+    <w:p>
+      <w:r>
+        <w:t>________________________________________________________________</w:t>
+      </w:r>
+    </w:p>
+    <w:p>
+      <w:r>
+        <w:t>________________________________________________________________</w:t>
+      </w:r>
+    </w:p>
+    <w:p>
+      <w:r>
+        <w:t>________________________________________________________________</w:t>
+      </w:r>
+    </w:p>
+    <w:p>
+      <w:r>
+        <w:t>________________________________________________________________</w:t>
+      </w:r>
+    </w:p>
+    <w:p>
+      <w:pPr>
+        <w:pStyle w:val="Heading1"/>
+      </w:pPr>
+      <w:r>
+        <w:t>13. W2 · Encode, decode and declare the count</w:t>
+      </w:r>
+    </w:p>
+    <w:p>
+      <w:r>
+        <w:t>Keep four text tokens separate from an appended end marker.</w:t>
+      </w:r>
+    </w:p>
+    <w:p>
+      <w:pPr>
+        <w:pStyle w:val="Heading2"/>
+      </w:pPr>
+      <w:r>
+        <w:t>Your evidence record</w:t>
+      </w:r>
+    </w:p>
+    <w:p>
+      <w:pPr>
+        <w:pStyle w:val="ListBullet"/>
+      </w:pPr>
+      <w:r>
+        <w:t>Original case-sensitive vocabulary:0=end(special),1=cat,2=c,3=a,4=t,5=s,6=one literal space,7=sat. Longest ordinary prefix wins; preserve case/punctuation/space. Unsupported characters stop encoding with a partial trace and zero-based character position. Decode ordinary text IDs by concatenating their strings; state separately if an end marker is appended. Do not reuse the separate book/books vocabulary.</w:t>
+      </w:r>
+    </w:p>
+    <w:p>
+      <w:pPr>
+        <w:pStyle w:val="ListBullet"/>
+      </w:pPr>
+      <w:r>
+        <w:t>Encode cats sat using the given vocabulary, decode it, and count with and without an appended end marker.</w:t>
+      </w:r>
+    </w:p>
+    <w:p>
+      <w:pPr>
+        <w:pStyle w:val="Heading3"/>
+      </w:pPr>
+      <w:r>
+        <w:t>My reasoning and evidence</w:t>
+      </w:r>
+    </w:p>
+    <w:p>
+      <w:r>
+        <w:t>________________________________________________________________</w:t>
+      </w:r>
+    </w:p>
+    <w:p>
+      <w:r>
+        <w:t>________________________________________________________________</w:t>
+      </w:r>
+    </w:p>
+    <w:p>
+      <w:r>
+        <w:t>________________________________________________________________</w:t>
+      </w:r>
+    </w:p>
+    <w:p>
+      <w:r>
+        <w:t>________________________________________________________________</w:t>
+      </w:r>
+    </w:p>
+    <w:p>
+      <w:r>
+        <w:t>________________________________________________________________</w:t>
+      </w:r>
+    </w:p>
+    <w:p>
+      <w:r>
+        <w:t>________________________________________________________________</w:t>
+      </w:r>
+    </w:p>
+    <w:p>
+      <w:pPr>
+        <w:pStyle w:val="Heading1"/>
+      </w:pPr>
+      <w:r>
+        <w:t>14. W3 · Compare character and chunk vocabularies</w:t>
+      </w:r>
+    </w:p>
+    <w:p>
+      <w:r>
+        <w:t>The source stays the same when representation changes.</w:t>
+      </w:r>
+    </w:p>
+    <w:p>
+      <w:pPr>
+        <w:pStyle w:val="Heading2"/>
+      </w:pPr>
+      <w:r>
+        <w:t>Your evidence record</w:t>
+      </w:r>
+    </w:p>
+    <w:p>
+      <w:pPr>
+        <w:pStyle w:val="ListBullet"/>
+      </w:pPr>
+      <w:r>
+        <w:t>Original case-sensitive vocabulary:0=end(special),1=cat,2=c,3=a,4=t,5=s,6=one literal space,7=sat. Longest ordinary prefix wins; preserve case/punctuation/space. Unsupported characters stop encoding with a partial trace and zero-based character position. Decode ordinary text IDs by concatenating their strings; state separately if an end marker is appended. Do not reuse the separate book/books vocabulary.</w:t>
+      </w:r>
+    </w:p>
+    <w:p>
+      <w:pPr>
+        <w:pStyle w:val="ListBullet"/>
+      </w:pPr>
+      <w:r>
+        <w:t>Encode cats sat with character tokens only. Explain the difference from four text tokens in the original vocabulary.</w:t>
+      </w:r>
+    </w:p>
+    <w:p>
+      <w:pPr>
+        <w:pStyle w:val="Heading3"/>
+      </w:pPr>
+      <w:r>
+        <w:t>My reasoning and evidence</w:t>
+      </w:r>
+    </w:p>
+    <w:p>
+      <w:r>
+        <w:t>________________________________________________________________</w:t>
+      </w:r>
+    </w:p>
+    <w:p>
+      <w:r>
+        <w:t>________________________________________________________________</w:t>
+      </w:r>
+    </w:p>
+    <w:p>
+      <w:r>
+        <w:t>________________________________________________________________</w:t>
+      </w:r>
+    </w:p>
+    <w:p>
+      <w:r>
+        <w:t>________________________________________________________________</w:t>
+      </w:r>
+    </w:p>
+    <w:p>
+      <w:r>
+        <w:t>________________________________________________________________</w:t>
+      </w:r>
+    </w:p>
+    <w:p>
+      <w:r>
+        <w:t>________________________________________________________________</w:t>
+      </w:r>
+    </w:p>
+    <w:p>
+      <w:pPr>
+        <w:pStyle w:val="Heading1"/>
+      </w:pPr>
+      <w:r>
+        <w:t>16. W5 · Audit undeclared preprocessing</w:t>
+      </w:r>
+    </w:p>
+    <w:p>
+      <w:r>
+        <w:t>An altered source cannot be called an exact original round trip.</w:t>
+      </w:r>
+    </w:p>
+    <w:p>
+      <w:pPr>
+        <w:pStyle w:val="Heading2"/>
+      </w:pPr>
+      <w:r>
+        <w:t>Your evidence record</w:t>
+      </w:r>
+    </w:p>
+    <w:p>
+      <w:pPr>
+        <w:pStyle w:val="ListBullet"/>
+      </w:pPr>
+      <w:r>
+        <w:t>Original case-sensitive vocabulary:0=end(special),1=cat,2=c,3=a,4=t,5=s,6=one literal space,7=sat. Longest ordinary prefix wins; preserve case/punctuation/space. Unsupported characters stop encoding with a partial trace and zero-based character position. Decode ordinary text IDs by concatenating their strings; state separately if an end marker is appended. Do not reuse the separate book/books vocabulary.</w:t>
+      </w:r>
+    </w:p>
+    <w:p>
+      <w:pPr>
+        <w:pStyle w:val="ListBullet"/>
+      </w:pPr>
+      <w:r>
+        <w:t>An encoder lowercases Cat and removes punctuation before encoding, but labels its output an exact encoding of the original. Explain what must be recorded or changed.</w:t>
+      </w:r>
+    </w:p>
+    <w:p>
+      <w:pPr>
+        <w:pStyle w:val="Heading3"/>
+      </w:pPr>
+      <w:r>
+        <w:t>My reasoning and evidence</w:t>
+      </w:r>
+    </w:p>
+    <w:p>
+      <w:r>
+        <w:t>________________________________________________________________</w:t>
+      </w:r>
+    </w:p>
+    <w:p>
+      <w:r>
+        <w:t>________________________________________________________________</w:t>
+      </w:r>
+    </w:p>
+    <w:p>
+      <w:r>
+        <w:t>________________________________________________________________</w:t>
+      </w:r>
+    </w:p>
+    <w:p>
+      <w:r>
+        <w:t>________________________________________________________________</w:t>
+      </w:r>
+    </w:p>
+    <w:p>
+      <w:r>
+        <w:t>________________________________________________________________</w:t>
+      </w:r>
+    </w:p>
+    <w:p>
+      <w:r>
+        <w:t>________________________________________________________________</w:t>
+      </w:r>
+    </w:p>
+    <w:p>
+      <w:pPr>
+        <w:pStyle w:val="Heading1"/>
+      </w:pPr>
+      <w:r>
+        <w:t>04. W4 · Trace a new input independently</w:t>
+      </w:r>
+    </w:p>
+    <w:p>
+      <w:r>
+        <w:t>Keep one first attempt before hints or feedback.</w:t>
+      </w:r>
+    </w:p>
+    <w:p>
+      <w:pPr>
+        <w:pStyle w:val="Heading2"/>
+      </w:pPr>
+      <w:r>
+        <w:t>Read and explain independently</w:t>
       </w:r>
     </w:p>
     <w:p>
@@ -41,15 +521,7 @@
         <w:rPr>
           <w:b w:val="0"/>
         </w:rPr>
-        <w:t>Try the recall before opening notes. Then use a different colour or a labelled second line to correct your explanation.</w:t>
-      </w:r>
-    </w:p>
-    <w:p>
-      <w:pPr>
-        <w:pStyle w:val="Heading3"/>
-      </w:pPr>
-      <w:r>
-        <w:t>Feedback Loops</w:t>
+        <w:t>Original case-sensitive vocabulary:0=end(special),1=cat,2=c,3=a,4=t,5=s,6=one literal space,7=sat. Longest ordinary prefix wins; preserve case/punctuation/space. Unsupported characters stop encoding with a partial trace and zero-based character position. Decode ordinary text IDs by concatenating their strings; state separately if an end marker is appended. Do not reuse the separate book/books vocabulary.</w:t>
       </w:r>
     </w:p>
     <w:p>
@@ -60,91 +532,31 @@
         <w:rPr>
           <w:b w:val="0"/>
         </w:rPr>
-        <w:t>Without opening the old lesson, explain one key idea from Feedback Loops. Give an example and a mistake that the idea helps you avoid.</w:t>
-      </w:r>
-    </w:p>
-    <w:p>
-      <w:pPr>
-        <w:pStyle w:val="Heading3"/>
-      </w:pPr>
-      <w:r>
-        <w:t>My remembered idea, example and correction</w:t>
-      </w:r>
-    </w:p>
-    <w:p>
-      <w:r>
-        <w:t>________________________________________________________________</w:t>
-      </w:r>
-    </w:p>
-    <w:p>
-      <w:r>
-        <w:t>________________________________________________________________</w:t>
-      </w:r>
-    </w:p>
-    <w:p>
-      <w:r>
-        <w:t>________________________________________________________________</w:t>
-      </w:r>
-    </w:p>
-    <w:p>
-      <w:pPr>
-        <w:pStyle w:val="Heading3"/>
-      </w:pPr>
-      <w:r>
-        <w:t>Nearest Neighbor Reasoning</w:t>
-      </w:r>
-    </w:p>
-    <w:p>
-      <w:pPr>
-        <w:spacing w:line="336" w:lineRule="auto" w:after="180"/>
-      </w:pPr>
+        <w:t xml:space="preserve">Under the original </w:t>
+      </w:r>
+      <w:r>
+        <w:rPr>
+          <w:b/>
+        </w:rPr>
+        <w:t>vocabulary</w:t>
+      </w:r>
       <w:r>
         <w:rPr>
           <w:b w:val="0"/>
         </w:rPr>
-        <w:t>Without opening the old lesson, explain one key idea from Nearest Neighbor Reasoning. Give an example and a mistake that the idea helps you avoid.</w:t>
-      </w:r>
-    </w:p>
-    <w:p>
-      <w:pPr>
-        <w:pStyle w:val="Heading3"/>
-      </w:pPr>
-      <w:r>
-        <w:t>My remembered idea, example and correction</w:t>
-      </w:r>
-    </w:p>
-    <w:p>
-      <w:r>
-        <w:t>________________________________________________________________</w:t>
-      </w:r>
-    </w:p>
-    <w:p>
-      <w:r>
-        <w:t>________________________________________________________________</w:t>
-      </w:r>
-    </w:p>
-    <w:p>
-      <w:r>
-        <w:t>________________________________________________________________</w:t>
-      </w:r>
-    </w:p>
-    <w:p>
-      <w:pPr>
-        <w:pStyle w:val="Heading3"/>
-      </w:pPr>
-      <w:r>
-        <w:t>Sampling and Representation</w:t>
-      </w:r>
-    </w:p>
-    <w:p>
-      <w:pPr>
-        <w:spacing w:line="336" w:lineRule="auto" w:after="180"/>
-      </w:pPr>
+        <w:t xml:space="preserve"> encode sat cats, decode it and count text </w:t>
+      </w:r>
+      <w:r>
+        <w:rPr>
+          <w:b/>
+        </w:rPr>
+        <w:t>token</w:t>
+      </w:r>
       <w:r>
         <w:rPr>
           <w:b w:val="0"/>
         </w:rPr>
-        <w:t>Without opening the old lesson, explain one key idea from Sampling and Representation. Give an example and a mistake that the idea helps you avoid.</w:t>
+        <w:t>s. Then trace sat cat! and state the exact failure position using zero-based character positions.</w:t>
       </w:r>
     </w:p>
     <w:p>
@@ -152,7 +564,7 @@
         <w:pStyle w:val="Heading3"/>
       </w:pPr>
       <w:r>
-        <w:t>My remembered idea, example and correction</w:t>
+        <w:t>My independent explanation, trace and limits</w:t>
       </w:r>
     </w:p>
     <w:p>
@@ -171,16 +583,31 @@
       </w:r>
     </w:p>
     <w:p>
-      <w:pPr>
-        <w:pStyle w:val="Heading1"/>
-      </w:pPr>
-      <w:r>
-        <w:t>02. Practise with fading help</w:t>
-      </w:r>
-    </w:p>
-    <w:p>
-      <w:r>
-        <w:t>Complete the supported Text as Pieces trace and record the first step you can explain without help.</w:t>
+      <w:r>
+        <w:t>________________________________________________________________</w:t>
+      </w:r>
+    </w:p>
+    <w:p>
+      <w:r>
+        <w:t>________________________________________________________________</w:t>
+      </w:r>
+    </w:p>
+    <w:p>
+      <w:r>
+        <w:t>________________________________________________________________</w:t>
+      </w:r>
+    </w:p>
+    <w:p>
+      <w:r>
+        <w:t>________________________________________________________________</w:t>
+      </w:r>
+    </w:p>
+    <w:p>
+      <w:pPr>
+        <w:pStyle w:val="Heading2"/>
+      </w:pPr>
+      <w:r>
+        <w:t>Keep a fair record</w:t>
       </w:r>
     </w:p>
     <w:p>
@@ -191,8 +618,50 @@
         <w:rPr>
           <w:b w:val="0"/>
         </w:rPr>
-        <w:t xml:space="preserve">Use W2: Encode and decode for </w:t>
-      </w:r>
+        <w:t>Attempt this case before feedback. Record any help. Earlier examples below are further practice; a case already practised with feedback cannot establish fresh transfer.</w:t>
+      </w:r>
+    </w:p>
+    <w:p>
+      <w:pPr>
+        <w:pStyle w:val="Heading2"/>
+      </w:pPr>
+      <w:r>
+        <w:t>Earlier wording, alternatives and picture transcripts · reference / check after trying</w:t>
+      </w:r>
+    </w:p>
+    <w:p>
+      <w:pPr>
+        <w:pStyle w:val="Heading3"/>
+      </w:pPr>
+      <w:r>
+        <w:t>Independent case: Trace a new input independently</w:t>
+      </w:r>
+    </w:p>
+    <w:p>
+      <w:pPr>
+        <w:pStyle w:val="Heading1"/>
+      </w:pPr>
+      <w:r>
+        <w:t>09. Project · Keep the decision and its evidence</w:t>
+      </w:r>
+    </w:p>
+    <w:p>
+      <w:r>
+        <w:t>Add this week’s change to your existing project record.</w:t>
+      </w:r>
+    </w:p>
+    <w:p>
+      <w:pPr>
+        <w:pStyle w:val="Heading2"/>
+      </w:pPr>
+      <w:r>
+        <w:t>Your evidence record</w:t>
+      </w:r>
+    </w:p>
+    <w:p>
+      <w:pPr>
+        <w:spacing w:line="336" w:lineRule="auto" w:after="180"/>
+      </w:pPr>
       <w:r>
         <w:rPr>
           <w:b/>
@@ -203,473 +672,18 @@
         <w:rPr>
           <w:b w:val="0"/>
         </w:rPr>
-        <w:t xml:space="preserve">isation and </w:t>
-      </w:r>
-      <w:r>
-        <w:rPr>
-          <w:b/>
-        </w:rPr>
-        <w:t>vocabulary</w:t>
-      </w:r>
+        <w:t>ize book descriptions before any text-based matching, while preserving the original source text.</w:t>
+      </w:r>
+    </w:p>
+    <w:p>
+      <w:pPr>
+        <w:spacing w:line="336" w:lineRule="auto" w:after="180"/>
+      </w:pPr>
       <w:r>
         <w:rPr>
           <w:b w:val="0"/>
         </w:rPr>
-        <w:t>. Record the answer once; the lesson and workbook refer to the same attempt.</w:t>
-      </w:r>
-    </w:p>
-    <w:tbl>
-      <w:tblPr>
-        <w:tblStyle w:val="LightShading-Accent1"/>
-        <w:tblW w:type="auto" w:w="0"/>
-        <w:tblLook w:firstColumn="1" w:firstRow="1" w:lastColumn="0" w:lastRow="0" w:noHBand="0" w:noVBand="1" w:val="04A0"/>
-      </w:tblPr>
-      <w:tblGrid>
-        <w:gridCol w:w="2556"/>
-        <w:gridCol w:w="2556"/>
-        <w:gridCol w:w="2556"/>
-        <w:gridCol w:w="2556"/>
-      </w:tblGrid>
-      <w:tr>
-        <w:trPr>
-          <w:tblHeader/>
-        </w:trPr>
-        <w:tc>
-          <w:tcPr>
-            <w:tcW w:type="dxa" w:w="2556"/>
-          </w:tcPr>
-          <w:p>
-            <w:r>
-              <w:t>Given inputs</w:t>
-            </w:r>
-          </w:p>
-        </w:tc>
-        <w:tc>
-          <w:tcPr>
-            <w:tcW w:type="dxa" w:w="2556"/>
-          </w:tcPr>
-          <w:p>
-            <w:r>
-              <w:t>Procedure I chose</w:t>
-            </w:r>
-          </w:p>
-        </w:tc>
-        <w:tc>
-          <w:tcPr>
-            <w:tcW w:type="dxa" w:w="2556"/>
-          </w:tcPr>
-          <w:p>
-            <w:r>
-              <w:t>Middle steps</w:t>
-            </w:r>
-          </w:p>
-        </w:tc>
-        <w:tc>
-          <w:tcPr>
-            <w:tcW w:type="dxa" w:w="2556"/>
-          </w:tcPr>
-          <w:p>
-            <w:r>
-              <w:t>Result and check</w:t>
-            </w:r>
-          </w:p>
-        </w:tc>
-      </w:tr>
-      <w:tr>
-        <w:tc>
-          <w:tcPr>
-            <w:tcW w:type="dxa" w:w="2556"/>
-          </w:tcPr>
-          <w:p>
-            <w:r/>
-          </w:p>
-        </w:tc>
-        <w:tc>
-          <w:tcPr>
-            <w:tcW w:type="dxa" w:w="2556"/>
-          </w:tcPr>
-          <w:p>
-            <w:r/>
-          </w:p>
-        </w:tc>
-        <w:tc>
-          <w:tcPr>
-            <w:tcW w:type="dxa" w:w="2556"/>
-          </w:tcPr>
-          <w:p>
-            <w:r/>
-          </w:p>
-        </w:tc>
-        <w:tc>
-          <w:tcPr>
-            <w:tcW w:type="dxa" w:w="2556"/>
-          </w:tcPr>
-          <w:p>
-            <w:r/>
-          </w:p>
-        </w:tc>
-      </w:tr>
-    </w:tbl>
-    <w:p>
-      <w:pPr>
-        <w:pStyle w:val="Heading3"/>
-      </w:pPr>
-      <w:r>
-        <w:t>The step I completed without help, and the hint I needed</w:t>
-      </w:r>
-    </w:p>
-    <w:p>
-      <w:r>
-        <w:t>________________________________________________________________</w:t>
-      </w:r>
-    </w:p>
-    <w:p>
-      <w:r>
-        <w:t>________________________________________________________________</w:t>
-      </w:r>
-    </w:p>
-    <w:p>
-      <w:r>
-        <w:t>________________________________________________________________</w:t>
-      </w:r>
-    </w:p>
-    <w:p>
-      <w:pPr>
-        <w:pStyle w:val="Heading1"/>
-      </w:pPr>
-      <w:r>
-        <w:t>03. Individual reasoning check</w:t>
-      </w:r>
-    </w:p>
-    <w:p>
-      <w:r>
-        <w:t>Check the proposed Text as Pieces explanation against the supplied facts before discussing it.</w:t>
-      </w:r>
-    </w:p>
-    <w:p>
-      <w:pPr>
-        <w:spacing w:line="336" w:lineRule="auto" w:after="180"/>
-      </w:pPr>
-      <w:r>
-        <w:rPr>
-          <w:b w:val="0"/>
-        </w:rPr>
-        <w:t xml:space="preserve">Use the worked case for </w:t>
-      </w:r>
-      <w:r>
-        <w:rPr>
-          <w:b/>
-        </w:rPr>
-        <w:t>Token</w:t>
-      </w:r>
-      <w:r>
-        <w:rPr>
-          <w:b w:val="0"/>
-        </w:rPr>
-        <w:t xml:space="preserve">isation and </w:t>
-      </w:r>
-      <w:r>
-        <w:rPr>
-          <w:b/>
-        </w:rPr>
-        <w:t>vocabulary</w:t>
-      </w:r>
-      <w:r>
-        <w:rPr>
-          <w:b w:val="0"/>
-        </w:rPr>
-        <w:t xml:space="preserve">. Proposed explanation: “A </w:t>
-      </w:r>
-      <w:r>
-        <w:rPr>
-          <w:b/>
-        </w:rPr>
-        <w:t>token</w:t>
-      </w:r>
-      <w:r>
-        <w:rPr>
-          <w:b w:val="0"/>
-        </w:rPr>
-        <w:t xml:space="preserve"> always equals a word”. Decide whether this explanation is supported.</w:t>
-      </w:r>
-    </w:p>
-    <w:p>
-      <w:pPr>
-        <w:spacing w:line="336" w:lineRule="auto" w:after="180"/>
-      </w:pPr>
-      <w:r>
-        <w:rPr>
-          <w:b w:val="0"/>
-        </w:rPr>
-        <w:t>Point to the step or supplied fact that decides; explain your repair if needed.</w:t>
-      </w:r>
-    </w:p>
-    <w:p>
-      <w:pPr>
-        <w:pStyle w:val="Heading3"/>
-      </w:pPr>
-      <w:r>
-        <w:t>My explanation before partner discussion</w:t>
-      </w:r>
-    </w:p>
-    <w:p>
-      <w:r>
-        <w:t>________________________________________________________________</w:t>
-      </w:r>
-    </w:p>
-    <w:p>
-      <w:r>
-        <w:t>________________________________________________________________</w:t>
-      </w:r>
-    </w:p>
-    <w:p>
-      <w:r>
-        <w:t>________________________________________________________________</w:t>
-      </w:r>
-    </w:p>
-    <w:p>
-      <w:r>
-        <w:t>________________________________________________________________</w:t>
-      </w:r>
-    </w:p>
-    <w:p>
-      <w:pPr>
-        <w:pStyle w:val="Heading1"/>
-      </w:pPr>
-      <w:r>
-        <w:t>04. Independent transfer case</w:t>
-      </w:r>
-    </w:p>
-    <w:p>
-      <w:r>
-        <w:t>Write one first attempt at the reserved independent case before feedback. Repeated copies of that case refer to the same recorded attempt.</w:t>
-      </w:r>
-    </w:p>
-    <w:p>
-      <w:pPr>
-        <w:pStyle w:val="Heading3"/>
-      </w:pPr>
-      <w:r>
-        <w:t>Independent case: Trace a new input independently</w:t>
-      </w:r>
-    </w:p>
-    <w:p>
-      <w:pPr>
-        <w:spacing w:line="336" w:lineRule="auto" w:after="180"/>
-      </w:pPr>
-      <w:r>
-        <w:rPr>
-          <w:b w:val="0"/>
-        </w:rPr>
-        <w:t xml:space="preserve">Under the original </w:t>
-      </w:r>
-      <w:r>
-        <w:rPr>
-          <w:b/>
-        </w:rPr>
-        <w:t>vocabulary</w:t>
-      </w:r>
-      <w:r>
-        <w:rPr>
-          <w:b w:val="0"/>
-        </w:rPr>
-        <w:t xml:space="preserve"> encode sat cats, decode it and count text </w:t>
-      </w:r>
-      <w:r>
-        <w:rPr>
-          <w:b/>
-        </w:rPr>
-        <w:t>token</w:t>
-      </w:r>
-      <w:r>
-        <w:rPr>
-          <w:b w:val="0"/>
-        </w:rPr>
-        <w:t>s. Then trace sat cat! and state the exact failure position using zero-based character positions.</w:t>
-      </w:r>
-    </w:p>
-    <w:p>
-      <w:pPr>
-        <w:pStyle w:val="Heading3"/>
-      </w:pPr>
-      <w:r>
-        <w:t>My independent explanation, trace and limits</w:t>
-      </w:r>
-    </w:p>
-    <w:p>
-      <w:r>
-        <w:t>________________________________________________________________</w:t>
-      </w:r>
-    </w:p>
-    <w:p>
-      <w:r>
-        <w:t>________________________________________________________________</w:t>
-      </w:r>
-    </w:p>
-    <w:p>
-      <w:r>
-        <w:t>________________________________________________________________</w:t>
-      </w:r>
-    </w:p>
-    <w:p>
-      <w:r>
-        <w:t>________________________________________________________________</w:t>
-      </w:r>
-    </w:p>
-    <w:p>
-      <w:r>
-        <w:t>________________________________________________________________</w:t>
-      </w:r>
-    </w:p>
-    <w:p>
-      <w:r>
-        <w:t>________________________________________________________________</w:t>
-      </w:r>
-    </w:p>
-    <w:p>
-      <w:r>
-        <w:t>________________________________________________________________</w:t>
-      </w:r>
-    </w:p>
-    <w:p>
-      <w:pPr>
-        <w:spacing w:line="336" w:lineRule="auto" w:after="180"/>
-      </w:pPr>
-      <w:r>
-        <w:rPr>
-          <w:b w:val="0"/>
-        </w:rPr>
-        <w:t>Attempt this case before feedback. Record any help. Earlier examples below are further practice; a case already practised with feedback cannot establish fresh transfer.</w:t>
-      </w:r>
-    </w:p>
-    <w:p>
-      <w:pPr>
-        <w:pStyle w:val="Heading1"/>
-      </w:pPr>
-      <w:r>
-        <w:t>05. Your learning target</w:t>
-      </w:r>
-    </w:p>
-    <w:p>
-      <w:r>
-        <w:t>Connect the Text as Pieces target to a trace and a justified conclusion.</w:t>
-      </w:r>
-    </w:p>
-    <w:p>
-      <w:pPr>
-        <w:spacing w:line="336" w:lineRule="auto" w:after="180"/>
-      </w:pPr>
-      <w:r>
-        <w:rPr>
-          <w:b w:val="0"/>
-        </w:rPr>
-        <w:t xml:space="preserve">Toy </w:t>
-      </w:r>
-      <w:r>
-        <w:rPr>
-          <w:b/>
-        </w:rPr>
-        <w:t>token</w:t>
-      </w:r>
-      <w:r>
-        <w:rPr>
-          <w:b w:val="0"/>
-        </w:rPr>
-        <w:t xml:space="preserve">izer A splits 'unhelpful' into un/help/ful; B keeps it whole. Count </w:t>
-      </w:r>
-      <w:r>
-        <w:rPr>
-          <w:b/>
-        </w:rPr>
-        <w:t>token</w:t>
-      </w:r>
-      <w:r>
-        <w:rPr>
-          <w:b w:val="0"/>
-        </w:rPr>
-        <w:t xml:space="preserve">s for each and explain why a three-word sentence need not use three </w:t>
-      </w:r>
-      <w:r>
-        <w:rPr>
-          <w:b/>
-        </w:rPr>
-        <w:t>token</w:t>
-      </w:r>
-      <w:r>
-        <w:rPr>
-          <w:b w:val="0"/>
-        </w:rPr>
-        <w:t>s.</w:t>
-      </w:r>
-    </w:p>
-    <w:p>
-      <w:pPr>
-        <w:pStyle w:val="Heading1"/>
-      </w:pPr>
-      <w:r>
-        <w:t>06. Solve the given case</w:t>
-      </w:r>
-    </w:p>
-    <w:p>
-      <w:r>
-        <w:t>Solve the supplied Text as Pieces case and show the deciding evidence.</w:t>
-      </w:r>
-    </w:p>
-    <w:p>
-      <w:pPr>
-        <w:spacing w:line="336" w:lineRule="auto" w:after="180"/>
-      </w:pPr>
-      <w:r>
-        <w:rPr>
-          <w:b w:val="0"/>
-        </w:rPr>
-        <w:t xml:space="preserve">Toy </w:t>
-      </w:r>
-      <w:r>
-        <w:rPr>
-          <w:b/>
-        </w:rPr>
-        <w:t>token</w:t>
-      </w:r>
-      <w:r>
-        <w:rPr>
-          <w:b w:val="0"/>
-        </w:rPr>
-        <w:t>izer A splits rainbows as [rain][bow][s]; B uses [rainbows].</w:t>
-      </w:r>
-    </w:p>
-    <w:p>
-      <w:pPr>
-        <w:spacing w:line="336" w:lineRule="auto" w:after="180"/>
-      </w:pPr>
-      <w:r>
-        <w:rPr>
-          <w:b w:val="0"/>
-        </w:rPr>
-        <w:t xml:space="preserve">Count </w:t>
-      </w:r>
-      <w:r>
-        <w:rPr>
-          <w:b/>
-        </w:rPr>
-        <w:t>token</w:t>
-      </w:r>
-      <w:r>
-        <w:rPr>
-          <w:b w:val="0"/>
-        </w:rPr>
-        <w:t>s and state the limit of the example.</w:t>
-      </w:r>
-    </w:p>
-    <w:p>
-      <w:pPr>
-        <w:spacing w:line="336" w:lineRule="auto" w:after="180"/>
-      </w:pPr>
-      <w:r>
-        <w:rPr>
-          <w:b w:val="0"/>
-        </w:rPr>
-        <w:t xml:space="preserve">Show your trace, calculation or </w:t>
+        <w:t xml:space="preserve">The project change and </w:t>
       </w:r>
       <w:r>
         <w:rPr>
@@ -677,339 +691,6 @@
         </w:rPr>
         <w:t>evidence</w:t>
       </w:r>
-    </w:p>
-    <w:p>
-      <w:pPr>
-        <w:pStyle w:val="Heading3"/>
-      </w:pPr>
-      <w:r>
-        <w:t>Write or draw your reasoning and evidence.</w:t>
-      </w:r>
-    </w:p>
-    <w:p>
-      <w:r>
-        <w:t>________________________________________________________________</w:t>
-      </w:r>
-    </w:p>
-    <w:p>
-      <w:r>
-        <w:t>________________________________________________________________</w:t>
-      </w:r>
-    </w:p>
-    <w:p>
-      <w:r>
-        <w:t>________________________________________________________________</w:t>
-      </w:r>
-    </w:p>
-    <w:p>
-      <w:r>
-        <w:t>________________________________________________________________</w:t>
-      </w:r>
-    </w:p>
-    <w:p>
-      <w:r>
-        <w:t>________________________________________________________________</w:t>
-      </w:r>
-    </w:p>
-    <w:p>
-      <w:pPr>
-        <w:pStyle w:val="Heading1"/>
-      </w:pPr>
-      <w:r>
-        <w:t>07. Check a changed case</w:t>
-      </w:r>
-    </w:p>
-    <w:p>
-      <w:r>
-        <w:t>Apply the procedure to the changed case and record why the conclusion follows.</w:t>
-      </w:r>
-    </w:p>
-    <w:p>
-      <w:pPr>
-        <w:spacing w:line="336" w:lineRule="auto" w:after="180"/>
-        <w:shd w:fill="F5F1FB"/>
-      </w:pPr>
-      <w:r>
-        <w:rPr>
-          <w:b w:val="0"/>
-        </w:rPr>
-        <w:t xml:space="preserve">A classroom </w:t>
-      </w:r>
-      <w:r>
-        <w:rPr>
-          <w:b/>
-        </w:rPr>
-        <w:t>token</w:t>
-      </w:r>
-      <w:r>
-        <w:rPr>
-          <w:b w:val="0"/>
-        </w:rPr>
-        <w:t xml:space="preserve">izer splits sunflower into sun and flower. How many pieces result? Must every real </w:t>
-      </w:r>
-      <w:r>
-        <w:rPr>
-          <w:b/>
-        </w:rPr>
-        <w:t>token</w:t>
-      </w:r>
-      <w:r>
-        <w:rPr>
-          <w:b w:val="0"/>
-        </w:rPr>
-        <w:t>izer split it the same way?</w:t>
-      </w:r>
-    </w:p>
-    <w:p>
-      <w:pPr>
-        <w:spacing w:line="336" w:lineRule="auto" w:after="180"/>
-      </w:pPr>
-      <w:r>
-        <w:rPr>
-          <w:b w:val="0"/>
-        </w:rPr>
-        <w:t>My independent answer and reason</w:t>
-      </w:r>
-    </w:p>
-    <w:p>
-      <w:pPr>
-        <w:pStyle w:val="Heading3"/>
-      </w:pPr>
-      <w:r>
-        <w:t>Write or draw your reasoning and evidence.</w:t>
-      </w:r>
-    </w:p>
-    <w:p>
-      <w:r>
-        <w:t>________________________________________________________________</w:t>
-      </w:r>
-    </w:p>
-    <w:p>
-      <w:r>
-        <w:t>________________________________________________________________</w:t>
-      </w:r>
-    </w:p>
-    <w:p>
-      <w:r>
-        <w:t>________________________________________________________________</w:t>
-      </w:r>
-    </w:p>
-    <w:p>
-      <w:r>
-        <w:t>________________________________________________________________</w:t>
-      </w:r>
-    </w:p>
-    <w:p>
-      <w:r>
-        <w:t>________________________________________________________________</w:t>
-      </w:r>
-    </w:p>
-    <w:p>
-      <w:pPr>
-        <w:pStyle w:val="Heading3"/>
-      </w:pPr>
-      <w:r>
-        <w:t>Week 25 Test and reflect</w:t>
-      </w:r>
-    </w:p>
-    <w:p>
-      <w:pPr>
-        <w:pStyle w:val="Heading1"/>
-      </w:pPr>
-      <w:r>
-        <w:t>08. Design a revealing test</w:t>
-      </w:r>
-    </w:p>
-    <w:p>
-      <w:r>
-        <w:t>Specify a changed input, expected result and observation separately.</w:t>
-      </w:r>
-    </w:p>
-    <w:p>
-      <w:pPr>
-        <w:spacing w:line="336" w:lineRule="auto" w:after="180"/>
-      </w:pPr>
-      <w:r>
-        <w:rPr>
-          <w:b w:val="0"/>
-        </w:rPr>
-        <w:t xml:space="preserve">Create a changed </w:t>
-      </w:r>
-      <w:r>
-        <w:rPr>
-          <w:b/>
-        </w:rPr>
-        <w:t>input</w:t>
-      </w:r>
-      <w:r>
-        <w:rPr>
-          <w:b w:val="0"/>
-        </w:rPr>
-        <w:t>, boundary case or missing-information case. Write the expected answer or safe response before testing.</w:t>
-      </w:r>
-    </w:p>
-    <w:tbl>
-      <w:tblPr>
-        <w:tblStyle w:val="LightShading-Accent1"/>
-        <w:tblW w:type="auto" w:w="0"/>
-        <w:tblLook w:firstColumn="1" w:firstRow="1" w:lastColumn="0" w:lastRow="0" w:noHBand="0" w:noVBand="1" w:val="04A0"/>
-      </w:tblPr>
-      <w:tblGrid>
-        <w:gridCol w:w="5112"/>
-        <w:gridCol w:w="5112"/>
-      </w:tblGrid>
-      <w:tr>
-        <w:trPr>
-          <w:tblHeader/>
-        </w:trPr>
-        <w:tc>
-          <w:tcPr>
-            <w:tcW w:type="dxa" w:w="5112"/>
-          </w:tcPr>
-          <w:p>
-            <w:r>
-              <w:t>Test record</w:t>
-            </w:r>
-          </w:p>
-        </w:tc>
-        <w:tc>
-          <w:tcPr>
-            <w:tcW w:type="dxa" w:w="5112"/>
-          </w:tcPr>
-          <w:p>
-            <w:r>
-              <w:t>My evidence</w:t>
-            </w:r>
-          </w:p>
-        </w:tc>
-      </w:tr>
-      <w:tr>
-        <w:tc>
-          <w:tcPr>
-            <w:tcW w:type="dxa" w:w="5112"/>
-          </w:tcPr>
-          <w:p>
-            <w:r>
-              <w:t>Changed input or condition</w:t>
-            </w:r>
-          </w:p>
-        </w:tc>
-        <w:tc>
-          <w:tcPr>
-            <w:tcW w:type="dxa" w:w="5112"/>
-          </w:tcPr>
-          <w:p>
-            <w:r/>
-          </w:p>
-        </w:tc>
-      </w:tr>
-      <w:tr>
-        <w:tc>
-          <w:tcPr>
-            <w:tcW w:type="dxa" w:w="5112"/>
-          </w:tcPr>
-          <w:p>
-            <w:r>
-              <w:t>Expected answer or fallback</w:t>
-            </w:r>
-          </w:p>
-        </w:tc>
-        <w:tc>
-          <w:tcPr>
-            <w:tcW w:type="dxa" w:w="5112"/>
-          </w:tcPr>
-          <w:p>
-            <w:r/>
-          </w:p>
-        </w:tc>
-      </w:tr>
-      <w:tr>
-        <w:tc>
-          <w:tcPr>
-            <w:tcW w:type="dxa" w:w="5112"/>
-          </w:tcPr>
-          <w:p>
-            <w:r>
-              <w:t>Observed result</w:t>
-            </w:r>
-          </w:p>
-        </w:tc>
-        <w:tc>
-          <w:tcPr>
-            <w:tcW w:type="dxa" w:w="5112"/>
-          </w:tcPr>
-          <w:p>
-            <w:r/>
-          </w:p>
-        </w:tc>
-      </w:tr>
-      <w:tr>
-        <w:tc>
-          <w:tcPr>
-            <w:tcW w:type="dxa" w:w="5112"/>
-          </w:tcPr>
-          <w:p>
-            <w:r>
-              <w:t>Why the result occurred</w:t>
-            </w:r>
-          </w:p>
-        </w:tc>
-        <w:tc>
-          <w:tcPr>
-            <w:tcW w:type="dxa" w:w="5112"/>
-          </w:tcPr>
-          <w:p>
-            <w:r/>
-          </w:p>
-        </w:tc>
-      </w:tr>
-    </w:tbl>
-    <w:p>
-      <w:pPr>
-        <w:pStyle w:val="Heading1"/>
-      </w:pPr>
-      <w:r>
-        <w:t>09. Project checkpoint</w:t>
-      </w:r>
-    </w:p>
-    <w:p>
-      <w:r>
-        <w:t>Justify what Text as Pieces adds to Transparent Book Recommender and keep the evidence.</w:t>
-      </w:r>
-    </w:p>
-    <w:p>
-      <w:pPr>
-        <w:spacing w:line="336" w:lineRule="auto" w:after="180"/>
-      </w:pPr>
-      <w:r>
-        <w:rPr>
-          <w:b/>
-        </w:rPr>
-        <w:t>Token</w:t>
-      </w:r>
-      <w:r>
-        <w:rPr>
-          <w:b w:val="0"/>
-        </w:rPr>
-        <w:t>ize book descriptions before any text-based matching, while preserving the original source text.</w:t>
-      </w:r>
-    </w:p>
-    <w:p>
-      <w:pPr>
-        <w:spacing w:line="336" w:lineRule="auto" w:after="180"/>
-      </w:pPr>
-      <w:r>
-        <w:rPr>
-          <w:b w:val="0"/>
-        </w:rPr>
-        <w:t xml:space="preserve">The project change and </w:t>
-      </w:r>
-      <w:r>
-        <w:rPr>
-          <w:b/>
-        </w:rPr>
-        <w:t>evidence</w:t>
-      </w:r>
       <w:r>
         <w:rPr>
           <w:b w:val="0"/>
@@ -1055,615 +736,20 @@
         <w:pStyle w:val="Heading1"/>
       </w:pPr>
       <w:r>
-        <w:t>10. Self check</w:t>
-      </w:r>
-    </w:p>
-    <w:p>
-      <w:r>
-        <w:t>Judge explanation, evidence, transfer and limits separately; attach the work behind your judgement.</w:t>
-      </w:r>
-    </w:p>
-    <w:p>
-      <w:pPr>
-        <w:pStyle w:val="ListBullet"/>
-      </w:pPr>
-      <w:r>
-        <w:t>I can explain the mechanism.</w:t>
-      </w:r>
-    </w:p>
-    <w:p>
-      <w:pPr>
-        <w:pStyle w:val="ListBullet"/>
-      </w:pPr>
-      <w:r>
-        <w:t>I can show evidence.</w:t>
-      </w:r>
-    </w:p>
-    <w:p>
-      <w:pPr>
-        <w:pStyle w:val="ListBullet"/>
-      </w:pPr>
-      <w:r>
-        <w:t>I can handle a changed case.</w:t>
-      </w:r>
-    </w:p>
-    <w:p>
-      <w:pPr>
-        <w:pStyle w:val="ListBullet"/>
-      </w:pPr>
-      <w:r>
-        <w:t>I can name a limit.</w:t>
-      </w:r>
-    </w:p>
-    <w:p>
-      <w:r>
-        <w:t>Mark each as not yet, with help or independently, and attach supporting work.</w:t>
-      </w:r>
-    </w:p>
-    <w:p>
-      <w:pPr>
-        <w:spacing w:line="336" w:lineRule="auto" w:after="180"/>
-      </w:pPr>
-      <w:r>
-        <w:rPr>
-          <w:b w:val="0"/>
-        </w:rPr>
-        <w:t>Teacher review ____________________  Next step ____________________</w:t>
-      </w:r>
-    </w:p>
-    <w:p>
-      <w:pPr>
-        <w:pStyle w:val="Heading1"/>
-      </w:pPr>
-      <w:r>
-        <w:t>11. Transfer practice from the original programme</w:t>
-      </w:r>
-    </w:p>
-    <w:p>
-      <w:r>
-        <w:t>Use this earlier case as transfer practice. A case already discussed with feedback is not fresh assessment evidence.</w:t>
-      </w:r>
-    </w:p>
-    <w:p>
-      <w:pPr>
-        <w:spacing w:line="336" w:lineRule="auto" w:after="180"/>
-      </w:pPr>
-      <w:r>
-        <w:rPr>
-          <w:b w:val="0"/>
-        </w:rPr>
-        <w:t xml:space="preserve">Toy </w:t>
-      </w:r>
-      <w:r>
-        <w:rPr>
-          <w:b/>
-        </w:rPr>
-        <w:t>token</w:t>
-      </w:r>
-      <w:r>
-        <w:rPr>
-          <w:b w:val="0"/>
-        </w:rPr>
-        <w:t xml:space="preserve">izer A splits 'unhelpful' into un/help/ful; B keeps it whole. Count </w:t>
-      </w:r>
-      <w:r>
-        <w:rPr>
-          <w:b/>
-        </w:rPr>
-        <w:t>token</w:t>
-      </w:r>
-      <w:r>
-        <w:rPr>
-          <w:b w:val="0"/>
-        </w:rPr>
-        <w:t xml:space="preserve">s for each and explain why a three-word sentence need not use three </w:t>
-      </w:r>
-      <w:r>
-        <w:rPr>
-          <w:b/>
-        </w:rPr>
-        <w:t>token</w:t>
-      </w:r>
-      <w:r>
-        <w:rPr>
-          <w:b w:val="0"/>
-        </w:rPr>
-        <w:t>s.</w:t>
-      </w:r>
-    </w:p>
-    <w:p>
-      <w:pPr>
-        <w:pStyle w:val="Heading3"/>
-      </w:pPr>
-      <w:r>
-        <w:t>My independently reasoned answer</w:t>
-      </w:r>
-    </w:p>
-    <w:p>
-      <w:r>
-        <w:t>________________________________________________________________</w:t>
-      </w:r>
-    </w:p>
-    <w:p>
-      <w:r>
-        <w:t>________________________________________________________________</w:t>
-      </w:r>
-    </w:p>
-    <w:p>
-      <w:r>
-        <w:t>________________________________________________________________</w:t>
-      </w:r>
-    </w:p>
-    <w:p>
-      <w:r>
-        <w:t>________________________________________________________________</w:t>
-      </w:r>
-    </w:p>
-    <w:p>
-      <w:r>
-        <w:t>________________________________________________________________</w:t>
-      </w:r>
-    </w:p>
-    <w:p>
-      <w:r>
-        <w:t>________________________________________________________________</w:t>
-      </w:r>
-    </w:p>
-    <w:p>
-      <w:r>
-        <w:t>________________________________________________________________</w:t>
-      </w:r>
-    </w:p>
-    <w:p>
-      <w:pPr>
-        <w:spacing w:line="336" w:lineRule="auto" w:after="180"/>
-      </w:pPr>
-      <w:r>
-        <w:rPr>
-          <w:b w:val="0"/>
-        </w:rPr>
-        <w:t>Record support used: none, hint or teacher explanation.</w:t>
-      </w:r>
-    </w:p>
-    <w:p>
-      <w:pPr>
-        <w:pStyle w:val="Heading1"/>
-      </w:pPr>
-      <w:r>
-        <w:t>12. W1 Read the contract</w:t>
-      </w:r>
-    </w:p>
-    <w:p>
-      <w:r>
-        <w:t>Read the contract. Apply the supplied Text as Pieces facts and keep your reasoning.</w:t>
-      </w:r>
-    </w:p>
-    <w:p>
-      <w:pPr>
-        <w:spacing w:line="336" w:lineRule="auto" w:after="180"/>
-      </w:pPr>
-      <w:r>
-        <w:rPr>
-          <w:b w:val="0"/>
-        </w:rPr>
-        <w:t>Explain why sat wins over s at the start of sat and why uppercase C is unsupported.</w:t>
-      </w:r>
-    </w:p>
-    <w:p>
-      <w:pPr>
-        <w:pStyle w:val="Heading3"/>
-      </w:pPr>
-      <w:r>
-        <w:t>My reasoning and evidence</w:t>
-      </w:r>
-    </w:p>
-    <w:p>
-      <w:r>
-        <w:t>________________________________________________________________</w:t>
-      </w:r>
-    </w:p>
-    <w:p>
-      <w:r>
-        <w:t>________________________________________________________________</w:t>
-      </w:r>
-    </w:p>
-    <w:p>
-      <w:r>
-        <w:t>________________________________________________________________</w:t>
-      </w:r>
-    </w:p>
-    <w:p>
-      <w:r>
-        <w:t>________________________________________________________________</w:t>
-      </w:r>
-    </w:p>
-    <w:p>
-      <w:r>
-        <w:t>________________________________________________________________</w:t>
-      </w:r>
-    </w:p>
-    <w:p>
-      <w:r>
-        <w:t>________________________________________________________________</w:t>
-      </w:r>
-    </w:p>
-    <w:p>
-      <w:pPr>
-        <w:pStyle w:val="Heading1"/>
-      </w:pPr>
-      <w:r>
-        <w:t>13. W2 Encode and decode</w:t>
-      </w:r>
-    </w:p>
-    <w:p>
-      <w:r>
-        <w:t>Encode and decode. Apply the supplied Text as Pieces facts and keep your reasoning.</w:t>
-      </w:r>
-    </w:p>
-    <w:p>
-      <w:pPr>
-        <w:spacing w:line="336" w:lineRule="auto" w:after="180"/>
-      </w:pPr>
-      <w:r>
-        <w:rPr>
-          <w:b w:val="0"/>
-        </w:rPr>
-        <w:t xml:space="preserve">Encode cats sat using the given </w:t>
-      </w:r>
-      <w:r>
-        <w:rPr>
-          <w:b/>
-        </w:rPr>
-        <w:t>vocabulary</w:t>
-      </w:r>
-      <w:r>
-        <w:rPr>
-          <w:b w:val="0"/>
-        </w:rPr>
-        <w:t>, decode it, and count with and without an appended end marker.</w:t>
-      </w:r>
-    </w:p>
-    <w:p>
-      <w:pPr>
-        <w:pStyle w:val="Heading3"/>
-      </w:pPr>
-      <w:r>
-        <w:t>My reasoning and evidence</w:t>
-      </w:r>
-    </w:p>
-    <w:p>
-      <w:r>
-        <w:t>________________________________________________________________</w:t>
-      </w:r>
-    </w:p>
-    <w:p>
-      <w:r>
-        <w:t>________________________________________________________________</w:t>
-      </w:r>
-    </w:p>
-    <w:p>
-      <w:r>
-        <w:t>________________________________________________________________</w:t>
-      </w:r>
-    </w:p>
-    <w:p>
-      <w:r>
-        <w:t>________________________________________________________________</w:t>
-      </w:r>
-    </w:p>
-    <w:p>
-      <w:r>
-        <w:t>________________________________________________________________</w:t>
-      </w:r>
-    </w:p>
-    <w:p>
-      <w:r>
-        <w:t>________________________________________________________________</w:t>
-      </w:r>
-    </w:p>
-    <w:p>
-      <w:pPr>
-        <w:pStyle w:val="Heading1"/>
-      </w:pPr>
-      <w:r>
-        <w:t>14. W3 Compare sequence lengths</w:t>
-      </w:r>
-    </w:p>
-    <w:p>
-      <w:r>
-        <w:t>Compare sequence lengths. Apply the supplied Text as Pieces facts and keep your reasoning.</w:t>
-      </w:r>
-    </w:p>
-    <w:p>
-      <w:pPr>
-        <w:spacing w:line="336" w:lineRule="auto" w:after="180"/>
-      </w:pPr>
-      <w:r>
-        <w:rPr>
-          <w:b w:val="0"/>
-        </w:rPr>
-        <w:t xml:space="preserve">Encode cats sat with character </w:t>
-      </w:r>
-      <w:r>
-        <w:rPr>
-          <w:b/>
-        </w:rPr>
-        <w:t>token</w:t>
-      </w:r>
-      <w:r>
-        <w:rPr>
-          <w:b w:val="0"/>
-        </w:rPr>
-        <w:t xml:space="preserve">s only. Explain the difference from four text </w:t>
-      </w:r>
-      <w:r>
-        <w:rPr>
-          <w:b/>
-        </w:rPr>
-        <w:t>token</w:t>
-      </w:r>
-      <w:r>
-        <w:rPr>
-          <w:b w:val="0"/>
-        </w:rPr>
-        <w:t xml:space="preserve">s in the original </w:t>
-      </w:r>
-      <w:r>
-        <w:rPr>
-          <w:b/>
-        </w:rPr>
-        <w:t>vocabulary</w:t>
-      </w:r>
-      <w:r>
-        <w:rPr>
-          <w:b w:val="0"/>
-        </w:rPr>
-        <w:t>.</w:t>
-      </w:r>
-    </w:p>
-    <w:p>
-      <w:pPr>
-        <w:pStyle w:val="Heading3"/>
-      </w:pPr>
-      <w:r>
-        <w:t>My reasoning and evidence</w:t>
-      </w:r>
-    </w:p>
-    <w:p>
-      <w:r>
-        <w:t>________________________________________________________________</w:t>
-      </w:r>
-    </w:p>
-    <w:p>
-      <w:r>
-        <w:t>________________________________________________________________</w:t>
-      </w:r>
-    </w:p>
-    <w:p>
-      <w:r>
-        <w:t>________________________________________________________________</w:t>
-      </w:r>
-    </w:p>
-    <w:p>
-      <w:r>
-        <w:t>________________________________________________________________</w:t>
-      </w:r>
-    </w:p>
-    <w:p>
-      <w:r>
-        <w:t>________________________________________________________________</w:t>
-      </w:r>
-    </w:p>
-    <w:p>
-      <w:r>
-        <w:t>________________________________________________________________</w:t>
-      </w:r>
-    </w:p>
-    <w:p>
-      <w:pPr>
-        <w:pStyle w:val="Heading1"/>
-      </w:pPr>
-      <w:r>
-        <w:t>15. W4 Trace a new input independently</w:t>
-      </w:r>
-    </w:p>
-    <w:p>
-      <w:r>
-        <w:t>Attempt before feedback. If this repeats the selected independent case, reuse that first attempt; otherwise keep a separate record. Trace a new input independently. Apply the supplied Text as Pieces facts and keep your reasoning.</w:t>
-      </w:r>
-    </w:p>
-    <w:p>
-      <w:pPr>
-        <w:spacing w:line="336" w:lineRule="auto" w:after="180"/>
-      </w:pPr>
-      <w:r>
-        <w:rPr>
-          <w:b w:val="0"/>
-        </w:rPr>
-        <w:t xml:space="preserve">Under the original </w:t>
-      </w:r>
-      <w:r>
-        <w:rPr>
-          <w:b/>
-        </w:rPr>
-        <w:t>vocabulary</w:t>
-      </w:r>
-      <w:r>
-        <w:rPr>
-          <w:b w:val="0"/>
-        </w:rPr>
-        <w:t xml:space="preserve"> encode sat cats, decode it and count text </w:t>
-      </w:r>
-      <w:r>
-        <w:rPr>
-          <w:b/>
-        </w:rPr>
-        <w:t>token</w:t>
-      </w:r>
-      <w:r>
-        <w:rPr>
-          <w:b w:val="0"/>
-        </w:rPr>
-        <w:t>s. Then trace sat cat! and state the exact failure position using zero-based character positions.</w:t>
-      </w:r>
-    </w:p>
-    <w:p>
-      <w:pPr>
-        <w:pStyle w:val="Heading3"/>
-      </w:pPr>
-      <w:r>
-        <w:t>My reasoning and evidence</w:t>
-      </w:r>
-    </w:p>
-    <w:p>
-      <w:r>
-        <w:t>________________________________________________________________</w:t>
-      </w:r>
-    </w:p>
-    <w:p>
-      <w:r>
-        <w:t>________________________________________________________________</w:t>
-      </w:r>
-    </w:p>
-    <w:p>
-      <w:r>
-        <w:t>________________________________________________________________</w:t>
-      </w:r>
-    </w:p>
-    <w:p>
-      <w:r>
-        <w:t>________________________________________________________________</w:t>
-      </w:r>
-    </w:p>
-    <w:p>
-      <w:r>
-        <w:t>________________________________________________________________</w:t>
-      </w:r>
-    </w:p>
-    <w:p>
-      <w:r>
-        <w:t>________________________________________________________________</w:t>
-      </w:r>
-    </w:p>
-    <w:p>
-      <w:r>
-        <w:t>________________________________________________________________</w:t>
-      </w:r>
-    </w:p>
-    <w:p>
-      <w:r>
-        <w:t>________________________________________________________________</w:t>
-      </w:r>
-    </w:p>
-    <w:p>
-      <w:pPr>
-        <w:pStyle w:val="Heading1"/>
-      </w:pPr>
-      <w:r>
-        <w:t>16. W5 Audit silent repair</w:t>
-      </w:r>
-    </w:p>
-    <w:p>
-      <w:r>
-        <w:t>Audit silent repair. Apply the supplied Text as Pieces facts and keep your reasoning.</w:t>
-      </w:r>
-    </w:p>
-    <w:p>
-      <w:pPr>
-        <w:spacing w:line="336" w:lineRule="auto" w:after="180"/>
-      </w:pPr>
-      <w:r>
-        <w:rPr>
-          <w:b w:val="0"/>
-        </w:rPr>
-        <w:t xml:space="preserve">An encoder lowercases Cat and removes punctuation before </w:t>
-      </w:r>
-      <w:r>
-        <w:rPr>
-          <w:b/>
-        </w:rPr>
-        <w:t>encoding</w:t>
-      </w:r>
-      <w:r>
-        <w:rPr>
-          <w:b w:val="0"/>
-        </w:rPr>
-        <w:t xml:space="preserve">, but labels its </w:t>
-      </w:r>
-      <w:r>
-        <w:rPr>
-          <w:b/>
-        </w:rPr>
-        <w:t>output</w:t>
-      </w:r>
-      <w:r>
-        <w:rPr>
-          <w:b w:val="0"/>
-        </w:rPr>
-        <w:t xml:space="preserve"> an exact </w:t>
-      </w:r>
-      <w:r>
-        <w:rPr>
-          <w:b/>
-        </w:rPr>
-        <w:t>encoding</w:t>
-      </w:r>
-      <w:r>
-        <w:rPr>
-          <w:b w:val="0"/>
-        </w:rPr>
-        <w:t xml:space="preserve"> of the original. Explain what must be recorded or changed.</w:t>
-      </w:r>
-    </w:p>
-    <w:p>
-      <w:pPr>
-        <w:pStyle w:val="Heading3"/>
-      </w:pPr>
-      <w:r>
-        <w:t>My reasoning and evidence</w:t>
-      </w:r>
-    </w:p>
-    <w:p>
-      <w:r>
-        <w:t>________________________________________________________________</w:t>
-      </w:r>
-    </w:p>
-    <w:p>
-      <w:r>
-        <w:t>________________________________________________________________</w:t>
-      </w:r>
-    </w:p>
-    <w:p>
-      <w:r>
-        <w:t>________________________________________________________________</w:t>
-      </w:r>
-    </w:p>
-    <w:p>
-      <w:r>
-        <w:t>________________________________________________________________</w:t>
-      </w:r>
-    </w:p>
-    <w:p>
-      <w:r>
-        <w:t>________________________________________________________________</w:t>
-      </w:r>
-    </w:p>
-    <w:p>
-      <w:r>
-        <w:t>________________________________________________________________</w:t>
-      </w:r>
-    </w:p>
-    <w:p>
-      <w:pPr>
-        <w:pStyle w:val="Heading1"/>
-      </w:pPr>
-      <w:r>
-        <w:t>17. Feedback, return check and learning record</w:t>
-      </w:r>
-    </w:p>
-    <w:p>
-      <w:r>
-        <w:t>Record the first repaired step and a different case to revisit after a delay.</w:t>
+        <w:t>17. Feedback · Repair and return</w:t>
+      </w:r>
+    </w:p>
+    <w:p>
+      <w:r>
+        <w:t>Keep the first attempt, the repair and a changed-case return.</w:t>
+      </w:r>
+    </w:p>
+    <w:p>
+      <w:pPr>
+        <w:pStyle w:val="Heading2"/>
+      </w:pPr>
+      <w:r>
+        <w:t>Your evidence record</w:t>
       </w:r>
     </w:p>
     <w:tbl>
@@ -1818,12 +904,1054 @@
         <w:pStyle w:val="Heading1"/>
       </w:pPr>
       <w:r>
-        <w:t>18. Pictorial case practice: Text as Pieces</w:t>
-      </w:r>
-    </w:p>
-    <w:p>
-      <w:r>
-        <w:t>A fictional tokenizer converts a short catalogue phrase into tokens. Explain the labelled step before checking the changed condition.</w:t>
+        <w:t>10. Finish · Judge the evidence in your work</w:t>
+      </w:r>
+    </w:p>
+    <w:p>
+      <w:r>
+        <w:t>Point to work that supports your confidence level.</w:t>
+      </w:r>
+    </w:p>
+    <w:p>
+      <w:pPr>
+        <w:pStyle w:val="Heading2"/>
+      </w:pPr>
+      <w:r>
+        <w:t>Your evidence record</w:t>
+      </w:r>
+    </w:p>
+    <w:p>
+      <w:pPr>
+        <w:pStyle w:val="ListBullet"/>
+      </w:pPr>
+      <w:r>
+        <w:t>I can explain the mechanism.</w:t>
+      </w:r>
+    </w:p>
+    <w:p>
+      <w:pPr>
+        <w:pStyle w:val="ListBullet"/>
+      </w:pPr>
+      <w:r>
+        <w:t>I can show evidence.</w:t>
+      </w:r>
+    </w:p>
+    <w:p>
+      <w:pPr>
+        <w:pStyle w:val="ListBullet"/>
+      </w:pPr>
+      <w:r>
+        <w:t>I can handle a changed case.</w:t>
+      </w:r>
+    </w:p>
+    <w:p>
+      <w:pPr>
+        <w:pStyle w:val="ListBullet"/>
+      </w:pPr>
+      <w:r>
+        <w:t>I can name a limit.</w:t>
+      </w:r>
+    </w:p>
+    <w:p>
+      <w:r>
+        <w:t>Mark each as not yet, with help or independently, and attach supporting work.</w:t>
+      </w:r>
+    </w:p>
+    <w:p>
+      <w:pPr>
+        <w:spacing w:line="336" w:lineRule="auto" w:after="180"/>
+      </w:pPr>
+      <w:r>
+        <w:rPr>
+          <w:b w:val="0"/>
+        </w:rPr>
+        <w:t>Teacher review ____________________  Next step ____________________</w:t>
+      </w:r>
+    </w:p>
+    <w:p>
+      <w:pPr>
+        <w:pStyle w:val="Heading1"/>
+      </w:pPr>
+      <w:r>
+        <w:t>Reference bank and extra practice</w:t>
+      </w:r>
+    </w:p>
+    <w:p>
+      <w:pPr>
+        <w:pStyle w:val="Heading1"/>
+      </w:pPr>
+      <w:r>
+        <w:t>02. Reference · Supported W2 record</w:t>
+      </w:r>
+    </w:p>
+    <w:p>
+      <w:r>
+        <w:t>This is the same W2 attempt. Keep one response record.</w:t>
+      </w:r>
+    </w:p>
+    <w:p>
+      <w:pPr>
+        <w:pStyle w:val="Heading2"/>
+      </w:pPr>
+      <w:r>
+        <w:t>Use this when helpful</w:t>
+      </w:r>
+    </w:p>
+    <w:p>
+      <w:pPr>
+        <w:spacing w:line="336" w:lineRule="auto" w:after="180"/>
+      </w:pPr>
+      <w:r>
+        <w:rPr>
+          <w:b w:val="0"/>
+        </w:rPr>
+        <w:t xml:space="preserve">Use W2: Encode and decode for </w:t>
+      </w:r>
+      <w:r>
+        <w:rPr>
+          <w:b/>
+        </w:rPr>
+        <w:t>Token</w:t>
+      </w:r>
+      <w:r>
+        <w:rPr>
+          <w:b w:val="0"/>
+        </w:rPr>
+        <w:t xml:space="preserve">isation and </w:t>
+      </w:r>
+      <w:r>
+        <w:rPr>
+          <w:b/>
+        </w:rPr>
+        <w:t>vocabulary</w:t>
+      </w:r>
+      <w:r>
+        <w:rPr>
+          <w:b w:val="0"/>
+        </w:rPr>
+        <w:t>. Record the answer once; the lesson and workbook refer to the same attempt.</w:t>
+      </w:r>
+    </w:p>
+    <w:tbl>
+      <w:tblPr>
+        <w:tblStyle w:val="LightShading-Accent1"/>
+        <w:tblW w:type="auto" w:w="0"/>
+        <w:tblLook w:firstColumn="1" w:firstRow="1" w:lastColumn="0" w:lastRow="0" w:noHBand="0" w:noVBand="1" w:val="04A0"/>
+      </w:tblPr>
+      <w:tblGrid>
+        <w:gridCol w:w="2556"/>
+        <w:gridCol w:w="2556"/>
+        <w:gridCol w:w="2556"/>
+        <w:gridCol w:w="2556"/>
+      </w:tblGrid>
+      <w:tr>
+        <w:trPr>
+          <w:tblHeader/>
+        </w:trPr>
+        <w:tc>
+          <w:tcPr>
+            <w:tcW w:type="dxa" w:w="2556"/>
+          </w:tcPr>
+          <w:p>
+            <w:r>
+              <w:t>Given inputs</w:t>
+            </w:r>
+          </w:p>
+        </w:tc>
+        <w:tc>
+          <w:tcPr>
+            <w:tcW w:type="dxa" w:w="2556"/>
+          </w:tcPr>
+          <w:p>
+            <w:r>
+              <w:t>Procedure I chose</w:t>
+            </w:r>
+          </w:p>
+        </w:tc>
+        <w:tc>
+          <w:tcPr>
+            <w:tcW w:type="dxa" w:w="2556"/>
+          </w:tcPr>
+          <w:p>
+            <w:r>
+              <w:t>Middle steps</w:t>
+            </w:r>
+          </w:p>
+        </w:tc>
+        <w:tc>
+          <w:tcPr>
+            <w:tcW w:type="dxa" w:w="2556"/>
+          </w:tcPr>
+          <w:p>
+            <w:r>
+              <w:t>Result and check</w:t>
+            </w:r>
+          </w:p>
+        </w:tc>
+      </w:tr>
+      <w:tr>
+        <w:tc>
+          <w:tcPr>
+            <w:tcW w:type="dxa" w:w="2556"/>
+          </w:tcPr>
+          <w:p>
+            <w:r/>
+          </w:p>
+        </w:tc>
+        <w:tc>
+          <w:tcPr>
+            <w:tcW w:type="dxa" w:w="2556"/>
+          </w:tcPr>
+          <w:p>
+            <w:r/>
+          </w:p>
+        </w:tc>
+        <w:tc>
+          <w:tcPr>
+            <w:tcW w:type="dxa" w:w="2556"/>
+          </w:tcPr>
+          <w:p>
+            <w:r/>
+          </w:p>
+        </w:tc>
+        <w:tc>
+          <w:tcPr>
+            <w:tcW w:type="dxa" w:w="2556"/>
+          </w:tcPr>
+          <w:p>
+            <w:r/>
+          </w:p>
+        </w:tc>
+      </w:tr>
+    </w:tbl>
+    <w:p>
+      <w:pPr>
+        <w:pStyle w:val="Heading3"/>
+      </w:pPr>
+      <w:r>
+        <w:t>The step I completed without help, and the hint I needed</w:t>
+      </w:r>
+    </w:p>
+    <w:p>
+      <w:r>
+        <w:t>________________________________________________________________</w:t>
+      </w:r>
+    </w:p>
+    <w:p>
+      <w:r>
+        <w:t>________________________________________________________________</w:t>
+      </w:r>
+    </w:p>
+    <w:p>
+      <w:r>
+        <w:t>________________________________________________________________</w:t>
+      </w:r>
+    </w:p>
+    <w:p>
+      <w:pPr>
+        <w:pStyle w:val="Heading1"/>
+      </w:pPr>
+      <w:r>
+        <w:t>03. Extra practice · Repair the explanation</w:t>
+      </w:r>
+    </w:p>
+    <w:p>
+      <w:r>
+        <w:t>Explain the deciding fact before discussing the answer.</w:t>
+      </w:r>
+    </w:p>
+    <w:p>
+      <w:pPr>
+        <w:pStyle w:val="Heading2"/>
+      </w:pPr>
+      <w:r>
+        <w:t>Use this when helpful</w:t>
+      </w:r>
+    </w:p>
+    <w:p>
+      <w:pPr>
+        <w:spacing w:line="336" w:lineRule="auto" w:after="180"/>
+      </w:pPr>
+      <w:r>
+        <w:rPr>
+          <w:b w:val="0"/>
+        </w:rPr>
+        <w:t xml:space="preserve">Use the worked case for </w:t>
+      </w:r>
+      <w:r>
+        <w:rPr>
+          <w:b/>
+        </w:rPr>
+        <w:t>Token</w:t>
+      </w:r>
+      <w:r>
+        <w:rPr>
+          <w:b w:val="0"/>
+        </w:rPr>
+        <w:t xml:space="preserve">isation and </w:t>
+      </w:r>
+      <w:r>
+        <w:rPr>
+          <w:b/>
+        </w:rPr>
+        <w:t>vocabulary</w:t>
+      </w:r>
+      <w:r>
+        <w:rPr>
+          <w:b w:val="0"/>
+        </w:rPr>
+        <w:t xml:space="preserve">. Proposed explanation: “A </w:t>
+      </w:r>
+      <w:r>
+        <w:rPr>
+          <w:b/>
+        </w:rPr>
+        <w:t>token</w:t>
+      </w:r>
+      <w:r>
+        <w:rPr>
+          <w:b w:val="0"/>
+        </w:rPr>
+        <w:t xml:space="preserve"> always equals a word”. Decide whether this explanation is supported.</w:t>
+      </w:r>
+    </w:p>
+    <w:p>
+      <w:pPr>
+        <w:spacing w:line="336" w:lineRule="auto" w:after="180"/>
+      </w:pPr>
+      <w:r>
+        <w:rPr>
+          <w:b w:val="0"/>
+        </w:rPr>
+        <w:t>Point to the step or supplied fact that decides; explain your repair if needed.</w:t>
+      </w:r>
+    </w:p>
+    <w:p>
+      <w:pPr>
+        <w:pStyle w:val="Heading3"/>
+      </w:pPr>
+      <w:r>
+        <w:t>My explanation before partner discussion</w:t>
+      </w:r>
+    </w:p>
+    <w:p>
+      <w:r>
+        <w:t>________________________________________________________________</w:t>
+      </w:r>
+    </w:p>
+    <w:p>
+      <w:r>
+        <w:t>________________________________________________________________</w:t>
+      </w:r>
+    </w:p>
+    <w:p>
+      <w:r>
+        <w:t>________________________________________________________________</w:t>
+      </w:r>
+    </w:p>
+    <w:p>
+      <w:r>
+        <w:t>________________________________________________________________</w:t>
+      </w:r>
+    </w:p>
+    <w:p>
+      <w:pPr>
+        <w:pStyle w:val="Heading1"/>
+      </w:pPr>
+      <w:r>
+        <w:t>05. Reference · Original learning target</w:t>
+      </w:r>
+    </w:p>
+    <w:p>
+      <w:r>
+        <w:t>Use this target to inspect an explanation.</w:t>
+      </w:r>
+    </w:p>
+    <w:p>
+      <w:pPr>
+        <w:pStyle w:val="Heading2"/>
+      </w:pPr>
+      <w:r>
+        <w:t>Use this when helpful</w:t>
+      </w:r>
+    </w:p>
+    <w:p>
+      <w:pPr>
+        <w:spacing w:line="336" w:lineRule="auto" w:after="180"/>
+      </w:pPr>
+      <w:r>
+        <w:rPr>
+          <w:b w:val="0"/>
+        </w:rPr>
+        <w:t xml:space="preserve">Toy </w:t>
+      </w:r>
+      <w:r>
+        <w:rPr>
+          <w:b/>
+        </w:rPr>
+        <w:t>token</w:t>
+      </w:r>
+      <w:r>
+        <w:rPr>
+          <w:b w:val="0"/>
+        </w:rPr>
+        <w:t xml:space="preserve">izer A splits 'unhelpful' into un/help/ful; B keeps it whole. Count </w:t>
+      </w:r>
+      <w:r>
+        <w:rPr>
+          <w:b/>
+        </w:rPr>
+        <w:t>token</w:t>
+      </w:r>
+      <w:r>
+        <w:rPr>
+          <w:b w:val="0"/>
+        </w:rPr>
+        <w:t xml:space="preserve">s for each and explain why a three-word sentence need not use three </w:t>
+      </w:r>
+      <w:r>
+        <w:rPr>
+          <w:b/>
+        </w:rPr>
+        <w:t>token</w:t>
+      </w:r>
+      <w:r>
+        <w:rPr>
+          <w:b w:val="0"/>
+        </w:rPr>
+        <w:t>s.</w:t>
+      </w:r>
+    </w:p>
+    <w:p>
+      <w:pPr>
+        <w:pStyle w:val="Heading1"/>
+      </w:pPr>
+      <w:r>
+        <w:t>06. Extra practice · A complete case</w:t>
+      </w:r>
+    </w:p>
+    <w:p>
+      <w:r>
+        <w:t>Try the question before checking the worked explanation.</w:t>
+      </w:r>
+    </w:p>
+    <w:p>
+      <w:pPr>
+        <w:pStyle w:val="Heading2"/>
+      </w:pPr>
+      <w:r>
+        <w:t>Use this when helpful</w:t>
+      </w:r>
+    </w:p>
+    <w:p>
+      <w:pPr>
+        <w:spacing w:line="336" w:lineRule="auto" w:after="180"/>
+      </w:pPr>
+      <w:r>
+        <w:rPr>
+          <w:b w:val="0"/>
+        </w:rPr>
+        <w:t xml:space="preserve">Toy </w:t>
+      </w:r>
+      <w:r>
+        <w:rPr>
+          <w:b/>
+        </w:rPr>
+        <w:t>token</w:t>
+      </w:r>
+      <w:r>
+        <w:rPr>
+          <w:b w:val="0"/>
+        </w:rPr>
+        <w:t>izer A splits rainbows as [rain][bow][s]; B uses [rainbows].</w:t>
+      </w:r>
+    </w:p>
+    <w:p>
+      <w:pPr>
+        <w:spacing w:line="336" w:lineRule="auto" w:after="180"/>
+      </w:pPr>
+      <w:r>
+        <w:rPr>
+          <w:b w:val="0"/>
+        </w:rPr>
+        <w:t xml:space="preserve">Count </w:t>
+      </w:r>
+      <w:r>
+        <w:rPr>
+          <w:b/>
+        </w:rPr>
+        <w:t>token</w:t>
+      </w:r>
+      <w:r>
+        <w:rPr>
+          <w:b w:val="0"/>
+        </w:rPr>
+        <w:t>s and state the limit of the example.</w:t>
+      </w:r>
+    </w:p>
+    <w:p>
+      <w:pPr>
+        <w:spacing w:line="336" w:lineRule="auto" w:after="180"/>
+      </w:pPr>
+      <w:r>
+        <w:rPr>
+          <w:b w:val="0"/>
+        </w:rPr>
+        <w:t xml:space="preserve">Show your trace, calculation or </w:t>
+      </w:r>
+      <w:r>
+        <w:rPr>
+          <w:b/>
+        </w:rPr>
+        <w:t>evidence</w:t>
+      </w:r>
+    </w:p>
+    <w:p>
+      <w:pPr>
+        <w:pStyle w:val="Heading3"/>
+      </w:pPr>
+      <w:r>
+        <w:t>Write or draw your reasoning and evidence.</w:t>
+      </w:r>
+    </w:p>
+    <w:p>
+      <w:r>
+        <w:t>________________________________________________________________</w:t>
+      </w:r>
+    </w:p>
+    <w:p>
+      <w:r>
+        <w:t>________________________________________________________________</w:t>
+      </w:r>
+    </w:p>
+    <w:p>
+      <w:r>
+        <w:t>________________________________________________________________</w:t>
+      </w:r>
+    </w:p>
+    <w:p>
+      <w:r>
+        <w:t>________________________________________________________________</w:t>
+      </w:r>
+    </w:p>
+    <w:p>
+      <w:r>
+        <w:t>________________________________________________________________</w:t>
+      </w:r>
+    </w:p>
+    <w:p>
+      <w:pPr>
+        <w:pStyle w:val="Heading1"/>
+      </w:pPr>
+      <w:r>
+        <w:t>07. Extra practice · A changed case</w:t>
+      </w:r>
+    </w:p>
+    <w:p>
+      <w:r>
+        <w:t>Keep this practice separate from the reserved independent attempt.</w:t>
+      </w:r>
+    </w:p>
+    <w:p>
+      <w:pPr>
+        <w:pStyle w:val="Heading2"/>
+      </w:pPr>
+      <w:r>
+        <w:t>Use this when helpful</w:t>
+      </w:r>
+    </w:p>
+    <w:p>
+      <w:pPr>
+        <w:spacing w:line="336" w:lineRule="auto" w:after="180"/>
+      </w:pPr>
+      <w:r>
+        <w:rPr>
+          <w:b w:val="0"/>
+        </w:rPr>
+        <w:t xml:space="preserve">A classroom </w:t>
+      </w:r>
+      <w:r>
+        <w:rPr>
+          <w:b/>
+        </w:rPr>
+        <w:t>token</w:t>
+      </w:r>
+      <w:r>
+        <w:rPr>
+          <w:b w:val="0"/>
+        </w:rPr>
+        <w:t xml:space="preserve">izer splits sunflower into sun and flower. How many pieces result? Must every real </w:t>
+      </w:r>
+      <w:r>
+        <w:rPr>
+          <w:b/>
+        </w:rPr>
+        <w:t>token</w:t>
+      </w:r>
+      <w:r>
+        <w:rPr>
+          <w:b w:val="0"/>
+        </w:rPr>
+        <w:t>izer split it the same way?</w:t>
+      </w:r>
+    </w:p>
+    <w:p>
+      <w:pPr>
+        <w:spacing w:line="336" w:lineRule="auto" w:after="180"/>
+      </w:pPr>
+      <w:r>
+        <w:rPr>
+          <w:b w:val="0"/>
+        </w:rPr>
+        <w:t>My practice answer and reason</w:t>
+      </w:r>
+    </w:p>
+    <w:p>
+      <w:pPr>
+        <w:pStyle w:val="Heading3"/>
+      </w:pPr>
+      <w:r>
+        <w:t>Write or draw your reasoning and evidence.</w:t>
+      </w:r>
+    </w:p>
+    <w:p>
+      <w:r>
+        <w:t>________________________________________________________________</w:t>
+      </w:r>
+    </w:p>
+    <w:p>
+      <w:r>
+        <w:t>________________________________________________________________</w:t>
+      </w:r>
+    </w:p>
+    <w:p>
+      <w:r>
+        <w:t>________________________________________________________________</w:t>
+      </w:r>
+    </w:p>
+    <w:p>
+      <w:r>
+        <w:t>________________________________________________________________</w:t>
+      </w:r>
+    </w:p>
+    <w:p>
+      <w:r>
+        <w:t>________________________________________________________________</w:t>
+      </w:r>
+    </w:p>
+    <w:p>
+      <w:pPr>
+        <w:pStyle w:val="Heading3"/>
+      </w:pPr>
+      <w:r>
+        <w:t>Week 25 Test and reflect</w:t>
+      </w:r>
+    </w:p>
+    <w:p>
+      <w:pPr>
+        <w:pStyle w:val="Heading1"/>
+      </w:pPr>
+      <w:r>
+        <w:t>08. Extra practice · Design a revealing test</w:t>
+      </w:r>
+    </w:p>
+    <w:p>
+      <w:r>
+        <w:t>Predict before tracing or testing.</w:t>
+      </w:r>
+    </w:p>
+    <w:p>
+      <w:pPr>
+        <w:pStyle w:val="Heading2"/>
+      </w:pPr>
+      <w:r>
+        <w:t>Use this when helpful</w:t>
+      </w:r>
+    </w:p>
+    <w:p>
+      <w:pPr>
+        <w:spacing w:line="336" w:lineRule="auto" w:after="180"/>
+      </w:pPr>
+      <w:r>
+        <w:rPr>
+          <w:b w:val="0"/>
+        </w:rPr>
+        <w:t xml:space="preserve">Create a changed </w:t>
+      </w:r>
+      <w:r>
+        <w:rPr>
+          <w:b/>
+        </w:rPr>
+        <w:t>input</w:t>
+      </w:r>
+      <w:r>
+        <w:rPr>
+          <w:b w:val="0"/>
+        </w:rPr>
+        <w:t>, boundary case or missing-information case. Write the expected answer or safe response before testing.</w:t>
+      </w:r>
+    </w:p>
+    <w:tbl>
+      <w:tblPr>
+        <w:tblStyle w:val="LightShading-Accent1"/>
+        <w:tblW w:type="auto" w:w="0"/>
+        <w:tblLook w:firstColumn="1" w:firstRow="1" w:lastColumn="0" w:lastRow="0" w:noHBand="0" w:noVBand="1" w:val="04A0"/>
+      </w:tblPr>
+      <w:tblGrid>
+        <w:gridCol w:w="5112"/>
+        <w:gridCol w:w="5112"/>
+      </w:tblGrid>
+      <w:tr>
+        <w:trPr>
+          <w:tblHeader/>
+        </w:trPr>
+        <w:tc>
+          <w:tcPr>
+            <w:tcW w:type="dxa" w:w="5112"/>
+          </w:tcPr>
+          <w:p>
+            <w:r>
+              <w:t>Test record</w:t>
+            </w:r>
+          </w:p>
+        </w:tc>
+        <w:tc>
+          <w:tcPr>
+            <w:tcW w:type="dxa" w:w="5112"/>
+          </w:tcPr>
+          <w:p>
+            <w:r>
+              <w:t>My evidence</w:t>
+            </w:r>
+          </w:p>
+        </w:tc>
+      </w:tr>
+      <w:tr>
+        <w:tc>
+          <w:tcPr>
+            <w:tcW w:type="dxa" w:w="5112"/>
+          </w:tcPr>
+          <w:p>
+            <w:r>
+              <w:t>Changed input or condition</w:t>
+            </w:r>
+          </w:p>
+        </w:tc>
+        <w:tc>
+          <w:tcPr>
+            <w:tcW w:type="dxa" w:w="5112"/>
+          </w:tcPr>
+          <w:p>
+            <w:r/>
+          </w:p>
+        </w:tc>
+      </w:tr>
+      <w:tr>
+        <w:tc>
+          <w:tcPr>
+            <w:tcW w:type="dxa" w:w="5112"/>
+          </w:tcPr>
+          <w:p>
+            <w:r>
+              <w:t>Expected answer or fallback</w:t>
+            </w:r>
+          </w:p>
+        </w:tc>
+        <w:tc>
+          <w:tcPr>
+            <w:tcW w:type="dxa" w:w="5112"/>
+          </w:tcPr>
+          <w:p>
+            <w:r/>
+          </w:p>
+        </w:tc>
+      </w:tr>
+      <w:tr>
+        <w:tc>
+          <w:tcPr>
+            <w:tcW w:type="dxa" w:w="5112"/>
+          </w:tcPr>
+          <w:p>
+            <w:r>
+              <w:t>Observed result</w:t>
+            </w:r>
+          </w:p>
+        </w:tc>
+        <w:tc>
+          <w:tcPr>
+            <w:tcW w:type="dxa" w:w="5112"/>
+          </w:tcPr>
+          <w:p>
+            <w:r/>
+          </w:p>
+        </w:tc>
+      </w:tr>
+      <w:tr>
+        <w:tc>
+          <w:tcPr>
+            <w:tcW w:type="dxa" w:w="5112"/>
+          </w:tcPr>
+          <w:p>
+            <w:r>
+              <w:t>Why the result occurred</w:t>
+            </w:r>
+          </w:p>
+        </w:tc>
+        <w:tc>
+          <w:tcPr>
+            <w:tcW w:type="dxa" w:w="5112"/>
+          </w:tcPr>
+          <w:p>
+            <w:r/>
+          </w:p>
+        </w:tc>
+      </w:tr>
+    </w:tbl>
+    <w:p>
+      <w:pPr>
+        <w:pStyle w:val="Heading1"/>
+      </w:pPr>
+      <w:r>
+        <w:t>11. Reference · Original target response space</w:t>
+      </w:r>
+    </w:p>
+    <w:p>
+      <w:r>
+        <w:t>This teaching case is practice rather than a fresh assessment.</w:t>
+      </w:r>
+    </w:p>
+    <w:p>
+      <w:pPr>
+        <w:pStyle w:val="Heading2"/>
+      </w:pPr>
+      <w:r>
+        <w:t>Use this when helpful</w:t>
+      </w:r>
+    </w:p>
+    <w:p>
+      <w:pPr>
+        <w:spacing w:line="336" w:lineRule="auto" w:after="180"/>
+      </w:pPr>
+      <w:r>
+        <w:rPr>
+          <w:b w:val="0"/>
+        </w:rPr>
+        <w:t xml:space="preserve">Toy </w:t>
+      </w:r>
+      <w:r>
+        <w:rPr>
+          <w:b/>
+        </w:rPr>
+        <w:t>token</w:t>
+      </w:r>
+      <w:r>
+        <w:rPr>
+          <w:b w:val="0"/>
+        </w:rPr>
+        <w:t xml:space="preserve">izer A splits 'unhelpful' into un/help/ful; B keeps it whole. Count </w:t>
+      </w:r>
+      <w:r>
+        <w:rPr>
+          <w:b/>
+        </w:rPr>
+        <w:t>token</w:t>
+      </w:r>
+      <w:r>
+        <w:rPr>
+          <w:b w:val="0"/>
+        </w:rPr>
+        <w:t xml:space="preserve">s for each and explain why a three-word sentence need not use three </w:t>
+      </w:r>
+      <w:r>
+        <w:rPr>
+          <w:b/>
+        </w:rPr>
+        <w:t>token</w:t>
+      </w:r>
+      <w:r>
+        <w:rPr>
+          <w:b w:val="0"/>
+        </w:rPr>
+        <w:t>s.</w:t>
+      </w:r>
+    </w:p>
+    <w:p>
+      <w:pPr>
+        <w:pStyle w:val="Heading3"/>
+      </w:pPr>
+      <w:r>
+        <w:t>My explanation after practice</w:t>
+      </w:r>
+    </w:p>
+    <w:p>
+      <w:r>
+        <w:t>________________________________________________________________</w:t>
+      </w:r>
+    </w:p>
+    <w:p>
+      <w:r>
+        <w:t>________________________________________________________________</w:t>
+      </w:r>
+    </w:p>
+    <w:p>
+      <w:r>
+        <w:t>________________________________________________________________</w:t>
+      </w:r>
+    </w:p>
+    <w:p>
+      <w:r>
+        <w:t>________________________________________________________________</w:t>
+      </w:r>
+    </w:p>
+    <w:p>
+      <w:r>
+        <w:t>________________________________________________________________</w:t>
+      </w:r>
+    </w:p>
+    <w:p>
+      <w:r>
+        <w:t>________________________________________________________________</w:t>
+      </w:r>
+    </w:p>
+    <w:p>
+      <w:r>
+        <w:t>________________________________________________________________</w:t>
+      </w:r>
+    </w:p>
+    <w:p>
+      <w:pPr>
+        <w:spacing w:line="336" w:lineRule="auto" w:after="180"/>
+      </w:pPr>
+      <w:r>
+        <w:rPr>
+          <w:b w:val="0"/>
+        </w:rPr>
+        <w:t>Record support used: none, hint or teacher explanation.</w:t>
+      </w:r>
+    </w:p>
+    <w:p>
+      <w:pPr>
+        <w:pStyle w:val="Heading1"/>
+      </w:pPr>
+      <w:r>
+        <w:t>15. Reference · Independent-case response copy</w:t>
+      </w:r>
+    </w:p>
+    <w:p>
+      <w:r>
+        <w:t>This duplicates W4. Reuse the same first-attempt record.</w:t>
+      </w:r>
+    </w:p>
+    <w:p>
+      <w:pPr>
+        <w:pStyle w:val="Heading2"/>
+      </w:pPr>
+      <w:r>
+        <w:t>Use this when helpful</w:t>
+      </w:r>
+    </w:p>
+    <w:p>
+      <w:pPr>
+        <w:spacing w:line="336" w:lineRule="auto" w:after="180"/>
+      </w:pPr>
+      <w:r>
+        <w:rPr>
+          <w:b w:val="0"/>
+        </w:rPr>
+        <w:t xml:space="preserve">Under the original </w:t>
+      </w:r>
+      <w:r>
+        <w:rPr>
+          <w:b/>
+        </w:rPr>
+        <w:t>vocabulary</w:t>
+      </w:r>
+      <w:r>
+        <w:rPr>
+          <w:b w:val="0"/>
+        </w:rPr>
+        <w:t xml:space="preserve"> encode sat cats, decode it and count text </w:t>
+      </w:r>
+      <w:r>
+        <w:rPr>
+          <w:b/>
+        </w:rPr>
+        <w:t>token</w:t>
+      </w:r>
+      <w:r>
+        <w:rPr>
+          <w:b w:val="0"/>
+        </w:rPr>
+        <w:t>s. Then trace sat cat! and state the exact failure position using zero-based character positions.</w:t>
+      </w:r>
+    </w:p>
+    <w:p>
+      <w:pPr>
+        <w:pStyle w:val="Heading3"/>
+      </w:pPr>
+      <w:r>
+        <w:t>My reasoning and evidence</w:t>
+      </w:r>
+    </w:p>
+    <w:p>
+      <w:r>
+        <w:t>________________________________________________________________</w:t>
+      </w:r>
+    </w:p>
+    <w:p>
+      <w:r>
+        <w:t>________________________________________________________________</w:t>
+      </w:r>
+    </w:p>
+    <w:p>
+      <w:r>
+        <w:t>________________________________________________________________</w:t>
+      </w:r>
+    </w:p>
+    <w:p>
+      <w:r>
+        <w:t>________________________________________________________________</w:t>
+      </w:r>
+    </w:p>
+    <w:p>
+      <w:r>
+        <w:t>________________________________________________________________</w:t>
+      </w:r>
+    </w:p>
+    <w:p>
+      <w:r>
+        <w:t>________________________________________________________________</w:t>
+      </w:r>
+    </w:p>
+    <w:p>
+      <w:r>
+        <w:t>________________________________________________________________</w:t>
+      </w:r>
+    </w:p>
+    <w:p>
+      <w:r>
+        <w:t>________________________________________________________________</w:t>
+      </w:r>
+    </w:p>
+    <w:p>
+      <w:pPr>
+        <w:pStyle w:val="Heading1"/>
+      </w:pPr>
+      <w:r>
+        <w:t>18. Extra practice · Use the worked picture</w:t>
+      </w:r>
+    </w:p>
+    <w:p>
+      <w:r>
+        <w:t>Keep the explanation and the support you used.</w:t>
+      </w:r>
+    </w:p>
+    <w:p>
+      <w:pPr>
+        <w:pStyle w:val="Heading2"/>
+      </w:pPr>
+      <w:r>
+        <w:t>Use this when helpful</w:t>
       </w:r>
     </w:p>
     <w:p>
@@ -1940,7 +2068,6 @@
     <w:p>
       <w:pPr>
         <w:spacing w:line="336" w:lineRule="auto" w:after="180"/>
-        <w:shd w:fill="F5F1FB"/>
       </w:pPr>
       <w:r>
         <w:rPr>
@@ -1989,16 +2116,7 @@
     </w:p>
     <w:p>
       <w:pPr>
-        <w:pStyle w:val="Heading3"/>
-      </w:pPr>
-      <w:r>
-        <w:t>Record the help used</w:t>
-      </w:r>
-    </w:p>
-    <w:p>
-      <w:pPr>
         <w:spacing w:line="336" w:lineRule="auto" w:after="180"/>
-        <w:shd w:fill="F1F6F8"/>
       </w:pPr>
       <w:r>
         <w:rPr>
@@ -2047,12 +2165,20 @@
         <w:pStyle w:val="Heading1"/>
       </w:pPr>
       <w:r>
-        <w:t>19. Project portfolio milestone</w:t>
-      </w:r>
-    </w:p>
-    <w:p>
-      <w:r>
-        <w:t>Keep this week’s input, deciding step, result and limit together in the Transparent Book Recommender record.</w:t>
+        <w:t>19. Reference · Project portfolio record</w:t>
+      </w:r>
+    </w:p>
+    <w:p>
+      <w:r>
+        <w:t>Extend your main project response when helpful.</w:t>
+      </w:r>
+    </w:p>
+    <w:p>
+      <w:pPr>
+        <w:pStyle w:val="Heading2"/>
+      </w:pPr>
+      <w:r>
+        <w:t>Use this when helpful</w:t>
       </w:r>
     </w:p>
     <w:p>
@@ -2266,12 +2392,514 @@
         <w:pStyle w:val="Heading1"/>
       </w:pPr>
       <w:r>
-        <w:t>20. Supported practice and learning evidence</w:t>
-      </w:r>
-    </w:p>
-    <w:p>
-      <w:r>
-        <w:t>Try the supported questions before comparing with hints and feedback. Record what you repaired and the evidence you retained.</w:t>
+        <w:t>20. Extra practice: pictures, repair and feedback</w:t>
+      </w:r>
+    </w:p>
+    <w:p>
+      <w:r>
+        <w:t>Attempt each question before opening its explanation. Use one browser or paper copy.</w:t>
+      </w:r>
+    </w:p>
+    <w:p>
+      <w:pPr>
+        <w:pStyle w:val="Heading2"/>
+      </w:pPr>
+      <w:r>
+        <w:t>First supported question</w:t>
+      </w:r>
+    </w:p>
+    <w:p>
+      <w:pPr>
+        <w:pStyle w:val="ListBullet"/>
+      </w:pPr>
+      <w:r>
+        <w:t>A fictional tokenizer converts a short catalogue phrase into tokens.</w:t>
+      </w:r>
+    </w:p>
+    <w:p>
+      <w:pPr>
+        <w:pStyle w:val="Heading3"/>
+      </w:pPr>
+      <w:r>
+        <w:t>Practice 1: explain the deciding evidence</w:t>
+      </w:r>
+    </w:p>
+    <w:p>
+      <w:pPr>
+        <w:pStyle w:val="ListBullet"/>
+      </w:pPr>
+      <w:r>
+        <w:t>Which labelled step matches this detail? For books book!, the ! at position 10 has no token: stop with error.</w:t>
+      </w:r>
+    </w:p>
+    <w:p>
+      <w:pPr>
+        <w:pStyle w:val="ListBullet"/>
+      </w:pPr>
+      <w:r>
+        <w:t>1. Unknown character</w:t>
+      </w:r>
+    </w:p>
+    <w:p>
+      <w:pPr>
+        <w:pStyle w:val="ListBullet"/>
+      </w:pPr>
+      <w:r>
+        <w:t>2. Decode</w:t>
+      </w:r>
+    </w:p>
+    <w:p>
+      <w:pPr>
+        <w:pStyle w:val="ListBullet"/>
+      </w:pPr>
+      <w:r>
+        <w:t>3. Encode phrase</w:t>
+      </w:r>
+    </w:p>
+    <w:p>
+      <w:pPr>
+        <w:pStyle w:val="ListBullet"/>
+      </w:pPr>
+      <w:r>
+        <w:t>4. Read prefix</w:t>
+      </w:r>
+    </w:p>
+    <w:p>
+      <w:pPr>
+        <w:pStyle w:val="Heading3"/>
+      </w:pPr>
+      <w:r>
+        <w:t>My selected conclusion, deciding fact and explanation</w:t>
+      </w:r>
+    </w:p>
+    <w:p>
+      <w:r>
+        <w:t>________________________________________________________________</w:t>
+      </w:r>
+    </w:p>
+    <w:p>
+      <w:r>
+        <w:t>________________________________________________________________</w:t>
+      </w:r>
+    </w:p>
+    <w:p>
+      <w:r>
+        <w:t>________________________________________________________________</w:t>
+      </w:r>
+    </w:p>
+    <w:p>
+      <w:r>
+        <w:t>________________________________________________________________</w:t>
+      </w:r>
+    </w:p>
+    <w:p>
+      <w:r>
+        <w:t>________________________________________________________________</w:t>
+      </w:r>
+    </w:p>
+    <w:p>
+      <w:pPr>
+        <w:pStyle w:val="ListBullet"/>
+      </w:pPr>
+      <w:r>
+        <w:t>Hint if needed: Read the steps in the pictorial case. Match the supplied detail to the stage that performs or records it.</w:t>
+      </w:r>
+    </w:p>
+    <w:p>
+      <w:pPr>
+        <w:pStyle w:val="Heading2"/>
+      </w:pPr>
+      <w:r>
+        <w:t>Check the first explanation · reference / check after trying</w:t>
+      </w:r>
+    </w:p>
+    <w:p>
+      <w:pPr>
+        <w:spacing w:line="336" w:lineRule="auto" w:after="180"/>
+      </w:pPr>
+      <w:r>
+        <w:rPr>
+          <w:b w:val="0"/>
+        </w:rPr>
+        <w:t xml:space="preserve">After your attempt, compare with the supported explanation: Unknown character For books book!, the ! at position 10 has no </w:t>
+      </w:r>
+      <w:r>
+        <w:rPr>
+          <w:b/>
+        </w:rPr>
+        <w:t>token</w:t>
+      </w:r>
+      <w:r>
+        <w:rPr>
+          <w:b w:val="0"/>
+        </w:rPr>
+        <w:t>: stop with error.</w:t>
+      </w:r>
+    </w:p>
+    <w:p>
+      <w:pPr>
+        <w:spacing w:line="336" w:lineRule="auto" w:after="180"/>
+      </w:pPr>
+      <w:r>
+        <w:rPr>
+          <w:b w:val="0"/>
+        </w:rPr>
+        <w:t xml:space="preserve">A </w:t>
+      </w:r>
+      <w:r>
+        <w:rPr>
+          <w:b/>
+        </w:rPr>
+        <w:t>token</w:t>
+      </w:r>
+      <w:r>
+        <w:rPr>
+          <w:b w:val="0"/>
+        </w:rPr>
+        <w:t xml:space="preserve"> is defined by the </w:t>
+      </w:r>
+      <w:r>
+        <w:rPr>
+          <w:b/>
+        </w:rPr>
+        <w:t>vocabulary</w:t>
+      </w:r>
+      <w:r>
+        <w:rPr>
+          <w:b w:val="0"/>
+        </w:rPr>
+        <w:t xml:space="preserve"> and </w:t>
+      </w:r>
+      <w:r>
+        <w:rPr>
+          <w:b/>
+        </w:rPr>
+        <w:t>encoding</w:t>
+      </w:r>
+      <w:r>
+        <w:rPr>
+          <w:b w:val="0"/>
+        </w:rPr>
+        <w:t xml:space="preserve"> rule; it need not be one word or one character. Longest matching matters where </w:t>
+      </w:r>
+      <w:r>
+        <w:rPr>
+          <w:b/>
+        </w:rPr>
+        <w:t>vocabulary</w:t>
+      </w:r>
+      <w:r>
+        <w:rPr>
+          <w:b w:val="0"/>
+        </w:rPr>
+        <w:t xml:space="preserve"> entries overlap. Counting text </w:t>
+      </w:r>
+      <w:r>
+        <w:rPr>
+          <w:b/>
+        </w:rPr>
+        <w:t>token</w:t>
+      </w:r>
+      <w:r>
+        <w:rPr>
+          <w:b w:val="0"/>
+        </w:rPr>
+        <w:t>s here does not count letters.</w:t>
+      </w:r>
+    </w:p>
+    <w:p>
+      <w:pPr>
+        <w:spacing w:line="336" w:lineRule="auto" w:after="180"/>
+      </w:pPr>
+      <w:r>
+        <w:rPr>
+          <w:b w:val="0"/>
+        </w:rPr>
+        <w:t xml:space="preserve">Preserve spaces during </w:t>
+      </w:r>
+      <w:r>
+        <w:rPr>
+          <w:b/>
+        </w:rPr>
+        <w:t>decoding</w:t>
+      </w:r>
+      <w:r>
+        <w:rPr>
+          <w:b w:val="0"/>
+        </w:rPr>
+        <w:t xml:space="preserve"> so the reconstructed text matches the original exactly.</w:t>
+      </w:r>
+    </w:p>
+    <w:p>
+      <w:pPr>
+        <w:pStyle w:val="Heading2"/>
+      </w:pPr>
+      <w:r>
+        <w:t>Changed-case question</w:t>
+      </w:r>
+    </w:p>
+    <w:p>
+      <w:pPr>
+        <w:pStyle w:val="Heading3"/>
+      </w:pPr>
+      <w:r>
+        <w:t>Practice 2: explain the deciding evidence</w:t>
+      </w:r>
+    </w:p>
+    <w:p>
+      <w:pPr>
+        <w:pStyle w:val="ListBullet"/>
+      </w:pPr>
+      <w:r>
+        <w:t>Changed-case practice: Use a character vocabulary covering b,o,k,s and space instead. Which conclusion is supported by the supplied facts?</w:t>
+      </w:r>
+    </w:p>
+    <w:p>
+      <w:pPr>
+        <w:pStyle w:val="ListBullet"/>
+      </w:pPr>
+      <w:r>
+        <w:t>1. This one example guarantees correct results for every future input.</w:t>
+      </w:r>
+    </w:p>
+    <w:p>
+      <w:pPr>
+        <w:pStyle w:val="ListBullet"/>
+      </w:pPr>
+      <w:r>
+        <w:t>2. We can decide the result without examining the changed input or the procedure.</w:t>
+      </w:r>
+    </w:p>
+    <w:p>
+      <w:pPr>
+        <w:pStyle w:val="ListBullet"/>
+      </w:pPr>
+      <w:r>
+        <w:t>3. The same phrase uses ten character tokens.</w:t>
+      </w:r>
+    </w:p>
+    <w:p>
+      <w:pPr>
+        <w:pStyle w:val="Heading3"/>
+      </w:pPr>
+      <w:r>
+        <w:t>My selected conclusion, deciding fact and explanation</w:t>
+      </w:r>
+    </w:p>
+    <w:p>
+      <w:r>
+        <w:t>________________________________________________________________</w:t>
+      </w:r>
+    </w:p>
+    <w:p>
+      <w:r>
+        <w:t>________________________________________________________________</w:t>
+      </w:r>
+    </w:p>
+    <w:p>
+      <w:r>
+        <w:t>________________________________________________________________</w:t>
+      </w:r>
+    </w:p>
+    <w:p>
+      <w:r>
+        <w:t>________________________________________________________________</w:t>
+      </w:r>
+    </w:p>
+    <w:p>
+      <w:r>
+        <w:t>________________________________________________________________</w:t>
+      </w:r>
+    </w:p>
+    <w:p>
+      <w:pPr>
+        <w:pStyle w:val="ListBullet"/>
+      </w:pPr>
+      <w:r>
+        <w:t>Hint if needed: Use the changed condition and the deciding step in the pictorial trace. The answer must say what follows from those facts.</w:t>
+      </w:r>
+    </w:p>
+    <w:p>
+      <w:pPr>
+        <w:pStyle w:val="Heading2"/>
+      </w:pPr>
+      <w:r>
+        <w:t>Check the changed case · reference / check after trying</w:t>
+      </w:r>
+    </w:p>
+    <w:p>
+      <w:pPr>
+        <w:spacing w:line="336" w:lineRule="auto" w:after="180"/>
+      </w:pPr>
+      <w:r>
+        <w:rPr>
+          <w:b w:val="0"/>
+        </w:rPr>
+        <w:t xml:space="preserve">After your attempt, compare with the supported explanation: The same phrase uses ten character </w:t>
+      </w:r>
+      <w:r>
+        <w:rPr>
+          <w:b/>
+        </w:rPr>
+        <w:t>token</w:t>
+      </w:r>
+      <w:r>
+        <w:rPr>
+          <w:b w:val="0"/>
+        </w:rPr>
+        <w:t>s. There are five letters, one space and four letters; its decoded text remains unchanged.</w:t>
+      </w:r>
+    </w:p>
+    <w:p>
+      <w:pPr>
+        <w:pStyle w:val="Heading2"/>
+      </w:pPr>
+      <w:r>
+        <w:t>Repair and save your work</w:t>
+      </w:r>
+    </w:p>
+    <w:p>
+      <w:pPr>
+        <w:spacing w:line="336" w:lineRule="auto" w:after="180"/>
+      </w:pPr>
+      <w:r>
+        <w:rPr>
+          <w:b w:val="0"/>
+        </w:rPr>
+        <w:t>Review Feedback Loops (ai-2/24). Goal: Implement a deterministic recommender. Short practice: What extra field would reveal why comparing raw clicks is misleading?. Return to this week and explain what you changed.</w:t>
+      </w:r>
+    </w:p>
+    <w:p>
+      <w:pPr>
+        <w:spacing w:line="336" w:lineRule="auto" w:after="180"/>
+      </w:pPr>
+      <w:r>
+        <w:rPr>
+          <w:b w:val="0"/>
+        </w:rPr>
+        <w:t xml:space="preserve">Review Nearest Neighbor Reasoning (ai-2/22). Goal: Compute absolute distances and rank </w:t>
+      </w:r>
+      <w:r>
+        <w:rPr>
+          <w:b/>
+        </w:rPr>
+        <w:t>training</w:t>
+      </w:r>
+      <w:r>
+        <w:rPr>
+          <w:b w:val="0"/>
+        </w:rPr>
+        <w:t xml:space="preserve"> neighbours. Short practice: Why do k=1 and k=3 disagree for the original query?. Return to this week and explain what you changed.</w:t>
+      </w:r>
+    </w:p>
+    <w:p>
+      <w:pPr>
+        <w:spacing w:line="336" w:lineRule="auto" w:after="180"/>
+      </w:pPr>
+      <w:r>
+        <w:rPr>
+          <w:b w:val="0"/>
+        </w:rPr>
+        <w:t xml:space="preserve">Review Sampling and Representation (ai-2/19). Goal: Define a question and target population. Short practice: Can </w:t>
+      </w:r>
+      <w:r>
+        <w:rPr>
+          <w:b/>
+        </w:rPr>
+        <w:t>80%</w:t>
+      </w:r>
+      <w:r>
+        <w:rPr>
+          <w:b w:val="0"/>
+        </w:rPr>
+        <w:t xml:space="preserve"> response be reported as </w:t>
+      </w:r>
+      <w:r>
+        <w:rPr>
+          <w:b/>
+        </w:rPr>
+        <w:t>80%</w:t>
+      </w:r>
+      <w:r>
+        <w:rPr>
+          <w:b w:val="0"/>
+        </w:rPr>
+        <w:t xml:space="preserve"> of the whole grade responding?. Return to this week and explain what you changed.</w:t>
+      </w:r>
+    </w:p>
+    <w:p>
+      <w:pPr>
+        <w:spacing w:line="336" w:lineRule="auto" w:after="180"/>
+      </w:pPr>
+      <w:r>
+        <w:rPr>
+          <w:b w:val="0"/>
+        </w:rPr>
+        <w:t xml:space="preserve">Use Download completed work in the hosted lesson to export your answers, reflections, practice feedback and code-run </w:t>
+      </w:r>
+      <w:r>
+        <w:rPr>
+          <w:b/>
+        </w:rPr>
+        <w:t>evidence</w:t>
+      </w:r>
+      <w:r>
+        <w:rPr>
+          <w:b w:val="0"/>
+        </w:rPr>
+        <w:t>. Open the HTML copy to read or print it.</w:t>
+      </w:r>
+    </w:p>
+    <w:p>
+      <w:pPr>
+        <w:spacing w:line="336" w:lineRule="auto" w:after="180"/>
+      </w:pPr>
+      <w:r>
+        <w:rPr>
+          <w:b w:val="0"/>
+        </w:rPr>
+        <w:t>Drafts stay in this browser when storage is available; clear drafts on a shared device.</w:t>
+      </w:r>
+    </w:p>
+    <w:p>
+      <w:pPr>
+        <w:pStyle w:val="Heading3"/>
+      </w:pPr>
+      <w:r>
+        <w:t>What I repaired, the evidence I kept and the next test</w:t>
+      </w:r>
+    </w:p>
+    <w:p>
+      <w:r>
+        <w:t>________________________________________________________________</w:t>
+      </w:r>
+    </w:p>
+    <w:p>
+      <w:r>
+        <w:t>________________________________________________________________</w:t>
+      </w:r>
+    </w:p>
+    <w:p>
+      <w:r>
+        <w:t>________________________________________________________________</w:t>
+      </w:r>
+    </w:p>
+    <w:p>
+      <w:r>
+        <w:t>________________________________________________________________</w:t>
+      </w:r>
+    </w:p>
+    <w:p>
+      <w:r>
+        <w:t>________________________________________________________________</w:t>
+      </w:r>
+    </w:p>
+    <w:p>
+      <w:pPr>
+        <w:pStyle w:val="Heading2"/>
+      </w:pPr>
+      <w:r>
+        <w:t>Earlier wording, alternatives and picture transcripts · reference / check after trying</w:t>
       </w:r>
     </w:p>
     <w:p>
@@ -2287,116 +2915,10 @@
     </w:p>
     <w:p>
       <w:pPr>
-        <w:spacing w:line="336" w:lineRule="auto" w:after="180"/>
-      </w:pPr>
-      <w:r>
-        <w:rPr>
-          <w:b w:val="0"/>
-        </w:rPr>
-        <w:t xml:space="preserve">A fictional </w:t>
-      </w:r>
-      <w:r>
-        <w:rPr>
-          <w:b/>
-        </w:rPr>
-        <w:t>token</w:t>
-      </w:r>
-      <w:r>
-        <w:rPr>
-          <w:b w:val="0"/>
-        </w:rPr>
-        <w:t xml:space="preserve">izer converts a short catalogue phrase into </w:t>
-      </w:r>
-      <w:r>
-        <w:rPr>
-          <w:b/>
-        </w:rPr>
-        <w:t>token</w:t>
-      </w:r>
-      <w:r>
-        <w:rPr>
-          <w:b w:val="0"/>
-        </w:rPr>
-        <w:t>s.</w:t>
-      </w:r>
-    </w:p>
-    <w:p>
-      <w:pPr>
         <w:pStyle w:val="Heading3"/>
       </w:pPr>
       <w:r>
-        <w:t>Practice 1: explain the deciding evidence</w:t>
-      </w:r>
-    </w:p>
-    <w:p>
-      <w:pPr>
-        <w:spacing w:line="336" w:lineRule="auto" w:after="180"/>
-      </w:pPr>
-      <w:r>
-        <w:rPr>
-          <w:b w:val="0"/>
-        </w:rPr>
-        <w:t xml:space="preserve">Which labelled step matches this detail? For books book!, the ! at position 10 has no </w:t>
-      </w:r>
-      <w:r>
-        <w:rPr>
-          <w:b/>
-        </w:rPr>
-        <w:t>token</w:t>
-      </w:r>
-      <w:r>
-        <w:rPr>
-          <w:b w:val="0"/>
-        </w:rPr>
-        <w:t>: stop with error.</w:t>
-      </w:r>
-    </w:p>
-    <w:p>
-      <w:pPr>
-        <w:spacing w:line="336" w:lineRule="auto" w:after="180"/>
-        <w:shd w:fill="F4F9FC"/>
-      </w:pPr>
-      <w:r>
-        <w:rPr>
-          <w:b w:val="0"/>
-        </w:rPr>
-        <w:t>1. Unknown character</w:t>
-      </w:r>
-    </w:p>
-    <w:p>
-      <w:pPr>
-        <w:spacing w:line="336" w:lineRule="auto" w:after="180"/>
-        <w:shd w:fill="F4F9FC"/>
-      </w:pPr>
-      <w:r>
-        <w:rPr>
-          <w:b w:val="0"/>
-        </w:rPr>
-        <w:t>2. Decode</w:t>
-      </w:r>
-    </w:p>
-    <w:p>
-      <w:pPr>
-        <w:spacing w:line="336" w:lineRule="auto" w:after="180"/>
-        <w:shd w:fill="F4F9FC"/>
-      </w:pPr>
-      <w:r>
-        <w:rPr>
-          <w:b w:val="0"/>
-        </w:rPr>
-        <w:t>3. Encode phrase</w:t>
-      </w:r>
-    </w:p>
-    <w:p>
-      <w:pPr>
-        <w:spacing w:line="336" w:lineRule="auto" w:after="180"/>
-        <w:shd w:fill="F4F9FC"/>
-      </w:pPr>
-      <w:r>
-        <w:rPr>
-          <w:b w:val="0"/>
-        </w:rPr>
-        <w:t>4. Read prefix</w:t>
+        <w:t>Repair a missing building block</w:t>
       </w:r>
     </w:p>
     <w:p>
@@ -2404,547 +2926,25 @@
         <w:pStyle w:val="Heading3"/>
       </w:pPr>
       <w:r>
-        <w:t>My selected conclusion, deciding fact and explanation</w:t>
-      </w:r>
-    </w:p>
-    <w:p>
-      <w:r>
-        <w:t>________________________________________________________________</w:t>
-      </w:r>
-    </w:p>
-    <w:p>
-      <w:r>
-        <w:t>________________________________________________________________</w:t>
-      </w:r>
-    </w:p>
-    <w:p>
-      <w:r>
-        <w:t>________________________________________________________________</w:t>
-      </w:r>
-    </w:p>
-    <w:p>
-      <w:r>
-        <w:t>________________________________________________________________</w:t>
-      </w:r>
-    </w:p>
-    <w:p>
-      <w:r>
-        <w:t>________________________________________________________________</w:t>
-      </w:r>
-    </w:p>
-    <w:p>
-      <w:pPr>
-        <w:pStyle w:val="Heading3"/>
-      </w:pPr>
-      <w:r>
-        <w:t>Hint · try first</w:t>
-      </w:r>
-    </w:p>
-    <w:p>
-      <w:pPr>
-        <w:spacing w:line="336" w:lineRule="auto" w:after="180"/>
-        <w:shd w:fill="F1F6F8"/>
-      </w:pPr>
-      <w:r>
-        <w:rPr>
-          <w:b w:val="0"/>
-        </w:rPr>
-        <w:t>Hint if needed: Read the steps in the pictorial case. Match the supplied detail to the stage that performs or records it.</w:t>
-      </w:r>
-    </w:p>
-    <w:p>
-      <w:pPr>
-        <w:pStyle w:val="Heading3"/>
-      </w:pPr>
-      <w:r>
-        <w:t>Feedback · compare after trying</w:t>
-      </w:r>
-    </w:p>
-    <w:p>
-      <w:pPr>
-        <w:spacing w:line="336" w:lineRule="auto" w:after="180"/>
-        <w:shd w:fill="F1F6FC"/>
-      </w:pPr>
-      <w:r>
-        <w:rPr>
-          <w:b w:val="0"/>
-        </w:rPr>
-        <w:t xml:space="preserve">After your attempt, compare with the supported explanation: Unknown character For books book!, the ! at position 10 has no </w:t>
-      </w:r>
-      <w:r>
-        <w:rPr>
-          <w:b/>
-        </w:rPr>
-        <w:t>token</w:t>
-      </w:r>
-      <w:r>
-        <w:rPr>
-          <w:b w:val="0"/>
-        </w:rPr>
-        <w:t>: stop with error.</w:t>
-      </w:r>
-    </w:p>
-    <w:p>
-      <w:pPr>
-        <w:spacing w:line="336" w:lineRule="auto" w:after="180"/>
-        <w:shd w:fill="F1F6FC"/>
-      </w:pPr>
-      <w:r>
-        <w:rPr>
-          <w:b w:val="0"/>
-        </w:rPr>
-        <w:t xml:space="preserve">A </w:t>
-      </w:r>
-      <w:r>
-        <w:rPr>
-          <w:b/>
-        </w:rPr>
-        <w:t>token</w:t>
-      </w:r>
-      <w:r>
-        <w:rPr>
-          <w:b w:val="0"/>
-        </w:rPr>
-        <w:t xml:space="preserve"> is defined by the </w:t>
-      </w:r>
-      <w:r>
-        <w:rPr>
-          <w:b/>
-        </w:rPr>
-        <w:t>vocabulary</w:t>
-      </w:r>
-      <w:r>
-        <w:rPr>
-          <w:b w:val="0"/>
-        </w:rPr>
-        <w:t xml:space="preserve"> and </w:t>
-      </w:r>
-      <w:r>
-        <w:rPr>
-          <w:b/>
-        </w:rPr>
-        <w:t>encoding</w:t>
-      </w:r>
-      <w:r>
-        <w:rPr>
-          <w:b w:val="0"/>
-        </w:rPr>
-        <w:t xml:space="preserve"> rule; it need not be one word or one character. Longest matching matters where </w:t>
-      </w:r>
-      <w:r>
-        <w:rPr>
-          <w:b/>
-        </w:rPr>
-        <w:t>vocabulary</w:t>
-      </w:r>
-      <w:r>
-        <w:rPr>
-          <w:b w:val="0"/>
-        </w:rPr>
-        <w:t xml:space="preserve"> entries overlap. Counting text </w:t>
-      </w:r>
-      <w:r>
-        <w:rPr>
-          <w:b/>
-        </w:rPr>
-        <w:t>token</w:t>
-      </w:r>
-      <w:r>
-        <w:rPr>
-          <w:b w:val="0"/>
-        </w:rPr>
-        <w:t>s here does not count letters.</w:t>
-      </w:r>
-    </w:p>
-    <w:p>
-      <w:pPr>
-        <w:spacing w:line="336" w:lineRule="auto" w:after="180"/>
-        <w:shd w:fill="F1F6FC"/>
-      </w:pPr>
-      <w:r>
-        <w:rPr>
-          <w:b w:val="0"/>
-        </w:rPr>
-        <w:t xml:space="preserve">Preserve spaces during </w:t>
-      </w:r>
-      <w:r>
-        <w:rPr>
-          <w:b/>
-        </w:rPr>
-        <w:t>decoding</w:t>
-      </w:r>
-      <w:r>
-        <w:rPr>
-          <w:b w:val="0"/>
-        </w:rPr>
-        <w:t xml:space="preserve"> so the reconstructed text matches the original exactly.</w:t>
-      </w:r>
-    </w:p>
-    <w:p>
-      <w:pPr>
-        <w:pStyle w:val="Heading3"/>
-      </w:pPr>
-      <w:r>
-        <w:t>Practice 2: explain the deciding evidence</w:t>
-      </w:r>
-    </w:p>
-    <w:p>
-      <w:pPr>
-        <w:pStyle w:val="Heading3"/>
-      </w:pPr>
-      <w:r>
-        <w:t>Changed case · predict first</w:t>
-      </w:r>
-    </w:p>
-    <w:p>
-      <w:pPr>
-        <w:spacing w:line="336" w:lineRule="auto" w:after="180"/>
-        <w:shd w:fill="F5F1FB"/>
-      </w:pPr>
-      <w:r>
-        <w:rPr>
-          <w:b w:val="0"/>
-        </w:rPr>
-        <w:t xml:space="preserve">Changed-case practice: Use a character </w:t>
-      </w:r>
-      <w:r>
-        <w:rPr>
-          <w:b/>
-        </w:rPr>
-        <w:t>vocabulary</w:t>
-      </w:r>
-      <w:r>
-        <w:rPr>
-          <w:b w:val="0"/>
-        </w:rPr>
-        <w:t xml:space="preserve"> covering b,o,k,s and space instead. Which conclusion is supported by the supplied facts?</w:t>
-      </w:r>
-    </w:p>
-    <w:p>
-      <w:pPr>
-        <w:spacing w:line="336" w:lineRule="auto" w:after="180"/>
-        <w:shd w:fill="F4F9FC"/>
-      </w:pPr>
-      <w:r>
-        <w:rPr>
-          <w:b w:val="0"/>
-        </w:rPr>
-        <w:t xml:space="preserve">1. This one example guarantees correct results for every future </w:t>
-      </w:r>
-      <w:r>
-        <w:rPr>
-          <w:b/>
-        </w:rPr>
-        <w:t>input</w:t>
-      </w:r>
-      <w:r>
-        <w:rPr>
-          <w:b w:val="0"/>
-        </w:rPr>
-        <w:t>.</w:t>
-      </w:r>
-    </w:p>
-    <w:p>
-      <w:pPr>
-        <w:spacing w:line="336" w:lineRule="auto" w:after="180"/>
-        <w:shd w:fill="F4F9FC"/>
-      </w:pPr>
-      <w:r>
-        <w:rPr>
-          <w:b w:val="0"/>
-        </w:rPr>
-        <w:t xml:space="preserve">2. We can decide the result without examining the changed </w:t>
-      </w:r>
-      <w:r>
-        <w:rPr>
-          <w:b/>
-        </w:rPr>
-        <w:t>input</w:t>
-      </w:r>
-      <w:r>
-        <w:rPr>
-          <w:b w:val="0"/>
-        </w:rPr>
-        <w:t xml:space="preserve"> or the procedure.</w:t>
-      </w:r>
-    </w:p>
-    <w:p>
-      <w:pPr>
-        <w:spacing w:line="336" w:lineRule="auto" w:after="180"/>
-        <w:shd w:fill="F4F9FC"/>
-      </w:pPr>
-      <w:r>
-        <w:rPr>
-          <w:b w:val="0"/>
-        </w:rPr>
-        <w:t xml:space="preserve">3. The same phrase uses ten character </w:t>
-      </w:r>
-      <w:r>
-        <w:rPr>
-          <w:b/>
-        </w:rPr>
-        <w:t>token</w:t>
-      </w:r>
-      <w:r>
-        <w:rPr>
-          <w:b w:val="0"/>
-        </w:rPr>
-        <w:t>s.</w:t>
-      </w:r>
-    </w:p>
-    <w:p>
-      <w:pPr>
-        <w:pStyle w:val="Heading3"/>
-      </w:pPr>
-      <w:r>
-        <w:t>My selected conclusion, deciding fact and explanation</w:t>
-      </w:r>
-    </w:p>
-    <w:p>
-      <w:r>
-        <w:t>________________________________________________________________</w:t>
-      </w:r>
-    </w:p>
-    <w:p>
-      <w:r>
-        <w:t>________________________________________________________________</w:t>
-      </w:r>
-    </w:p>
-    <w:p>
-      <w:r>
-        <w:t>________________________________________________________________</w:t>
-      </w:r>
-    </w:p>
-    <w:p>
-      <w:r>
-        <w:t>________________________________________________________________</w:t>
-      </w:r>
-    </w:p>
-    <w:p>
-      <w:r>
-        <w:t>________________________________________________________________</w:t>
-      </w:r>
-    </w:p>
-    <w:p>
-      <w:pPr>
-        <w:pStyle w:val="Heading3"/>
-      </w:pPr>
-      <w:r>
-        <w:t>Hint · try first</w:t>
-      </w:r>
-    </w:p>
-    <w:p>
-      <w:pPr>
-        <w:spacing w:line="336" w:lineRule="auto" w:after="180"/>
-        <w:shd w:fill="F1F6F8"/>
-      </w:pPr>
-      <w:r>
-        <w:rPr>
-          <w:b w:val="0"/>
-        </w:rPr>
-        <w:t>Hint if needed: Use the changed condition and the deciding step in the pictorial trace. The answer must say what follows from those facts.</w:t>
-      </w:r>
-    </w:p>
-    <w:p>
-      <w:pPr>
-        <w:pStyle w:val="Heading3"/>
-      </w:pPr>
-      <w:r>
-        <w:t>Feedback · compare after trying</w:t>
-      </w:r>
-    </w:p>
-    <w:p>
-      <w:pPr>
-        <w:spacing w:line="336" w:lineRule="auto" w:after="180"/>
-        <w:shd w:fill="F1F6FC"/>
-      </w:pPr>
-      <w:r>
-        <w:rPr>
-          <w:b w:val="0"/>
-        </w:rPr>
-        <w:t xml:space="preserve">After your attempt, compare with the supported explanation: The same phrase uses ten character </w:t>
-      </w:r>
-      <w:r>
-        <w:rPr>
-          <w:b/>
-        </w:rPr>
-        <w:t>token</w:t>
-      </w:r>
-      <w:r>
-        <w:rPr>
-          <w:b w:val="0"/>
-        </w:rPr>
-        <w:t>s. There are five letters, one space and four letters; its decoded text remains unchanged.</w:t>
-      </w:r>
-    </w:p>
-    <w:p>
-      <w:pPr>
-        <w:pStyle w:val="Heading3"/>
-      </w:pPr>
-      <w:r>
-        <w:t>Repair a missing building block</w:t>
-      </w:r>
-    </w:p>
-    <w:p>
-      <w:pPr>
-        <w:spacing w:line="336" w:lineRule="auto" w:after="180"/>
-      </w:pPr>
-      <w:r>
-        <w:rPr>
-          <w:b w:val="0"/>
-        </w:rPr>
-        <w:t>Review Feedback Loops (ai-2/24). Goal: Implement a deterministic recommender. Short practice: What extra field would reveal why comparing raw clicks is misleading?. Return to this week and explain what you changed.</w:t>
-      </w:r>
-    </w:p>
-    <w:p>
-      <w:pPr>
-        <w:spacing w:line="336" w:lineRule="auto" w:after="180"/>
-      </w:pPr>
-      <w:r>
-        <w:rPr>
-          <w:b w:val="0"/>
-        </w:rPr>
-        <w:t xml:space="preserve">Review Nearest Neighbor Reasoning (ai-2/22). Goal: Compute absolute distances and rank </w:t>
-      </w:r>
-      <w:r>
-        <w:rPr>
-          <w:b/>
-        </w:rPr>
-        <w:t>training</w:t>
-      </w:r>
-      <w:r>
-        <w:rPr>
-          <w:b w:val="0"/>
-        </w:rPr>
-        <w:t xml:space="preserve"> neighbours. Short practice: Why do k=1 and k=3 disagree for the original query?. Return to this week and explain what you changed.</w:t>
-      </w:r>
-    </w:p>
-    <w:p>
-      <w:pPr>
-        <w:spacing w:line="336" w:lineRule="auto" w:after="180"/>
-      </w:pPr>
-      <w:r>
-        <w:rPr>
-          <w:b w:val="0"/>
-        </w:rPr>
-        <w:t xml:space="preserve">Review Sampling and Representation (ai-2/19). Goal: Define a question and target population. Short practice: Can </w:t>
-      </w:r>
-      <w:r>
-        <w:rPr>
-          <w:b/>
-        </w:rPr>
-        <w:t>80%</w:t>
-      </w:r>
-      <w:r>
-        <w:rPr>
-          <w:b w:val="0"/>
-        </w:rPr>
-        <w:t xml:space="preserve"> response be reported as </w:t>
-      </w:r>
-      <w:r>
-        <w:rPr>
-          <w:b/>
-        </w:rPr>
-        <w:t>80%</w:t>
-      </w:r>
-      <w:r>
-        <w:rPr>
-          <w:b w:val="0"/>
-        </w:rPr>
-        <w:t xml:space="preserve"> of the whole grade responding?. Return to this week and explain what you changed.</w:t>
-      </w:r>
-    </w:p>
-    <w:p>
-      <w:pPr>
-        <w:pStyle w:val="Heading3"/>
-      </w:pPr>
-      <w:r>
         <w:t>Keep your completed work</w:t>
       </w:r>
     </w:p>
     <w:p>
       <w:pPr>
-        <w:spacing w:line="336" w:lineRule="auto" w:after="180"/>
-      </w:pPr>
-      <w:r>
-        <w:rPr>
-          <w:b w:val="0"/>
-        </w:rPr>
-        <w:t xml:space="preserve">Use Download completed work in the hosted lesson to export your answers, reflections, practice feedback and code-run </w:t>
-      </w:r>
-      <w:r>
-        <w:rPr>
-          <w:b/>
-        </w:rPr>
-        <w:t>evidence</w:t>
-      </w:r>
-      <w:r>
-        <w:rPr>
-          <w:b w:val="0"/>
-        </w:rPr>
-        <w:t>. Open the HTML copy to read or print it.</w:t>
-      </w:r>
-    </w:p>
-    <w:p>
-      <w:pPr>
-        <w:spacing w:line="336" w:lineRule="auto" w:after="180"/>
-      </w:pPr>
-      <w:r>
-        <w:rPr>
-          <w:b w:val="0"/>
-        </w:rPr>
-        <w:t>Drafts stay in this browser when storage is available; clear drafts on a shared device.</w:t>
-      </w:r>
-    </w:p>
-    <w:p>
-      <w:pPr>
-        <w:pStyle w:val="Heading3"/>
-      </w:pPr>
-      <w:r>
-        <w:t>What I repaired, the evidence I kept and the next test</w:t>
-      </w:r>
-    </w:p>
-    <w:p>
-      <w:r>
-        <w:t>________________________________________________________________</w:t>
-      </w:r>
-    </w:p>
-    <w:p>
-      <w:r>
-        <w:t>________________________________________________________________</w:t>
-      </w:r>
-    </w:p>
-    <w:p>
-      <w:r>
-        <w:t>________________________________________________________________</w:t>
-      </w:r>
-    </w:p>
-    <w:p>
-      <w:r>
-        <w:t>________________________________________________________________</w:t>
-      </w:r>
-    </w:p>
-    <w:p>
-      <w:r>
-        <w:t>________________________________________________________________</w:t>
-      </w:r>
-    </w:p>
-    <w:p>
-      <w:pPr>
         <w:pStyle w:val="Heading1"/>
       </w:pPr>
       <w:r>
-        <w:t>21. Visual concept journey</w:t>
-      </w:r>
-    </w:p>
-    <w:p>
-      <w:r>
-        <w:t>Explain each Text as Pieces picture from its labels, then record a relevant limit.</w:t>
-      </w:r>
-    </w:p>
-    <w:p>
-      <w:pPr>
-        <w:pStyle w:val="Heading3"/>
+        <w:t>21. Reference · Six-picture response sheets</w:t>
+      </w:r>
+    </w:p>
+    <w:p>
+      <w:r>
+        <w:t>Choose the image that helps rather than repeating all six.</w:t>
+      </w:r>
+    </w:p>
+    <w:p>
+      <w:pPr>
+        <w:pStyle w:val="Heading2"/>
       </w:pPr>
       <w:r>
         <w:t>01. Text as Pieces: the case</w:t>
@@ -3059,7 +3059,6 @@
     <w:p>
       <w:pPr>
         <w:spacing w:line="336" w:lineRule="auto" w:after="180"/>
-        <w:shd w:fill="F5F1FB"/>
       </w:pPr>
       <w:r>
         <w:rPr>
@@ -3098,7 +3097,7 @@
     </w:p>
     <w:p>
       <w:pPr>
-        <w:pStyle w:val="Heading3"/>
+        <w:pStyle w:val="Heading2"/>
       </w:pPr>
       <w:r>
         <w:t>02. Follow the deciding steps</w:t>
@@ -3202,7 +3201,6 @@
     <w:p>
       <w:pPr>
         <w:spacing w:line="336" w:lineRule="auto" w:after="180"/>
-        <w:shd w:fill="F5F1FB"/>
       </w:pPr>
       <w:r>
         <w:rPr>
@@ -3253,7 +3251,7 @@
     </w:p>
     <w:p>
       <w:pPr>
-        <w:pStyle w:val="Heading3"/>
+        <w:pStyle w:val="Heading2"/>
       </w:pPr>
       <w:r>
         <w:t>03. Keep the evidence roles separate</w:t>
@@ -3362,7 +3360,6 @@
     <w:p>
       <w:pPr>
         <w:spacing w:line="336" w:lineRule="auto" w:after="180"/>
-        <w:shd w:fill="F5F1FB"/>
       </w:pPr>
       <w:r>
         <w:rPr>
@@ -3401,7 +3398,7 @@
     </w:p>
     <w:p>
       <w:pPr>
-        <w:pStyle w:val="Heading3"/>
+        <w:pStyle w:val="Heading2"/>
       </w:pPr>
       <w:r>
         <w:t>04. Change one thing. Trace what follows.</w:t>
@@ -3504,7 +3501,6 @@
     <w:p>
       <w:pPr>
         <w:spacing w:line="336" w:lineRule="auto" w:after="180"/>
-        <w:shd w:fill="F5F1FB"/>
       </w:pPr>
       <w:r>
         <w:rPr>
@@ -3543,7 +3539,7 @@
     </w:p>
     <w:p>
       <w:pPr>
-        <w:pStyle w:val="Heading3"/>
+        <w:pStyle w:val="Heading2"/>
       </w:pPr>
       <w:r>
         <w:t>05. Connect the explanation to its limit</w:t>
@@ -3718,7 +3714,6 @@
     <w:p>
       <w:pPr>
         <w:spacing w:line="336" w:lineRule="auto" w:after="180"/>
-        <w:shd w:fill="F5F1FB"/>
       </w:pPr>
       <w:r>
         <w:rPr>
@@ -3757,7 +3752,7 @@
     </w:p>
     <w:p>
       <w:pPr>
-        <w:pStyle w:val="Heading3"/>
+        <w:pStyle w:val="Heading2"/>
       </w:pPr>
       <w:r>
         <w:t>06. Make the idea visible in your project</w:t>
@@ -3848,7 +3843,6 @@
     <w:p>
       <w:pPr>
         <w:spacing w:line="336" w:lineRule="auto" w:after="180"/>
-        <w:shd w:fill="F5F1FB"/>
       </w:pPr>
       <w:r>
         <w:rPr>
@@ -3895,6 +3889,62 @@
     <w:p>
       <w:r>
         <w:t>________________________________________________________________</w:t>
+      </w:r>
+    </w:p>
+    <w:p>
+      <w:pPr>
+        <w:pStyle w:val="Heading2"/>
+      </w:pPr>
+      <w:r>
+        <w:t>Earlier wording, alternatives and picture transcripts · reference / check after trying</w:t>
+      </w:r>
+    </w:p>
+    <w:p>
+      <w:pPr>
+        <w:pStyle w:val="Heading3"/>
+      </w:pPr>
+      <w:r>
+        <w:t>01. Text as Pieces: the case</w:t>
+      </w:r>
+    </w:p>
+    <w:p>
+      <w:pPr>
+        <w:pStyle w:val="Heading3"/>
+      </w:pPr>
+      <w:r>
+        <w:t>02. Follow the deciding steps</w:t>
+      </w:r>
+    </w:p>
+    <w:p>
+      <w:pPr>
+        <w:pStyle w:val="Heading3"/>
+      </w:pPr>
+      <w:r>
+        <w:t>03. Keep the evidence roles separate</w:t>
+      </w:r>
+    </w:p>
+    <w:p>
+      <w:pPr>
+        <w:pStyle w:val="Heading3"/>
+      </w:pPr>
+      <w:r>
+        <w:t>04. Change one thing. Trace what follows.</w:t>
+      </w:r>
+    </w:p>
+    <w:p>
+      <w:pPr>
+        <w:pStyle w:val="Heading3"/>
+      </w:pPr>
+      <w:r>
+        <w:t>05. Connect the explanation to its limit</w:t>
+      </w:r>
+    </w:p>
+    <w:p>
+      <w:pPr>
+        <w:pStyle w:val="Heading3"/>
+      </w:pPr>
+      <w:r>
+        <w:t>06. Make the idea visible in your project</w:t>
       </w:r>
     </w:p>
     <w:sectPr>
